--- a/docx/sermon_003_ENGLISH.docx
+++ b/docx/sermon_003_ENGLISH.docx
@@ -205,7 +205,7 @@
           <w:i w:val="0"/>
           <w:sz w:val="24"/>
         </w:rPr>
-        <w:t>Our Father, the Teacher of the Three Worlds, the Fully Self-Awakened One, having practiced difficult austerities for six years, discovered the Path to Nibbāna, namely, the Four Noble Truths. He first revealed this to the world of gods and humans on an Esala Full Moon Poya Day. Therefore, today is an extremely valuable Poya day. Moreover, looking at it from another perspective, it can be considered a day of great dispensary value to the Dispensation (*sāsana*). When taken as a Poya day that marks the beginning of the rainy-season retreat (*vassa*) of the Sangha, this Esala Full Moon Poya Day is a highly significant day. Now, the term used in ancient texts for what we call the Buddha Dispensation (*Buddha Sāsana*) is "Dhamma-Vinaya" (Doctrine and Discipline). "Dhamma-Vinaya" is applied to describe the Dispensation of the Teacher because both the Dhamma and the Vinaya are relevant to it. When considering the rainy season, it is particularly connected with a set of disciplinary rules of the Sangha, and therefore this rainy season is considered a highly important period from the perspective of the Vinaya. However, in the time of the Buddha, we see from ancient stories that the rainy-season retreat was also considered an extremely valuable period from the perspective of the Dhamma, from the aspect of the Doctrine. For there was a custom in the Buddha's time: during the period when the Buddha was living, the members of the Sangha, before the rainy-season retreat, would go to meet the Buddha, obtain a meditation subject (*kammaṭṭhāna*), go to a remote, secluded area, observe the rainy-season retreat in a suitable place, meditate according to that meditation subject, and endeavor by all means to realize Nibbāna within that rainy season and bring that joyful news back to the Buddha. There was a great eagerness among those monks. Looking at it in this light, the wise and far-sighted Sangha of that era considered the realization of Nibbāna as the highest and noblest meritorious deed to be performed during a rainy-season retreat—as the ultimate *vassa*-merit. If, despite striving as much as possible and exerting effort during those three months, they were unable to realize Nibbāna, a sense of spiritual urgency (*saṁvega*) would arise within those monks. Why? Because when they returned to meet the Buddha after the rainy-season retreat, the question the Buddha usually asked, after first inquiring about their well-being in a friendly, conversational manner, was: "Monks, have you fulfilled the purpose of your ordination?" If they could not answer this properly, it would cause a great listlessness and hesitation in the minds of those monks. To put it briefly, it would be like returning empty-handed from a journey to see the Buddha. That is why the Sangha made a great effort to realize Nibbāna during the rainy-season retreat. Now, a story that clarifies these matters is connected to the stanza we took as our theme.</w:t>
+        <w:t>It was on an Esala full-moon poya day that the Supreme Buddha, the Teacher of the Three Worlds, first revealed to the world of devas and humans the path to Nibbāna—namely, the Four Noble Truths—which he discovered after practicing six years of austere practices. Therefore, today is an extremely valuable poya day. Viewed from another perspective, this can also be regarded as a day of great significance for the Dispensation (Sāsana). When considered as the poya day that marks the commencement of the rains retreat (*vassa*) for the Sangha, this Esala full-moon poya day is highly important. Now, the term used in ancient texts to refer to the Buddha's Dispensation is "Dhamma-Vinaya." "Dhamma-Vinaya" is applied to designate the Dispensation of the Teacher because both the Doctrine (Dhamma) and the Discipline (Vinaya) are relevant to it. When thinking of the rains retreat, this period is considered highly important from the side of the Discipline because it is specifically connected to a group of disciplinary rules of the Sangha. However, during the time of the Buddha, as we can see from ancient stories, the rains retreat was also regarded as an extremely valuable period from the side of the Dhamma, the aspect of the Doctrine. For there was a custom in the Buddha's day: when the Buddha was alive, the members of the Sangha would go to meet the Buddha before the rains retreat to obtain meditation subjects (*kammaṭṭhāna*). Then they would depart for a remote, secluded area, spend the retreat in a suitable place, meditate according to that meditation subject, and make every effort to realize Nibbāna within the rains retreat. They had a great desire to bring back that joyful news to the Buddha. Looked at in this way, the wise and far-sighted Sangha of that time considered the realization of Nibbāna as the noblest, highest meritorious deed—as the rains-retreat offering—to be accomplished during the rains retreat. If they strove as much as possible and aroused effort during those three months but were unable to realize Nibbāna, a certain sense of spiritual urgency (*saṃvega*) would arise within those monks. Because when they went to meet the Buddha again after the rains retreat, the question the Buddha would often ask—after first exchanging pleasantries and inquiring about their well-being in a friendly manner—was: "Monks, have you fulfilled the purpose of your ordination?" If they were unable to answer this properly, it would cause great dejection in the minds of those monks. To put it briefly, it would be like going to see the Buddha empty-handed. Therefore, the monks made great efforts to realize Nibbāna within the rains retreat. Now, the story that clarifies these matters is the one associated with the verse we have taken as our theme.</w:t>
       </w:r>
     </w:p>
     <w:p>
@@ -216,7 +216,7 @@
           <w:i w:val="0"/>
           <w:sz w:val="24"/>
         </w:rPr>
-        <w:t>During a time when the Buddha was residing at Jetavana monastery, a group of monks went to a remote border village—even though we use the word "remote," what is meant there is a village situated on the frontier—to observe the rainy-season retreat. During the first month, those monks were able to carry out their meditation activities well. The support and offerings of the lay devotees were excellent. However, in the second month, a band of thieves—a gang of robbers—invaded that village and took the villagers captive. Thereafter, the villagers began to set up security measures. Fearing that the gang of robbers would return and attack in this manner, they began to establish defenses. Building various kinds of ramparts and protective walls, they set up various security systems along the streets. Because of this, difficulties arose for the monks. Consequently, somehow or other, these monks were unable to fulfill the purpose they had hoped for. When these monks went to see the Buddha after the rainy-season retreat, the Buddha asked, "How was it, monks, did you spend the rainy-season retreat comfortably and in peace?" Then these monks complained: "Venerable Sir, during the first month indeed we lived well without any trouble. Thereafter, robbers invaded, and due to the situation that arose in the village, the villagers—the lay devotees—directed their minds towards establishing security measures, which led to various shortcomings for us. We were unable to practice our Dhamma and meditation properly during the rainy-season retreat." They expressed this as their excuse. At that moment, the Buddha declared: "Monks, it is indeed so. A comfortable and easy lodging is not something that is obtained every day. It is not something to be constantly expected. That is the normal nature of things. But what should have been done by you? Just as those people protected their city, you should have protected yourselves. Just as those people were diligent in protecting their village, you ought to have secured your own protection." Thus declaring, he spoke the verse we introduced as our theme earlier:</w:t>
+        <w:t>While the Buddha was residing at Jetavana monastery, a group of monks went to a remote border village—though we use the word "remote" (*piṭisara*), what is meant here is a village situated on the frontier—to spend the rains retreat. During the first month, those monks were able to carry out their meditation work well. They received good support and requisites from the lay supporters. However, in the second month, a band of thieves—a gang of robbers—raided the village and took the villagers captive. Thereafter, the villagers began to organize security measures. Fearing that the gang of thieves would return and attack them again, they started putting up defense systems. They erected various kinds of ramparts and fortifying walls, implementing certain defensive arrangements for their streets. Because of this, the monks experienced disturbances. Consequently, despite their efforts, these monks were unable to fulfill their intended goal. When these monks went to visit the Buddha after the rains retreat, the Buddha asked them, "How was it, monks? Did you spend the rains retreat comfortably and in peace?" Then those monks explained: "Venerable Sir, during the first month we lived well without any trouble. But afterwards, due to the situation that arose in the village when thieves raided, the villagers—our lay supporters—focused their minds on setting up security measures. Consequently, we faced various shortcomings, and we were unable to practice meditation properly during the rains retreat." They offered this as their excuse. At that moment, the Buddha said: "Monks, indeed that is so. A comfortable lodging is not something that is obtained every day. It is not something to be constantly expected. That is the normal course of things. But what should you have done? Just as those people protected their city, you should have protected yourselves. Just as those people were diligent in protecting their village, you too should have secured your own safety." Declaring thus, he spoke the verse we have taken as our theme:</w:t>
       </w:r>
     </w:p>
     <w:p>
@@ -227,7 +227,7 @@
           <w:i w:val="0"/>
           <w:sz w:val="24"/>
         </w:rPr>
-        <w:t>*Nagaraṁ yathā paccantaṁ*</w:t>
+        <w:t>*Nagaraṃ yathā paccantaṃ*</w:t>
       </w:r>
     </w:p>
     <w:p>
@@ -238,7 +238,7 @@
           <w:i w:val="0"/>
           <w:sz w:val="24"/>
         </w:rPr>
-        <w:t>*guttaṁ santarabāhiraṁ*</w:t>
+        <w:t>*guttaṃ santarabāhiraṃ*</w:t>
       </w:r>
     </w:p>
     <w:p>
@@ -249,7 +249,7 @@
           <w:i w:val="0"/>
           <w:sz w:val="24"/>
         </w:rPr>
-        <w:t>*evaṁ gopetha attānaṁ*</w:t>
+        <w:t>*evaṃ gopetha attānaṃ*</w:t>
       </w:r>
     </w:p>
     <w:p>
@@ -293,7 +293,7 @@
           <w:i w:val="0"/>
           <w:sz w:val="24"/>
         </w:rPr>
-        <w:t>The meaning of this is: just as a city situated on the frontier is well-guarded inside and out—internally and externally—just as a frontier city is provided with excellent internal and external protection, in that very same manner—*evaṁ gopetha attānaṁ*—so one must secure one's own protection. *Evaṁ gopetha attānaṁ - khaṇo ve mā upaccagā*—the next phrase indicates that these tasks must be performed diligently: *khaṇo ve mā upaccagā*—do not let the moment—the right moment—pass you by. Do not allow the moment—the opportunity—to slip away. *Khaṇo ve mā upaccagā*. Next, the danger of not being properly heedful of this advice is expressed in the next two lines: *khaṇātītā hi socanti - nirayamhi samappitā*. If one allows the moment to pass by, what happens to such people? *Khaṇātītā hi socanti*—they will have to cry, lament, feel regret, and sorrow. *Nirayamhi samappitā*—why? Because having fallen into hell—falling into hell, they will have to suffer. In this manner, the Buddha delivered an instructive, advisory verse. It is said there that upon hearing this verse, those venerable monks attained Arahatship. Now, when we reflect based on this verse, we see the deep Dhamma contained within it. Monks direct their minds to Dhamma and meditation, putting effort into those activities, and just as if completing some lack in them, the Buddha delivers this Dhamma verse in many instances. Therefore, we can understand that even a single statement of Dhamma, a single verse of the Buddha, helps in bringing the efforts of those monks to their culmination and in completing their meditation subjects. That must be why it is mentioned that the monks attained Arahatship upon merely hearing the verse. Be that as it may, let us reflect upon the depth of this Dhamma verse according to our own capacity.</w:t>
+        <w:t>The meaning of this is: just as a city situated on a frontier is well-fortified internally and externally—inwardly and outwardly—meaning, just as a frontier city is well-guarded within and without, in the same manner, "*evaṃ gopetha attānaṃ*"—so should one guard oneself. "*Evaṃ gopetha attānaṃ - khaṇo ve mā upaccagā*"—the next phrase indicates that one must perform this task without delay: "*khaṇo ve mā upaccagā*"—do not let the moment pass you by. Do not allow the proper moment—the opportunity—to slip away. The next two lines express the danger (*ādīnava*) that arises from not properly following this advice: "*khaṇātītā hi socanti - nirayamhi samappitā*". If one allows the moment to pass, what happens to such people? "*Khaṇātītā hi socanti*"—they will have to weep, wail, regret, and sorrow. "*Nirayamhi samappitā*"—because they will have fallen into hell, and falling into hell, they will have to suffer. In this way, the Buddha uttered an instructive and admonishing verse. It is said that upon hearing this verse, those venerable monks attained Arahantship. Thus, when we reflect on this verse, we can see the profound Dhamma within it. Many times, when monks apply their minds to the Dhamma and meditation, putting effort into those tasks, the Buddha would preach such a verse of Dhamma as if to complete whatever was lacking in their efforts. Therefore, we can understand that even a single passage of Dhamma or a verse from the Buddha can help in the final consummation of the monks' endeavors, enabling them to complete their meditation subjects. This is probably why it is mentioned that the monks attained Arahantship upon hearing this very verse. Be that as it may, let us reflect on the depth of this Dhamma verse according to our own capacity.</w:t>
       </w:r>
     </w:p>
     <w:p>
@@ -304,7 +304,7 @@
           <w:i w:val="0"/>
           <w:sz w:val="24"/>
         </w:rPr>
-        <w:t>Now, this simile is very beautiful. The reason we follow a simile in these instances is that a simile helps the Dhamma point to descend deep into the mind. *Nagaraṁ yathā paccantaṁ - guttaṁ santarabāhiraṁ*—we can understand that this simile is highly appropriate for this day and age as well. Here, it speaks of protecting a city situated on the frontier, both inside and out. Likewise, the monks are told, *evaṁ gopetha attānaṁ*—secure your self-protection in this manner. Even today, "self-protection" is a term commonly used. But nowadays, when we say "self-protection", it generally refers to physical safety—protecting the body. Using it in the sense of physical protection to guard the body. As for the mind—perhaps there is a concept in the world that it does not matter if it is handed over to the devil or Mara. However, what the Buddha declared here as "self-protection" (protecting oneself) is the guarding of the mind. For what we carry along in this saṁsāra is this mind—the mental continuum. This body, this physical cage, is abandoned and left behind. Therefore, the Buddha actually gave greater weight to guarding the mind. Here too, the meaning to be taken is not merely guarding the body, but guarding the mind. To guard the mind, a certain degree of interest in the body must arise. However, what most people do is guard the body without any concern for the mind, whatever may happen to it. So, if we take this deep meaning to be the guarding of one's mind, let us next reflect upon this system of security—about what is said here regarding protection.</w:t>
+        <w:t>Now, this simile is highly apt. We employ similes on such occasions because they help the Dhamma point penetrate deep into the mind. "*Nagaraṃ yathā paccantaṃ - guttaṃ santarabāhiraṃ*"—we can understand that this simile is extremely relevant to our present times as well. Thus, what is spoken of here is the guarding of a frontier city, both from within and from without. Likewise, the monks are told, "*evaṃ gopetha attānaṃ*"—to secure self-protection in this manner. Even nowadays, "self-protection" (*ātmārakṣāva*) is a commonly used term. However, in modern times, when people speak of self-protection, they generally mean bodily protection—guarding the physical body. Employing bodyguards, they only protect the physical body. As for the mind, the attitude in the world is often that it does not matter if it is handed over to devils and Death (*Māra*). But when the Buddha spoke of self-protection here, he meant guarding the mind. For what we carry through this round of rebirths (*saṃsāra*) is this mind—the mental continuum. As for this body, this bodily cage, we leave it behind. Therefore, the Buddha gave prominence to guarding the mind. Here too, the meaning to be taken is not merely guarding the body, but guarding the mind. To guard the mind, a certain degree of concern for the body is indeed necessary. But what most people do is guard the body without any care for what happens to the mind. If we grasp this profound meaning as guarding one's own mind, let us next consider this security system—what is said here regarding protection.</w:t>
       </w:r>
     </w:p>
     <w:p>
@@ -315,7 +315,7 @@
           <w:i w:val="0"/>
           <w:sz w:val="24"/>
         </w:rPr>
-        <w:t>If we reflect according to the Dhamma, who is the security guard of the mind? Mindfulness, awareness (*sati*). In accordance with the Dhamma, it is shown as *sati ārakkhasārathī* (mindfulness is the guarding charioteer). The task of taming the mind, the work of guarding the mind, that responsibility is borne by the sentry called mindfulness (*sati*). When this sentry called mindfulness is well-uniformed, we can understand this more broadly as mindfulness and clear comprehension (*sati-sampajañña*). For *sampajañña*, because we need a Sinhala word in some instances, we have translated it as "conscious awareness" or "knowing awareness." Otherwise, it is staying mindful with clear understanding. The clear understanding that goes hand in hand with mindfulness. So, what is expressed here is mindfulness endowed with this conscious awareness. Now, when placing security guards in the world, in a place like a city, protection is described as being both inside and out. Usually, in a city, there is the inner gate, the entrance, then the fort walls, ramparts, etc. If looking outward, there are watchtowers, sentry boxes, moats, and so on—in the past, various measures—security measures—were deployed to protect cities. Even today, a sentry is usually stationed near a gate. When stationed near a gate, that gate must be a very narrow gate. If it is a large gate, a crowd of people can force their way in. In the same way, if we reflect on mindfulness in accordance with the Dhamma—*sati*—the word *sati* also has the meaning of memory. But when speaking of Right Mindfulness (*sammā sati*) in accordance with the Dhamma, this is always established mindfulness in the present moment. This is something relevant to the present. Because if the mind begins to run to the past, or if it begins to leap into the future, then that gate becomes wide. Then, what is the gate we have to guard? When looking at it according to the Dhamma, it is these six sense-doors: eye, ear, nose, tongue, body, and mind. Including the mind, these are the six sense-doors. The five external senses are the eye, ear, nose, tongue, and body. Then there is the mind—the mind-faculty (*manindriya*). These six sense-doors are what must be guarded. In guarding these six doors, the army of Mara, the army of defilements, the enemy host, is constantly waiting to break in. The host waiting to invade is the sense-objects. For the eye, visual objects; for the ear, sound objects; for the nose, odors. In this manner, the enemy hosts that agitate the mind, drawing it to attachment, aversion, and delusion, are waiting to invade. And they come very rapidly. In such a situation, when a large crowd comes to the gate, they must first be told, "You must come in a queue." Come in a queue, one after another. Otherwise, it cannot be guarded. Making it a narrow gate in that manner is the very way to easily anchor the mind in the present. Anchoring the mind in the present, without running to the past, without leaping to the future, and directing mindfulness to each and every thing as it comes—this is what is expressed here. Together with that mindfulness, what is done through mindfulness? A certain active limit is required. Using that conscious awareness as an aid, one reflects. A certain attention, a reflection is applied.</w:t>
+        <w:t>If we reflect in accordance with the Dhamma, who is the security guard of the mind? It is mindfulness (*sati*). In the Dhamma, it is stated: "*sati ārakkhasārathī*"—mindfulness is the guarding charioteer. The task of taming the mind, of guarding the mind—that responsibility is borne by the sentry called mindfulness. Now, when this sentry of mindfulness is well-uniformed, we can understand it more broadly as mindfulness and situational awareness (*sati-sampajañña*). At times, wishing to render *sampajañña* into a Sinhala term, we have translated it as "awareness" (*dänuvatbava*). Or else, remaining mindful with clear comprehension; the clear comprehension that goes hand-in-hand with mindfulness. Thus, what is spoken of here is mindfulness coupled with awareness. Now, when security guards are deployed in the world, in a place like a city, protection is set up both inside and outside. In a city, there is usually an inner gate, an entrance gate, then the fortifying walls, ramparts, and so on. Externally, there are watchtowers, sentry boxes, and moats. In ancient times, various security measures—defensive arrangements—were put in place to protect cities. Even nowadays, a sentry is typically posted at a gate. When posting a sentry at a gate, that gate must be very narrow. If it is a large gate, the incoming crowd can rush in. In the same way, if we consider mindfulness (*sati*) from the perspective of the Dhamma—the word *sati* also carries the meaning of memory. However, when we speak of right mindfulness (*sammā-sati*) in the Dhamma, it refers to constantly established mindfulness. This is something relevant to the present moment. For if the mind starts running to the past or jumping to the future, that gate becomes wide. What, then, is the gate we have to guard? From the perspective of the Dhamma, it is the six sense-doors: the eye, ear, nose, tongue, body, and mind. Including the mind, these are the six sense-doors. The five external senses are the eye, ear, nose, tongue, and body; and then there is the mind, the mind-faculty. These six sense-doors are what must be guarded. While guarding these six doors, the army of Māra, the army of defilements—the enemy host—is constantly waiting to break in. The army waiting to invade consists of sense-objects. For the eye, they are visual forms; for the ear, sounds; for the nose, smells and fragrances. In this manner, the enemy forces that agitate the mind and lead it into attachments, attraction, delusion, and bewilderment are waiting to invade. And they arrive with extreme rapidity. In such a situation, when a large crowd arrives at the gate, they must first be told: "You must come in a queue." They must come in a queue, one after the other. Otherwise, this gate cannot be guarded. Making it a narrow gate in that manner is precisely the easiest way to keep the mind in the present. What is spoken of here is keeping the mind in the present without running to the past or leaping to the future, and directing mindfulness to each and every thing as it arrives. Along with that mindfulness, what does one do through mindfulness? A certain practical boundary is needed. Relying on that awareness, one applies attention. A certain attention (*manasikāra*), a reflection is applied.</w:t>
       </w:r>
     </w:p>
     <w:p>
@@ -326,7 +326,7 @@
           <w:i w:val="0"/>
           <w:sz w:val="24"/>
         </w:rPr>
-        <w:t>Let us think: if there is a security guard, his duty is not to fall asleep. Remaining fully awake and alert, he casts an inquiring eye on each person who comes. That depends on his skill. It must be done very rapidly. He cannot keep one person waiting there for a long time either. They come; then, subjecting them to an inquiring eye, if it is someone who should be let in, he lets them in. If it is someone who should be kept out, he turns them away. Only these two options exist. Therefore, what is needed here is that skill; that reflection cannot be done extensively here.基因 Nowadays, as you well know, in such places they ask for something called an identity card. Thus, even if not in the form of an identity card, there must have been methods of identification in the past when people arrived. On that identity card, there is a name. There is a picture. So, this person is known by this name. This person comes presenting a certain form (*rūpa*) corresponding to that identity. But what is usually done? If enemy forces come, if spies come, they come in disguise. Not in their true form. Therefore, they must be recognized. If he is a highly skilled sentry, without letting them engage in irrelevant chatter, he must make them present their identity card and prove their eligibility to enter. In that same way, if we reflect according to the Dhamma, these incoming objects—these enemy hosts—have a common method of identification. That is called Name-and-Form (*nāmarūpa*). They are recognized by reflecting on them as Name-and-Form. Now, let us say a form (*rūpa*) comes forward. Some object/form comes. This is something that happens to the insight meditator (*vipassanā-bhāvanāyogī*). Then, this incoming form comes in disguise. They are called color-configurations—their colors, various kinds of colors. Then, various other shapes. Because of this, the mind might become distinctive/involved. Without directing the mind to those—"this is a form." Then, that meditator, whatever kind of form comes, reflects on it as "form, form" (*rūpa, rūpa*). He does not go any further than that. Why? The reason the Buddha has shown is that if one is to go further than that, the mind cannot be stopped. It gets dragged into defilements. Those are called signs (*nimitta*) and features (*anuvyañjana*). That means, taking a sign, and taking other characteristics associated with the sign. When that person sees the form—when he sees some person or some thing—since various other thoughts—thoughts of defilement—can invade regarding it, he reflects on it briefly as "a form."</w:t>
+        <w:t>Let us suppose there is a security guard: his duty is not to sleep. Remaining fully awake, he casts an inquiring eye on each person who arrives. This depends on his skill. It must be done very rapidly. He cannot hold up any single person for a long time there. They arrive, he subjects them to scrutiny, and if they are to be let in, he lets them in; if they are to be turned away, he turns them away. There are only these two options. Therefore, what is required here is skill; that reflection cannot be carried out at length. Today, as you lay devotees well know, at such checkpoints there is something called an identity card. Even if there were no identity cards in the past, there must have been some way of identifying people when they arrived. An identity card has a name and a photo (form). Thus, the person is identified by this name. This person arrives with a certain physical form corresponding to that identification. But what usually happens? If enemy forces or spies arrive, they come in disguise. Not in their true form. Therefore, they must be recognized. If the sentry is highly skilled, he will not allow them to engage in idle chatter; he will demand that they present their identity card and prove their eligibility to enter. In the same way, if we consider it from the perspective of the Dhamma, there is a general method for identifying these incoming objects—these enemy forces. It is called Name-and-Form (*Nāmarūpa*). They are identified by reflecting on them as Name-and-Form (*Nāmarūpa*). Let us say a visual object comes before us. Some form arrives. This is what happens to an insight meditator. The incoming form comes in disguise. We speak of color configurations—their colors, all kinds of colors, and various outlines. Because of this, the mind might become fixated. Without directing the mind to those details, one reflects: "This is just a form." Thus, no matter what kind of form arrives, the meditator reflects, "form, form" (*rūpaṃ, rūpaṃ*). He does not go any further than that. For the Buddha has pointed out that if one goes further, the mind cannot be restrained. It gets dragged into defilements. This is what is called grasping at signs (*nimitta*) and secondary features (*anuvyañjana*)—meaning, the sign and the other characteristics grasped in accordance with that sign. When that person sees a form—be it a person or an object—since a multitude of other thoughts, defiled thoughts, can invade concerning it, he briefly notes it as "form."</w:t>
       </w:r>
     </w:p>
     <w:p>
@@ -337,7 +337,7 @@
           <w:i w:val="0"/>
           <w:sz w:val="24"/>
         </w:rPr>
-        <w:t>Likewise, relevant to this, what is to be considered here, in brief, are the three characteristics: the three characteristics of impermanent (*anicca*), suffering (*dukkha*), and non-self (*anattā*). It is by applying these three characteristics that everything is passed through. So, what helps to apply those three characteristics—to recognize this, there is nothing else here. Now, name-dhamma (mental factors), as shown in accordance with the Dhamma, are feeling (*vedanā*), perception (*saññā*), volition (*cetanā*), contact (*phassa*), and attention (*manasikāra*). Now, the attempt is to parallel this with the Dhamma. Name-dhammas are generally things connected to the mind. So, the things connected to the mind here are feelings (*vedanā*). A person recognizes something—even a small child who does not yet know how to speak recognizes things—through such things. A certain experiencing. Or else, experiencing something given to them, based on the feeling in it. Or else, a certain perception through it. Then, a thought that arises regarding it, their contact (*phassa*). The way we reflect on them. In this way, when looking deeply, these are the name-dhammas that help insight meditation (*vipassanā*). Next, when taking form-dhammas (*rūpa-dhamma*) too, one does not think about those previously mentioned color-configurations or color-shapes. All these things, as many as there are in the world, our body, and external things—what are the primary elements (*mūla dhātu*) they are made of? Earth (*pathavī*), water (*āpo*), fire (*tejo*), air (*vāyo*). This great earth and our body are made of that solid nature called earth. Next, water, which is of a flowing nature—indicated by water. Next, fire, which is heat. Next, wind, which is air. It is of things relevant to these four that our body and external things are made. Because of this, when reflecting according to the Dhamma, that is how the sentry called mindfulness (*sati*) has to understand through attention. He does not let the mind run along other external signs of the incoming form, because defilements would flow in. If we take it as Name-and-Form in this way, this is the identity card. We pass these through after checking this identity card. Now an object has come. It is not held back. It has gone. It came and went, came and went. Through that, we understand the impermanent nature—the arising and passing nature of all of these. In this way indeed, the eye, ear, nose, etc., function. Now, a sound—when we stop a word, a certain contact (*phassa*) comes to the ear along with it. Now, in things like a rabana (one-sided drum) or a drum, after something strikes it, an echo also sounds for a long time. When striking something like a rabana, an echo comes naturally. Similarly, the thoughts that arise in the mind through words, a certain echo comes regarding them too. That is why they can be remembered again. They are remembered. In this way indeed, concerning the ear. One can think about each of these. Concerning the tongue, even a small child can easily understand. Thus, in all of these, these objects come flowing in. They come very rapidly. Now, the meditator, in a manner that does not lead to being dragged along or pulled by them, in a manner that does not cause attachment, recognizes them with a certain middle measure. Within that recognition, within that reflection, wisdom (*paññā*) becomes active. Then, if one is to realize Nibbāna, both mindfulness (*sati*) and wisdom (*paññā*) must be developed. This wisdom becomes active at that moment through that reflection. That is to say, using mindfulness, a recognition of this is done. It must be done very rapidly. The reason for this is that the Buddha has declared that the objects flowing into our senses in this world come very rapidly. On one occasion, the Buddha declared to the young Brahmin Ajita:</w:t>
+        <w:t>Furthermore, what is relevant here, in brief, are the three characteristics: the characteristics of impermanence (*anicca*), suffering (*dukkha*), and not-self (*anattā*). It is by applying these three seals that every object is let through. Thus, what helps to stamp these three characteristics is nothing other than this recognition. Now, mental phenomena (*nāma-dhamma*) are shown in the Dhamma to consist of feeling (*vedanā*), perception (*saññā*), intention (*cetanā*), contact (*phassa*), and attention (*manasikāra*). Here, we are trying to align this with the Dhamma. Mental phenomena are generally things associated with the mind. So, the things associated with the mind are feelings (*vedanā*). A person recognizes something—even a small child who does not yet know how to speak recognizes things—through these very factors. Through experiencing something, or experiencing what is given to them, on the basis of the feeling (*vedanā*) therein. Or through a perception (*saññā*) of it. Then, the thoughts that arise regarding them, their contact (*phassa*), and how we attend to them. When viewed deeply in this manner, these are the mental phenomena that support insight (*vipassanā*). Next, when considering material phenomena (*rūpa-dhamma*), one does not think about those color configurations or color designs mentioned earlier. Of all the things that exist in the world, what are the primary elements out of which both our bodies and external things are made? Earth (*paṭhavī*), water (*āpo*), fire (*tejo*), and air (*vāyo*). Both this great earth and our bodies are made of the element of earth, which represents solidity. Then there is the element of water, representing the flowing nature of liquid. Then fire, representing heat; and air, representing wind. Our bodies and external things are composed of elements related to these four. For this reason, when reflecting in accordance with the Dhamma, the sentry of mindfulness must comprehend things in this manner through attention. One must not let the mind run after the various external signs of the incoming form, because if one does, defilements will flood in. If we take Name-and-Form (*Nāmarūpa*) in this way, this is the identity card. We let things pass by looking at this identity card. Now a sense-object has arrived; we do not cling to it; it is gone. It came and went, came and went. Through this, we understand impermanence (*anicca*)—the impermanent nature of each of these things, their nature of coming and going. This is how it is with the eye, ear, nose, and so forth. Now with a sound—when we hear a word, there is simultaneously a contact (*phassa*) at the ear. When a drum or a *rabāna* is struck, a resonance echoes for some time. When you strike something like a *rabāna*, a resonance naturally follows. In the same way, the thoughts that arise in the mind through words also produce a certain echo. That is how one is able to remember and recall. In this manner, we can understand regarding the ear. One can understand each of these senses in this way. Regarding the tongue, even a small child can understand it very easily. Thus, through all these senses, objects come flooding in, arriving with great speed. Now, the meditator identifies them with a certain degree of equanimity, in a manner that does not lead to being dragged along or trapped by attraction. Within that identification, within that reflection, wisdom (*paññā*) becomes active. Therefore, to realize Nibbāna, one must develop both mindfulness (*sati*) and wisdom. This wisdom is activated at that moment through that very reflection. That is, applying mindfulness, one identifies it. This must be done with extreme rapidity. The reason for this, as the Buddha has declared, is that the objects flooding into our senses in this world arrive at tremendous speed.</w:t>
       </w:r>
     </w:p>
     <w:p>
@@ -348,7 +348,7 @@
           <w:i w:val="0"/>
           <w:sz w:val="24"/>
         </w:rPr>
-        <w:t>*Yāni sotāni lokasmiṁ*</w:t>
+        <w:t>On one occasion, the Buddha declared to the young Brahmin Ajitha:</w:t>
       </w:r>
     </w:p>
     <w:p>
@@ -359,7 +359,7 @@
           <w:i w:val="0"/>
           <w:sz w:val="24"/>
         </w:rPr>
-        <w:t>*sati tesaṁ nivāraṇaṁ*</w:t>
+        <w:t>*Yāni sotāni lokasmiṃ*</w:t>
       </w:r>
     </w:p>
     <w:p>
@@ -370,7 +370,7 @@
           <w:i w:val="0"/>
           <w:sz w:val="24"/>
         </w:rPr>
-        <w:t>*sotānaṁ saṁvaraṁ brūmi*</w:t>
+        <w:t>*sati tesaṃ nivāraṇaṃ*</w:t>
       </w:r>
     </w:p>
     <w:p>
@@ -381,7 +381,7 @@
           <w:i w:val="0"/>
           <w:sz w:val="24"/>
         </w:rPr>
-        <w:t>*paññāyete pidhīyare*</w:t>
+        <w:t>*sotānaṃ saṃvaraṃ brūmi*</w:t>
       </w:r>
     </w:p>
     <w:p>
@@ -392,7 +392,7 @@
           <w:i w:val="0"/>
           <w:sz w:val="24"/>
         </w:rPr>
-        <w:t>—(*Sutta Nipāta, v. 1039*)</w:t>
+        <w:t>*paññāy'ete pidhīyare*</w:t>
       </w:r>
     </w:p>
     <w:p>
@@ -403,7 +403,7 @@
           <w:i w:val="0"/>
           <w:sz w:val="24"/>
         </w:rPr>
-        <w:t>"Whatever streams there are in the world, mindfulness is their barrier. I call mindfulness the restraint of the streams. But they are shut off by wisdom." Whatever flowing streams of water there are in the world, mindfulness—this awareness called *sati*—is the way to obstruct them. Obstruction—*sati tesaṁ nivāraṇaṁ*, *sotānaṁ saṁvaraṁ brūmi*, I declare this to be the method of blocking these flowing streams. *Paññāyete pidhīyare*, but actually, all these can be closed, the streams can be completely shut off, by wisdom. Then, by this mindfulness—just as in a river flowing with a certain speed, one cannot build a dam all at once. One has to use some device to block the flowing water to some extent. Just as the security guard stops the invading crowd, saying "wait a moment." Then, subjects them to inspection. Through subjecting them to inspection, he understands that person's true nature. If it is an object of defilement, he pushes it away entirely. In that way, even with water, it is only after the dam is built that it is complete. Wisdom is the dam. Wisdom, deep understanding, realization of the Dhamma. The true nature of this.</w:t>
+        <w:t>(Sutta Nipāta, Verse 1039)</w:t>
       </w:r>
     </w:p>
     <w:p>
@@ -414,7 +414,7 @@
           <w:i w:val="0"/>
           <w:sz w:val="24"/>
         </w:rPr>
-        <w:t>So, here we have a matter relevant to meditation. It must have been by understanding based on this that those monks attained Arahatship. Thus, what is said here is the guarding of the mind; the mind is the city. This is said to have six gates. Through these six gates, what is called the mind is the thoughts that come to the mind. Apart from that, other external objects: forms, sounds, smells, tastes, and touches. When these are flowing in, applying mindfulness, applying conscious awareness accompanied by mindfulness, one must reflect on each and every one. And that reflection must be done very rapidly. It is not about saying it at length. If it is a form, a form, "form, form." If it is a sound, a sound, "sound, sound"—saying it twice. "Form, form," "sound, sound"—giving that designation to the mind. Through that designating, understanding it, one brings it to an end right there. It is this kind of discipline that one employs in meditation, in insight meditation (*vipassanā-bhāvanā*). This is the meaning that the Buddha has expressed through this verse. In short, it is about Nibbāna that is expressed here. The qualities that help towards Nibbāna. That is why the Buddha declares next, *khaṇo ve mā upaccagā*—do not let the opportunity to realize Nibbāna pass you by. This moment—the possession of the opportune moment (*khaṇa-sampatti*)—is described in this Dhamma. The Buddha has declared that the human existence obtained during a time of a Buddha's appearance—one's whole life—must be considered as a single moment. The Buddha declares: "Monks, people in this world often say, 'The world is one of timely duties (*khaṇakicco loko*)—the world is one of timely duties.' They say this world is a place where things must be done on time, a place that works by the moment. But the world does not know what the right moment is, and what the wrong moment is." Next, the Buddha declares, "Behold, monks, a Buddha is born in the world. He also teaches the Dhamma. But some person is born in hell. Then, even though a Buddha is born, one does not get the opportunity to realize Nibbāna. That is the wrong moment." That is to say, the Buddha points out eight situations where the timing can go wrong—non-opportune moments. Showing these eight, he says that one who is freed from these eight obtains the right moment during a time of a Buddha's appearance.</w:t>
+        <w:t>Whatever streams there are in the world, mindfulness is their barrier. I call mindfulness the restraint of the streams. "*Paññāy'ete pidhīyare*"—but it is by wisdom that they are completely shut off, that these streams can be fully closed. So, with this mindfulness—just as with a rapidly flowing river, one cannot build a dam all at once; one has to employ some means to temporarily hold back the rushing water. It is like the security guard stopping the invading crowd, telling them, "Hold on a moment." Then they are subjected to examination. Through this examination, the true nature of the person is understood. If it is a defiled object, it is pushed away completely. In this manner, even with water, it is only after the dam is built that the work is complete. Wisdom is the dam—wisdom, deep understanding, comprehension of the Dhamma, the true nature of things.</w:t>
       </w:r>
     </w:p>
     <w:p>
@@ -425,7 +425,7 @@
           <w:i w:val="0"/>
           <w:sz w:val="24"/>
         </w:rPr>
-        <w:t>First, he said: a Buddha is born and teaches the Dhamma. But this unfortunate person is born in hell. Then it is impossible to benefit from this Dhamma, to make an end of suffering. That is the first. Next, he declares—and this is similar: a Buddha is born and teaches the Dhamma. But that person is born in the realm of hungry ghosts (*peta-loka*). Thirdly, he shows: a Buddha is born and teaches the Dhamma. This person is an animal, in the animal realm. In such a situation too, it is impossible to travel along the path of Nibbāna and free oneself from the suffering of saṁsāra. Next, similarly, a Buddha is born and teaches the Dhamma. Some person is born in a very long-lived celestial assembly—in a heaven world. While living indulged in the pleasures of that heaven world, they do not get the opportunity to practice the dispensational holy life (*brahmacariya*), develop the three characteristics—the three characteristics of impermanent (*anicca*), suffering (*dukkha*), and non-self (*anattā*)—and make an end of the suffering of saṁsāra. That is difficult, due to various reasons like their celestial pleasures. The human world is indeed the best place to realize Nibbāna. Next, sometimes a Buddha is born and teaches the Dhamma. But some person is born in a remote frontier region. It is usually said that Buddhas are born in the Middle Country (*Majjhima-desa*) of India. Then, the one born in that Middle Country has obtained a fortunate birth. That is to say, a situation existed in that region during the Buddha's time where one could hear the Dhamma as well as practice according to the Dhamma. If, during such a time, some person is born in a very remote place, where they do not even get to hear the Dhamma, and where the fourfold assembly of *bhikkhus*, *bhikkhunīs*, *upāsakas*, and *upāsikās* does not visit, such a person cannot benefit from this Dhamma. Then, that occasion too is not a right occasion. It is an unfortunate time. Next, sometimes a Buddha is born and teaches the Dhamma. Some person lives in that very Middle Country itself. But that person is deeply of wrong view (*micchā-diṭṭhi*). He is blinded by a rigid wrong view. Such a person cannot benefit from the Dhamma. That situation is an unfortunate one. Next, it is shown: a Buddha is born and teaches the Dhamma. This person cannot be made to understand anything. He lacks wisdom. That is, a person whose wisdom has not matured. Such a person cannot benefit from the Dhamma. In this way, that occasion too is an unfortunate one. Next, in the final occasion, some person is indeed highly wise. He is born in the Middle Country of India. All other factors are complete. But a Buddha has not arisen. The Dhamma is not taught. That is the eighth occasion.</w:t>
+        <w:t>Thus, what we have here is a matter directly relevant to meditation. It is by understanding this that the monks must have attained Arahantship. So, what is spoken of here is guarding the mind; the mind is the city. It is said to have six gates. Apart from the mind itself, which refers to the thoughts that enter it, there are the other external objects: forms, sounds, smells, tastes, and touch (*phassa*). When these come flooding in, one must apply mindfulness—mindfulness coupled with awareness—and reflect on each one. This reflection must be done with extreme rapidity. It is not about uttering long sentences. If it is a form, one notes "form, form" twice. If it is a sound, "sound, sound." In that way, the mind is given the designation "smell, smell," "taste, taste." Through this designating, it is understood, and the matter is ended there. This is the kind of discipline that one adopts in meditation, in insight meditation. This is the meaning that the Buddha has expressed in this verse. In short, what is spoken of here is Nibbāna—the factors that support Nibbāna. That is why, next, the Buddha says: "*khaṇo ve mā upaccagā*"—"do not let this opportunity to realize Nibbāna pass you by."</w:t>
       </w:r>
     </w:p>
     <w:p>
@@ -436,7 +436,7 @@
           <w:i w:val="0"/>
           <w:sz w:val="24"/>
         </w:rPr>
-        <w:t>In this manner, the Buddha declares: there are eight non-opportune moments. Escaping these eight moments, if one is born in a proper region during the time of a Buddha's appearance where one can hear the Dhamma and practice according to the Dhamma, without any sensory impairment, and possessed of wisdom—that, the Buddha declares, is an extremely rare moment, a rare opportunity. Therefore, what you have to think about yourselves is that you have obtained such a noble opportunity. The Buddha tells us not to waste this opportune moment (*khaṇa-sampatti*). If that moment is missed, if that opportunity is lost, the Buddha gives a simile: it is just like a merchant who had an opportunity to buy a commodity at a cheap price. Without taking advantage of it, he regrets it in the end. In the same way, one will have to regret—having obtained such an extremely rare opportunity in this incredibly long saṁsāra, during a period when one can benefit from the Dhamma, yet not taking advantage of it. What is meant by taking advantage? Realizing Nibbāna, making an end of the suffering of saṁsāra. At the very least, as mentioned, obtaining a supramundane state through the attainment of the Path of Stream-entry (*sotāpatti-magga*), which helps to escape the lower realms of misery. This is how we have to understand this verse.</w:t>
+        <w:t>This "moment"—the opportune moment (*khaṇa-sampatti*)—is described in the Dhamma in this way: the Buddha has stated that a human birth obtained during the period of a Buddha's appearance—that entire life—should be regarded as a single "moment." The Buddha said: "Monks, the people of the world often say, 'The world is bound to the moment, the world is bound to the moment' (*khaṇakicco loko*). They say that this world is a place where tasks must be done on time, on the instant. But what the right moment is, and what the wrong moment is, the world does not know." Then the Buddha declares: "Monks, now a Buddha has appeared in the world and is preaching the Dhamma. Yet, a certain person is born in hell. In that case, even though a Buddha has appeared, one does not get the opportunity to realize Nibbāna. That is what is called an inopportune moment." That is, the Buddha points out eight inopportune moments when the timing is wrong—moments that are not the right opportunity. Showing these eight, he states that one who is free from these eight obtains the opportune moment during the period of a Buddha's appearance. So, as mentioned first, a Buddha has appeared and preaches the Dhamma, but this unfortunate person is born in hell. Then it is impossible to benefit from this Dhamma and bring suffering (*dukkha*) to an end. That is the first. Next, it is stated—and it is the same: a Buddha has appeared and preaches the Dhamma, but that person is born in the realm of departed spirits (*peta-loka*). Third, a Buddha has appeared and preaches the Dhamma, but this person is an animal, born in the animal realm. In such a situation, too, it is impossible to travel along the path to Nibbāna and be freed from the suffering (*dukkha*) of saṃsāra. Likewise, a Buddha has appeared and preaches the Dhamma, but a person is born in a very long-lived class of devas—in a celestial realm. While indulged in the pleasures of that heaven, they do not get the chance to practice the holy life (*brahmacariya*) in the Dispensation, develop the three characteristics—the three characteristics of impermanence (*anicca*), suffering (*dukkha*), and not-self (*anattā*)—and bring the suffering (*dukkha*) of saṃsāra to an end. It is difficult because of the sensual pleasures and various other reasons in those realms. The human world is indeed the best place for realizing Nibbāna. Furthermore, a Buddha has appeared and preaches the Dhamma, but a person is born in a remote border region. Generally, it is said that Buddhas are born in the Middle Country (*Majjhima-desa*) of India (*Jambudīpa*). Therefore, one born in that Middle Country has obtained a fortunate birth. That is to say, during the time of the Buddha, there was a situation in that region where one could hear the Dhamma and live in accordance with it. If, in such a time, a person is born in an extremely remote region, where one does not even get to hear the Dhamma, and where the fourfold assembly—monks, nuns, laymen, and laywomen—does not visit, then such a person cannot benefit from this Dhamma. Thus, that opportunity is not a proper one; it is an unfortunate time. Next, a Buddha has appeared and preaches the Dhamma, and a person is indeed born in the Middle Country, residing in that very region. However, that person holds wrong views. He is blinded by strong wrong views. Such a person cannot benefit from the Dhamma. That opportunity is indeed an unfortunate one. Next, it is shown: a Buddha has appeared and preaches the Dhamma, but this person cannot understand anything that is explained. He lacks wisdom. That is, his wisdom is immature. Such a person cannot benefit from the Dhamma. Thus, that opportunity is also an unfortunate one. Finally, in the last instance, a person is highly wise, is born in the Middle Country of India, and all other conditions are complete, but a Buddha has not appeared, and the Dhamma is not preached. That is the eighth instance.</w:t>
       </w:r>
     </w:p>
     <w:p>
@@ -447,7 +447,7 @@
           <w:i w:val="0"/>
           <w:sz w:val="24"/>
         </w:rPr>
-        <w:t>That is why: *khaṇātītā hi socanti, nirayamhi samappitā*—if one lets this noble moment slip away, what happens to that person is that he falls into hell and suffers. He sorrows. Indeed, as we mentioned earlier, in this day and age we put so much effort into guarding the body, but because we are not interested in guarding the mind, this short lifespan is spent setting up various security measures, sometimes meeting death due to those very guards, and where do they end up being born? In the ghost realms (*peta-loka*), the yakkha realms, in bad destinations, or else in hell. We hear stories of births in such places in various ways. It is in such an extremely unfortunate era that we live. But virtuous people who reflect with wisdom must always think, in accordance with the Buddha's advice, that what is meant here by "self-protection" is the guarding of the mind. Guarding the mind means applying mindfulness (*sati*)—deploying that quality called mindfulness at those doors that come to the mind, the six doors connected to the mind—and assigning the sentry his proper duty in a manner relevant to one's own meditation. Regarding the conscious awareness called clear comprehension (*sampajañña*) that goes hand-in-hand with mindfulness, it is shown in the Dhamma in four ways. For someone practicing a meditation subject (*kammaṭṭhāna*), they have to apply that conscious awareness in accordance with that meditation subject. That is, when an object comes, they have to reflect in this way: is this object something that helps, something useful, something purposeful for the meditation subject I am practicing? Next, is it suitable (*sappāya*), is it proper, is it fitting for my meditation? One has to think in that way too. Likewise, one must also see whether one can maintain the meditation subject through every object on every occasion. Next, regarding the deceptive nature of this object—one must also obtain the ability to look at that object without that delusion. In this way, when reflecting deeply, just as that security guard maintains a considerable degree of conscious awareness in performing the task—the responsibility—belonging to him, the meditator, the one engaged in meditation, guards his meditation subject. The meditation subject is the only thing one has that needs to be guarded. It is through maintaining those meditation subjects that one can realize Nibbāna. That is why that clear comprehension (*sampajañña*)—this awareness, clear understanding—must be understood in a very broad manner. Thus, the objects that help to guard this mindfulness in this way are what the Buddha has declared as the Four Establishments of Mindfulness (*satipaṭṭhāna*). That is, what is spoken of here is not other things, external things. One establishes mindfulness on the very body received—this body. Next, in accordance with feelings (*vedanā*). Next, in accordance with the mind (*citta*)—the nature of the mind. One understands it in its respective ways. Next, in accordance with thoughts (*dhamma*) that come to the mind. In general, they can be taken as the body, feelings, the mind, and thoughts. Establishing mindfulness on these—on these—means constantly living in the present moment. Normally, people live either in the future or in the past. Thinking about what has to be done in the future, or else thinking about things that happened in the past, people generally live with a dead past and an unborn future. The Buddha has given advice to remove this tendency and to try as much as possible to live in the present.</w:t>
+        <w:t>In this way, the Buddha declares that there are eight inopportune moments. If, escaping these eight inopportune moments during the period of a Buddha's appearance, a person obtains a birth in a suitable region where they can hear the Dhamma and live in accordance with it, without any sensory impairments and possessing wisdom—that, the Buddha declares, is an extremely rare moment, a precious opportunity. Therefore, you should think of yourselves as having obtained such a noble opportunity. It is this opportune moment that the Buddha urges us not to waste. If that moment is missed, if that opportunity is lost, the Buddha gives a simile: it is just like a merchant who gets an opportunity to buy goods at a cheap price, but fails to take advantage of it and later regrets it. In the same way, one will have to regret if, during a time when one can benefit from the Dhamma—an extremely rare opportunity obtained in this unimaginably long saṃsāra—one fails to make use of it. What is meant by "making use of it"? It is realizing Nibbāna, bringing the suffering (*dukkha*) of saṃsāra to an end. At the very least, as mentioned, it is obtaining a supramundane state by attaining the path of Stream-entry (*sotāpatti-magga*), which helps one escape the lower realms. This is how we have to understand this verse.</w:t>
       </w:r>
     </w:p>
     <w:p>
@@ -458,7 +458,7 @@
           <w:i w:val="0"/>
           <w:sz w:val="24"/>
         </w:rPr>
-        <w:t>There too, we can think about that sentry. If that sentry tries to run after someone who has already passed his guard post, he will not be able to perform the duty belonging to his post. Directing full attention for a brief moment, understanding the situation through inspection, he lets that person go. He stands ready for the next person. A skilled, alert sentry is always ready for each and every person who comes. Similarly, the person who has well-established his mindfulness understands the true nature of each and every incoming object as impermanent (*anicca*), suffering (*dukkha*), and non-self (*anattā*), and lets them go. Why does he let them go? Because they are all things whose nature is to come and go, things of an impermanent nature. Understanding the impermanent as impermanent—this is through direct realization itself. By practicing mindfulness in this way, that wisdom gradually develops. Wisdom means understanding. It is by understanding that everything existing in the entire world is of an impermanent nature that one can realize Nibbāna. Because within the world, there are distorted views. They are called "perversions" (*vipallāsa*)—four distorted views are mentioned: taking the impermanent (*anicca*) to be permanent (*nicca*); taking the foul (*asubha*) to be beautiful (*subha*); taking what is accompanied by suffering (*dukkha*) to be pleasurable (*sukha*); taking what is non-self (*anattā*), not one's own, to be one's self. It is within these four distorted views that people in the world live. The Buddha declares that beings travel long in this saṁsāra because of these four perversions, these distorted dhammas. Getting rid of this distorted state, getting rid of delusion, getting rid of ignorance (*avijjā*), the path of living in accordance with wisdom is indeed these Four Establishments of Mindfulness (*satipaṭṭhāna*). This is not something that costs much. It costs nothing at all. However, one has to make a certain sacrifice. One has to reconsider the things that people in the world—or rather, the ostentatious people of the world—think of as important and valuable in daily life, the values they themselves assign to them, and come to a certain conclusion in accordance with the Dhamma regarding them, and also regarding the way one's life is being spent. Now, normally, even though the Buddha described this lifespan as a single moment, people divide this life, this one small moment, and set it apart as "the final period of my life". Sometimes thinking that practicing meditation, keeping precepts, and so on are for the final period of life. But the Buddha always reminds us of diligence/heedfulness (*appamāda*), and also that there is no knowing when death will come. On one occasion, the Buddha spoke a verse that arouses spiritual urgency (*saṁvega*):</w:t>
+        <w:t>That is why: "*khaṇātītā hi socanti, nirayamhi samappitā*"—if that noble moment is allowed to pass, what happens to that person is that they fall into hell, suffering and sorrowing. Indeed, as we said before, people nowadays make so many efforts to protect the body, but because they are not concerned with guarding the mind, during this brief lifespan, after setting up various security systems, they sometimes meet their death at the hands of those very guards. In the end, where do they go and take birth? In the realms of departed spirits, the realms of *yakkhas*, in woeful states, or in hell. We hear various stories of people being born in such places. It is in such an extremely unfortunate era that we live. But you, devout lay followers who reflect wisely, must always bear in mind the Buddha's advice: what is meant here by self-protection is guarding the mind. Guarding the mind means applying mindfulness to those doors—the six doors connected to the mind—and assigning the duty belonging to the sentry in a manner appropriate to one's meditation. Regarding the awareness called *sampajañña* that goes hand-in-hand with mindfulness, it is presented in four ways in the Dhamma. A person practicing a meditation subject has to apply that awareness in accordance with their meditation subject. That is to say, when a sense-object arrives, they have to consider: "Is this object helpful to the meditation subject I am practicing? Is it useful? Is it purposeful?" Next, they must also consider: "Is it suitable (*sappāya*) for my meditation? Is it appropriate? Is it fit?" Moreover, they must examine whether they can maintain their meditation subject at all times through every such object. Lastly, they must acquire the ability to look at that object without being deluded by it. Reflecting deeply in this way, just as that security guard maintains a high degree of awareness in fulfilling his assigned duty and responsibility, the meditator, the person dedicated to meditation, guards their own meditation subject. The meditation subject is the only thing one has to guard. It is through maintaining those meditation subjects that one is able to realize Nibbāna. This is why *sampajañña*—awareness or clear comprehension—must be understood in a very broad sense.</w:t>
       </w:r>
     </w:p>
     <w:p>
@@ -469,7 +469,7 @@
           <w:i w:val="0"/>
           <w:sz w:val="24"/>
         </w:rPr>
-        <w:t>*Ajjeva kiccamātappaṁ*</w:t>
+        <w:t>Thus, the objects that help in guarding mindfulness in this manner are what the Buddha has declared as the Four Establishments of Mindfulness (*satipaṭṭhāna*). That is, we are not talking about other things or external things here. One establishes mindfulness on the very body received—this body. Next, on feelings (*vedanā*). Next, on the mind—understanding the nature of the mind in its various states. Next, on the thoughts that enter the mind. These can be taken generally as: body, feelings (*vedanā*), mind, and thoughts. Establishing mindfulness on these means constantly living in the present moment. Usually, people live either in the future or in the past. Thinking about what is to be done in the future, or thinking about what has happened in the past, people generally live with a dead past and an unborn future. The Buddha has given the advice to remove this tendency and to strive, as far as possible, to live in the present.</w:t>
       </w:r>
     </w:p>
     <w:p>
@@ -480,7 +480,7 @@
           <w:i w:val="0"/>
           <w:sz w:val="24"/>
         </w:rPr>
-        <w:t>*ko jaññā maraṇaṁ suve*</w:t>
+        <w:t>Here too, we can think of that sentry. If that sentry starts running after a person who has already passed his guard post, he will not be able to perform the duty belonging to his office. By directing full attention within a brief moment and inspecting them, he understands the situation and lets that person go. He then stands ready for the next person. A skilled and clever sentry is always ready for whoever arrives. In the same way, one who has well-established mindfulness understands each and every incoming object in its true nature—in its true nature as impermanent (*anicca*), suffering (*dukkha*), and not-self (*anattā*)—and lets them go. Why does he let them go? Because they are things that have the nature of constantly coming and going, things of an impermanent nature. Understanding the impermanent as impermanent—this is indeed through direct experience. By practicing mindfulness in this way, that wisdom gradually develops. Wisdom means understanding. It is by understanding, on this basis, that everything existing in the entire world is of an impermanent nature that one is able to realize Nibbāna. For there exist perverted views in the world. These are called *vipallāsa*—four perverted views are spoken of: taking the impermanent (*anicca*) as permanent; taking the foul (*asubha*) as beautiful; taking what is characterized by suffering (*dukkha*) as pleasant; and taking what is not-self (*anattā*) as self. It is within these four perverted views that the world lives. The Buddha declares that it is because of these four perverted qualities called *vipallāsa* that beings wander long in this saṃsāra. The path of living in accordance with wisdom—by turning away from this perverted state, turning away from delusion, from bewilderment, and from ignorance—is what is called the Four Establishments of Mindfulness (*satipaṭṭhāna*).</w:t>
       </w:r>
     </w:p>
     <w:p>
@@ -491,7 +491,40 @@
           <w:i w:val="0"/>
           <w:sz w:val="24"/>
         </w:rPr>
-        <w:t>*na hi no saṅgaraṁ tena*</w:t>
+        <w:t>This is not something that costs much. It costs nothing at all. However, one has to make a certain sacrifice. Regarding the things that the world—or rather, the pompous, ostentatious world—usually thinks of as important and valuable, and regarding the values one personally attributes to them, one must reconsider them and arrive at a Dhamma-compliant conclusion concerning them, as well as about the way one's life is being spent. Now, even though the Buddha described this lifespan as a single moment, people generally divide this life, this one brief moment, and set aside a portion, saying, "This is the final part of my life." They think that activities like listening to sermons, meditating, and keeping precepts are for the final stage of life. But the Buddha constantly reminds us of diligence (*appamāda*), and of the fact that the time of death is uncertain. On one occasion, to arouse spiritual urgency, the Buddha spoke a certain verse:</w:t>
+      </w:r>
+    </w:p>
+    <w:p>
+      <w:r>
+        <w:rPr>
+          <w:rFonts w:ascii="Georgia" w:hAnsi="Georgia"/>
+          <w:b w:val="0"/>
+          <w:i w:val="0"/>
+          <w:sz w:val="24"/>
+        </w:rPr>
+        <w:t>*Ajjeva kiccamātappaṃ*</w:t>
+      </w:r>
+    </w:p>
+    <w:p>
+      <w:r>
+        <w:rPr>
+          <w:rFonts w:ascii="Georgia" w:hAnsi="Georgia"/>
+          <w:b w:val="0"/>
+          <w:i w:val="0"/>
+          <w:sz w:val="24"/>
+        </w:rPr>
+        <w:t>*ko jaññā maraṇaṃ suve*</w:t>
+      </w:r>
+    </w:p>
+    <w:p>
+      <w:r>
+        <w:rPr>
+          <w:rFonts w:ascii="Georgia" w:hAnsi="Georgia"/>
+          <w:b w:val="0"/>
+          <w:i w:val="0"/>
+          <w:sz w:val="24"/>
+        </w:rPr>
+        <w:t>*na hi no saṅgaraṃ tena*</w:t>
       </w:r>
     </w:p>
     <w:p>
@@ -513,7 +546,7 @@
           <w:i w:val="0"/>
           <w:sz w:val="24"/>
         </w:rPr>
-        <w:t>—(*Bhaddekaratta Sutta, Majjhima Nikāya*)</w:t>
+        <w:t>—*Bhaddekaratta Sutta, Majjhima Nikāya*</w:t>
       </w:r>
     </w:p>
     <w:p>
@@ -524,7 +557,7 @@
           <w:i w:val="0"/>
           <w:sz w:val="24"/>
         </w:rPr>
-        <w:t>If we translate this into Sinhala:</w:t>
+        <w:t>Strive today itself; who knows if death will come tomorrow? For there is no bargaining with Death (*Maccu*) and his great army. One cannot enter into a treaty with Death (*Māra*) and his great host, can one? One cannot say, "Give me a little time until I am free from my children, until I retire from my job, because I couldn't perform other meritorious deeds—meaning, I couldn't practice meditation, I couldn't set aside time." One cannot make a contract with Death (*Māra*) in that way. That is the reality that prevails in the world. Therefore, a wise human being who is born during the period of a Buddha's appearance in this long saṃsāra, in a region where they can hear the Dhamma and live in accordance with it, must regard this entire life as a single moment.</w:t>
       </w:r>
     </w:p>
     <w:p>
@@ -535,7 +568,7 @@
           <w:i w:val="0"/>
           <w:sz w:val="24"/>
         </w:rPr>
-        <w:t>Do today indeed what is to be done,</w:t>
+        <w:t>So that moment—that is precisely why the Buddha said the world states, "The world is bound to the moment, the world is bound to the moment." Everyone says that this world is a place where one works on time. Even today, in a city, we hear this all the time. In offices and other places. Where worldly work is done, the talk is always of efficiency and promptness. When traveling in vehicles, there too, the talk is of promptness. Yet, when it comes to the journey of the Dhamma, the journey in the Dispensation, or meditation, there is no such urgency. Such is the state of affairs in the world. The Buddha's vision is quite different. In short, to establish that mindfulness, we may sometimes have to perform even our daily activities slowly. Diligence (*appamāda*) in the Dhamma means bringing forth mindfulness regarding these very activities. Thus, to bring forth mindfulness, especially in the beginning, one may have to carry out one's postures and activities slowly, like a sick person. Why? Because sense-objects flood in with great rapidity. When these are brought through a narrow gate and made to pass one by one, managing them is easy. For this reason, performing everything slowly, one must gradually gain a deep understanding of them. But if we look at the life stories of those wealthy people holding high positions who are deemed "successful" in daily life, that is not how they have spent their lives. Clinging to a vast array of tasks, losing sleep, and committing various offenses, they have simply accumulated wealth. Yet, the Dhamma does not speak of such things. Leaving behind that vast accumulation of wealth, turning toward a simpler attire, and living by the principle of "simple living and high thinking," one should—even with difficulty—observe the precepts on a poya day or a holiday. Setting aside time for that, one must personally test the truth of the Dhamma proclaimed by the Buddha. One must personally put it into practice. If one spends even a single day in that manner, one can gain an entirely different experience compared to the experiences gathered over a whole lifetime. That is why the Buddha declared this Dhamma as "*paccattaṃ veditabbo viññūhi*"—to be personally realized by the wise.</w:t>
       </w:r>
     </w:p>
     <w:p>
@@ -546,7 +579,7 @@
           <w:i w:val="0"/>
           <w:sz w:val="24"/>
         </w:rPr>
-        <w:t>Who knows, death may come tomorrow.</w:t>
+        <w:t>You lay devotees often hear and recite the six qualities describing this Dhamma. "*Svākkhāto*"—well-proclaimed is the Dhamma. Why is it said to be well-proclaimed? This Dhamma is said to be properly proclaimed not merely because the Buddha's Dhamma is sweet, nor only because those words and that teaching are perfectly complete, but because in a deep sense, it is "well-proclaimed" (*svākkhāto*) because one can obtain the results by practicing it. "*Durakkhāta*" means poorly proclaimed. The Buddha stated that in a poorly proclaimed Dhamma, dispensation, or religion, it is the lazy person who lives in comfort. But in a well-proclaimed (*svākkhāta*) Dhamma, one that is properly preached, the Buddha declares that it is the energetic person who lives in comfort. This is a profound idea. That is to say, in a teaching preached in a wrong manner, with wrong views, if a person lives properly according to it, he goes to hell. Therefore, the lazy person lives in comfort there. However, in this well-proclaimed Dhamma, it is the energetic person who can live in comfort, who lives happily. The lazy person lives in misery. The person who does not perform today itself what ought to be done—that task mentioned earlier—will regret it. They will suffer in this life, and they will suffer on their deathbed. Then, in an even more terrifying manner, as expressed by "*nirayamhi samappitā*", they will fall into hell and have to suffer. Furthermore, they will have to seek the help of living relatives, visible or invisible, in various ways. It is because such a state of affairs exists in saṃsāra, in the world, that the Buddha delivered these teachings on many occasions. Such is the quality of "well-proclaimed" (*svākkhāto*) in this Dhamma.</w:t>
       </w:r>
     </w:p>
     <w:p>
@@ -557,7 +590,7 @@
           <w:i w:val="0"/>
           <w:sz w:val="24"/>
         </w:rPr>
-        <w:t>For there is indeed no bargaining for us,</w:t>
+        <w:t>"*Sandiṭṭhika*" means that by practicing this Dhamma, one can personally experience and test its efficacy in this very life, in a directly visible manner. The Nibbāna spoken of in the Buddha's Dhamma is not something to be obtained only in a future world. In almost all other teachings, the ultimate goal, the highest attainment, is presented as a state to be reached only after death. Our Buddha alone declared that in this very life—"*diṭṭhe'va dhamme*" means in this present life—the bliss of Nibbāna can be realized, and the ending of the suffering (*dukkha*) of saṃsāra can be accomplished right here. Thus, in that higher sense, it is not only the realization of the paths and fruits of Stream-entry and so forth; even in daily life, as we mentioned earlier, a person who sets aside even a single day, performing movements slowly, maintaining a suitable meditation subject, and testing the truth of those teachings in accordance with that meditation subject, can develop faith (*saddhā*) in the Buddha in a single day. This is not a faith found merely in books, but one arising from within oneself, thinking: "The Buddha has indeed preached such a Dhamma!" That is *sandiṭṭhika* (directly visible). Next, "*akālika*" means that this Dhamma has the nature of yielding results without delay. It is not like a gift that is awarded. In some worldly matters, when someone achieves a certain status, they are given a prize; one has to present one's credentials and wait until the prize is awarded. There is no such thing here. The result comes immediately upon the fulfillment of these conditions. The Buddha demonstrated this in both very simple and very profound ways. He explained it in a simple way when a certain Brahmin asked. He inquired: "Venerable Sir, what is the meaning of *sandiṭṭhika*, *akālika*, and *ehipassika*?" The Buddha explained it to him in a way that he could understand, even from his perspective as a Brahmin. "Now, Brahmin, let us say you have greed (*lobha*) regarding something. If, by putting in some effort and understanding the value of generosity, you remove that greed—at that very moment, do you not realize, 'Because of that greed, I suffered so much; now, because I have given up that greed, I have received this much peace'? That is what is meant by *sandiṭṭhika* and *akālika*. The result is obtained right there; there is no need to wait. It is the same with hatred (*dosa*). Now, you get angry with someone; you arouse hatred. When that hatred arises, your face changes completely, becomes distorted, and you suffer a certain pain and dejection because of that hatred. If you remove that hatred through thoughts of loving-kindness (*mettā*) and compassion (*karuṇā*), at that moment a great peace is obtained. You experience it right there. It is the same with delusion (*moha*). If, when delusion arises, you act with established mindfulness, and perform the reflection properly at that moment, the benefit of that wisdom is present right there. This is how it is in a general sense." When viewed in a deep sense, simultaneously with the fulfillment of the Noble Eightfold Path, the fruit of Stream-entry is attained. The Buddha does not have to come and say, "Here, I grant you Stream-entry." There is no such thing. It is declared there that it is inherent in the Dhamma itself, obtained by practicing the Dhamma. "*Akālika*"—it yields results without delay.</w:t>
       </w:r>
     </w:p>
     <w:p>
@@ -568,7 +601,7 @@
           <w:i w:val="0"/>
           <w:sz w:val="24"/>
         </w:rPr>
-        <w:t>With Death and his great army.</w:t>
+        <w:t>"*Ehipassiko*" means "come and see." It invites one to come and look. It is not the Buddha who says "come and see," but the Dhamma itself. This Dhamma cries out, "Put me into practice and see." Thus, it is the Dhamma that is *ehipassiko* here. "Come and see"—"Come and look, practice and see." It makes an invitation in this manner. "*Opanayiko*" means that the nature of this Dhamma is such that one factor leads to another in a wonderful manner, in accordance with the law of cause and effect. Now, anyone can understand this easily. If a person who held wrong views listens to the Dhamma from the Buddha to develop right view, understands good arguments, understands wholesome and unwholesome actions, and gains some understanding of the Four Noble Truths—at that point, right view (*sammā-diṭṭhi*) arises in that person to a certain extent. Along with that right view, wholesome thoughts arise in him: "Renunciation is good; leaving behind (*nekkhamma*) is good; non-harming is good; loving-kindness is good." In that direction, thoughts of loving-kindness, wholesome thoughts of that nature, arise. That is right intention (*sammā-saṅkappa*). This is why the Buddha declares: "*sammādiṭṭhissa sammāsaṅkappo pahoti*"—in one of right view, right intention, wholesome thoughts, arise naturally, effortlessly, and spontaneously. In that way, instead of remaining bound by stinginess in the household life, ordination—that renunciation (*nekkhamma*)—is seen as something highly valuable. Likewise, turning away from violence and maintaining thoughts of non-harming and compassion is seen as highly valuable. Turning away from hatred, thoughts of loving-kindness. In this way, through thoughts, that person reaps benefits at that very moment. Here lies "*opanayiko*"—it leads from one stage to another. In one of right view, right intention arises. In one of right intention, appropriate, wholesome speech issues from the mouth. Truthful speech, speech that unites others, gentle speech, and speech in accordance with the Dhamma issue from his mouth. Thus, "*sammāsaṅkappassa sammāvācā pahoti*"—in one of right intention, of wholesome thoughts and aspirations, wholesome speech issues forth precisely because of those wholesome thoughts. Next, "*sammāvācassa sammākammanto pahoti*"—the person who purifies their speech thinks: "I maintain thoughts of renunciation, loving-kindness, and non-harming in this way. That is how I purify my thoughts, and that is how I purify my speech. Therefore, actions like killing living beings, stealing, and sexual misconduct are not fitting for me." Thus, he naturally abstains from them as well. Thereafter, it is not merely a matter of doing this for a day or two, but one shapes one's livelihood—one's lifestyle—according to it, even if some sacrifice is required. Thinking, "These are not things to be observed occasionally only on poya days. I must align my entire livelihood, my whole way of life, with this path," that person makes an effort and refines his right livelihood (*sammā-ājīva*)—a proper way of living. And the person who has established a proper way of living, through his endeavors, next exerts right effort (*sammā-vāyāma*). True effort does not mean engaging in some physical labor until one sweats profusely. What is true energy? It is remaining highly attentive to the mind, preventing unwholesome states that are about to arise, abandoning unwholesome states that have already arisen, bringing forth wholesome states, and consolidating those wholesome states that have arisen within oneself. This is the fourfold effort. This is the energy that arises in a person who makes a certain sacrifice in their livelihood to establish a righteous way of living. Then, through that very effort, as he applies it, he naturally falls into the aforementioned establishments of mindfulness (*satipaṭṭhāna*); the Four Establishments of Mindfulness are fulfilled. For that person is constantly attentive to his own mind, and to the body that acts in accordance with that mind. The body and the mind function in connection with each other. The ordinary person is subordinated to the body and ignores the mind. The Buddha shows that the mind is the forerunner, in accordance with the Dhamma: "*mano pubbaṅgamā dhammā*." Now, in the book called the Dhammapada, presented as the opening for many verses proclaimed by the Buddha, as the door to that treasury of gems, is: "*Mano pubbaṅgamā dhammā, mano seṭṭhā manomayā*"—mind is the forerunner of all things, mind is supreme, they are mind-made. No one can disprove this. Not even a worldly scientist can disprove this. Such is this wonderful teaching. For this reason, the Buddha gave priority to the mind. The Buddha declared: "*cittena nīyati loko*"—the world is led by the mind. It is through the mind that the world thinks about these things. The scientist does his work in the laboratory with the mind. Thus, everything is led by the mind. Even going to the moon is done by the mind. Everything is done by the mind. Some people might misunderstand these things and interpret them in a perverted way. But what is present here is that the mind is primary in everything. That statement made by the Buddha is eternally true: "*cittena nīyati loko*." That is why the Buddha gives priority to the mind.</w:t>
       </w:r>
     </w:p>
     <w:p>
@@ -579,7 +612,7 @@
           <w:i w:val="0"/>
           <w:sz w:val="24"/>
         </w:rPr>
-        <w:t>One cannot enter into an agreement with Death who has a great army, can we? Saying, "Give me a little time until I am free of my children, until I retire from my job, since I was unable to perform other meritorious deeds like Dhamma and meditation," or "I was unable to set aside time." One cannot make an agreement with Death in that way. That is the situation that exists in the world. That is why the wise human being, who has obtained a birth in a region where one can hear the Dhamma and practice according to the Dhamma during this time of a Buddha's appearance in this incredibly long saṁsāra, must consider this entire life as a single moment.</w:t>
+        <w:t>If that proper vision called right view arises in one, the lineage of Dhamma factors arising from there is what is called the Noble Eightfold Path. The Buddha has declared that this practice is superior to all other paths in the entire world. There are all kinds of broad paths in the world, paths where one can travel in comfortable vehicles, various kinds of paths. However, the Buddha declares: "*maggānaṭṭhaṅgiko seṭṭho*"—the path with eight factors is the best. In that way, when this mindfulness is fulfilled through the Four Establishments of Mindfulness, concentration (*samādhi*) naturally grows within such a person. By applying the mind to a single object, just as that sentry applies mindfulness well to each arrival, a certain concentration arises within him, even if only for a brief moment. Thereafter, he is able to sustain it for a longer duration. It is through the fulfillment of this Noble Eightfold Path that one can realize this noble Dhamma of Nibbāna, be freed from all the suffering (*dukkha*) of saṃsāra, and find peace in the deathless bliss of Nibbāna.</w:t>
       </w:r>
     </w:p>
     <w:p>
@@ -590,7 +623,7 @@
           <w:i w:val="0"/>
           <w:sz w:val="24"/>
         </w:rPr>
-        <w:t>Then, that moment—that is indeed why it is said, "the world is one of timely duties (*khaṇakicco loko*)—the world is one of timely duties." Everyone says this world is a place where things must be done on time. Even in this day and age, in a city, we constantly hear this being said. In offices, and in other places. In places where worldly work is done, the talk is always of diligence. In the travel of vehicles, there too, the talk is of speed/haste. But in the journey of the Dhamma, in the journey of the Dispensation, regarding Dhamma and meditation, there is no such diligence there. Such is the situation in the world. The Buddha's vision is different from that. Now, to put it briefly, to establish that previously mentioned mindfulness, we sometimes have to perform even our daily activities slowly. Diligence (*appamāda*) in accordance with the Dhamma means bringing forth mindfulness regarding these. Therefore, to bring forth mindfulness, especially in the beginning, one sometimes has to maintain one's postures like a sick person. One has to perform those activities in that way. Why? Because objects come flowing in rapidly. When these are taken through a narrow gate, when they are made to pass through one by one, controlling them is easy. Therefore, doing each of these very slowly, sometimes, one has to gain a deep understanding of them. But if we look at the life stories of those highly-placed, very wealthy people who achieved what is called a successful life in the world, they did not spend their lives in that way. Grasping a vast amount of work, losing sleep, committing various wrongs, they gathered wealth. But the Dhamma does not speak of such a thing. Leaving aside that vast accumulation of wealth, turning to a simple/noble dress, according to the principle of "simple living and high thinking", even with difficulty, observing the precepts on a Poya day or a holiday, separating oneself for that purpose, one must test the truth of the Dhamma declared by the Buddha for oneself. One must practice it for oneself. If one spends even a single day in that way, one can obtain an experience entirely different from the experiences gained throughout a whole lifetime. That is why the Buddha declared: *paccattaṁ veditabbo viññūhi*—this Dhamma is to be understood by the wise, each for themselves. There are six terms describing this Dhamma that you frequently hear and recite. "Svākkhāto"—a well-expounded Dhamma. Why is it called well-expounded? This Dhamma is well-declared not merely because the Buddha's Dhamma is sweet. Not merely because those words, that teaching, is extremely complete. It is well-expounded (*svākkhāto*) in a deep sense because one can obtain results by practicing that Dhamma. In a poorly-expounded (*durakkhāta*) doctrine, dispensation, or religion, the Buddha declared that the lazy person lives in comfort. In a well-expounded (*svākkhāto*) Dhamma, taught in the proper way, the Buddha declares that the energetic person lives in comfort. This is a deep idea. That is to say, in a doctrine taught in a wrong way as wrong view, if that person lives in the right way (by that doctrine's standards), that person goes to hell. Therefore, the lazy person lives in comfort there. But in this well-expounded Dhamma, it is the energetic person who can live in comfort, who lives in comfort. The lazy person lives in misery. The one who does not perform today indeed what is to be done—the previously mentioned task to be done—falls into regret. In this life too, and on his deathbed, he sorrows. Next, in a more terrible manner, as described in "falling into hell, he has to suffer," he has to suffer. Again, he has to seek the help of living relatives, visibly or invisibly, in various ways. Since such a situation exists in saṁsāra, in the world, the Buddha delivered these teachings on many occasions. Such is the quality of *Svākkhāto* (well-expounded) in this Dhamma.</w:t>
+        <w:t>Therefore, today is a very valuable poya day. It is the day the Buddha set the Wheel of Dhamma in motion. Thus, we must strive to set this Wheel of Dhamma in motion within our own mental continuums to escape from this aforementioned mass of suffering (*dukkha*). Today, on this precious day, you have established yourselves in your respective precepts, or in a noble virtue, and have listened to the Dhamma in this manner for about an hour. During this time, you may have been able to realize those aforementioned Dhamma principles to some extent, according to your own store of merit and capacity of wisdom. In short, had you spent this time on other things, on worldly matters, such a peaceful and pure group of thoughts would not have arisen. The value of the Dhamma, in terms of being *sandiṭṭhika* and *akālika*, must be understood accordingly.</w:t>
       </w:r>
     </w:p>
     <w:p>
@@ -601,7 +634,7 @@
           <w:i w:val="0"/>
           <w:sz w:val="24"/>
         </w:rPr>
-        <w:t>"Sandiṭṭhiko" (to be seen for oneself) means: practicing this Dhamma as something directly experienced in this very life, one can test its success for oneself. Directly experienced (*sandiṭṭhika*). It is not a Nibbāna to be obtained in a next life that is expressed here, in the Buddha's Dhamma. In all other doctrines, what is called the ultimate goal, the highest thing, is shown as a state to be obtained after death. Our Buddha alone declared that this bliss of Nibbāna can be realized in this very life—*diṭṭheva dhamme* means in this very life—that making an end of the suffering of saṁsāra can be done in this very life. So, in that higher sense, it is not only the realization of the paths and fruits like Stream-entry. In daily life, in the manner we mentioned earlier, a person who sets aside even one day, maintaining postures slowly, practicing some meditation subject appropriate to their temperament, and testing the truth of those dhammas in accordance with the meditation subject, can develop faith (*saddhā*) in the Buddha within that single day. Not the faith mentioned in books, but from within oneself. Thinking, "The Buddha has taught such a Dhamma indeed!" That is *sandiṭṭhiko*. Next, "Akāliko" (timeless) means this Dhamma has the nature of yielding results without delay. This is not like giving a gift. For some things, when someone achieves a certain status, a gift is given for it. One has to present one's qualifications and wait until the gift is given. There is no such thing here. The result comes along with the completion of these factors. The Buddha showed this both in a very simple manner and in a deep manner. He has expressed it simply. When a certain Brahmin asked on one occasion: "What, Venerable Sir, is the meaning of this sandiṭṭhiko, akāliko, ehipassiko?" the Buddha explained it to that Brahmin in a way that he could understand even while remaining in his status as a Brahmin. "Behold, Brahmin, suppose there is some greed in you. Understanding the value of generosity by applying some effort, suppose you have removed that greed. At that very moment, do you not realize: 'I suffered so much because of that greed. Now, because I have abandoned greed, I have obtained this much peace'? That indeed is what is meant by sandiṭṭhiko and akāliko. The result is obtained right there. One does not have to wait for this." Next, regarding aversion (*dosa*), it is the same. "Now, suppose you get angry with someone. You develop aversion. At the moment that aversion arises, your face changes completely, it becomes distorted, and you experience some suffering and displeasure because of that aversion. If you remove that aversion through thoughts of loving-kindness (*mettā*) and so on, if you remove it through compassion (*karuṇā*), at that moment you obtain a great peace. Then, you get to experience it right there." Regarding delusion (*moha*) too, it is the same. If, at the moment delusion arose, one established mindfulness and acted accordingly. If one reflected properly at that moment, the benefit of that wisdom is right there. Thus, in a general sense, it is so. When looked at in a deep sense, along with the completion of the Noble Eightfold Path, the fruit of Stream-entry is obtained. The Buddha does not have to come and say, "Here, I am giving you Stream-entry." There is no such thing. What is expressed there is that it is inherent in the Dhamma itself, and is obtained by practicing the Dhamma. "Akāliko"—it yields results without delay.</w:t>
+        <w:t>Now, by listening to the Dhamma for this long, you lay devotees have gathered a great store of merit. As a benefit, you can realize at this very moment those qualities declared by the Buddha: faith (*saddhā*), energy (*viriya*), mindfulness (*sati*), concentration (*samādhi*), and wisdom (*paññā*). With a certain measure of faith, followed by corresponding energy, you have remained in this posture during this time, established mindfulness accordingly, listened to the Dhamma, and experienced a certain degree of concentration. If a certain understanding of the Dhamma has arisen, wisdom has developed through it. Reflecting in this way, you must firmly resolve to travel along this path of Dhamma, gradually, step by step, and derive the maximum benefit possible from this human life—the maximum benefit from this opportune moment. Making such a resolution, you should aspire: "By the power of the great merits accumulated through listening to the Dhamma, may I gain the strength and power to realize the deathless supreme Nibbāna in this very life, as quickly as possible, through the paths and fruits of Stream-entry, Once-returning, Non-returning, and Arahantship."</w:t>
       </w:r>
     </w:p>
     <w:p>
@@ -612,40 +645,7 @@
           <w:i w:val="0"/>
           <w:sz w:val="24"/>
         </w:rPr>
-        <w:t>"Ehipassiko" (inviting to come and see) means: come and see. It says, "come and see." It is not the Buddha who says "come and see," but the Dhamma itself. This Dhamma calls out, "Practice me and see." Therefore, it is the Dhamma that becomes ehipassiko here. "Come - see." "Come and see, practice and see." In this way, it makes an invitation. "Opanayiko" (leading onwards) means the nature of this Dhamma is such that one thing is connected to another in a wonderful way, according to the relationship of cause and condition (*hetu-paccaya*). Now, someone can easily understand that. A person who had wrong view, having heard the Dhamma from the Buddha, having understood good arguments, having understood the wholesome and the unwholesome, and having gained some understanding of the Four Noble Truths, develops Right View (*sammā-diṭṭhi*) to some extent at that point. Along with that Right View, good thoughts arise in that person. Thinking, "Renunciation (*nekkhamma*) is good—leaving behind is good. Harmlessness is good. Loving-kindness is good," and in that direction, thoughts of loving-kindness, such good thoughts arise. That is Right Thought (*sammā-saṅkappa*). That is why the Buddha declares: *sammādiṭṭhissa sammāsaṅkappo pahoti*—in the person who has Right View, Right Thought—good thoughts—arise naturally, spontaneously, without effort. In that way, instead of remaining in lay life with stinginess, "how valuable a thing is renunciation—that nekkhamma?" Next, similarly, getting rid of harm and maintaining thoughts of harmlessness, thoughts of compassion—how valuable a thing is that? Getting rid of anger and thoughts of loving-kindness. In that way, through those thoughts, that person obtains benefits at that very moment. Therein lies "opanayiko"—it leads onwards from one to another. In the one who has Right View, Right Thought arises. In the one who has Right thoughts, good words come out of his mouth accordingly. Truthful words, words that reconcile others, gentle words, words in accordance with the Dhamma, come out of his mouth. Then, *sammāsaṅkappassa sammāvācā pahoti*—in the one who has good thoughts, good wishes, because of those very good thoughts and wishes, good words come out from within that person. Next, *sammāvācassa sammākammanto pahoti*—the person who purifies Right Speech thinks, "I maintain these thoughts of renunciation, thoughts of loving-kindness, thoughts of harmlessness in this way." That is how thoughts are purified. That is how words are purified. Therefore, "killing living beings, stealing, sexual misconduct, etc., do not suit me," and in this way, there is naturally an abstaining from them as well. Next, doing so not just for a day or two, but as Right Livelihood (*sammā-ājīva*)—one molds one's livelihood and lifestyle accordingly, even if one has to make some sacrifice. Thinking, "These are not things to be kept occasionally only on Poya days. I must correct my very livelihood, my entire lifestyle, according to this declared path," that person becomes energetic and establishes Right Livelihood. The correct way of living. So, the person who has a correct way of living, through the effort he exerts, next develops what is called Right Effort (*sammā-vāyāma*)—the correct exertion. Correct exertion is not about engaging in some work until one sweats profusely. What is correct effort? It is the fourfold effort of remaining highly attentive to the mind, preventing unwholesome states that are ready to flow into the mind, discarding unwholesome states already present in the mind, bringing close wholesome states, and consolidating those good wholesome states present within oneself. This is the effort that arises in the person who makes some sacrifice for his livelihood and establishes a righteous way of living. Then, through that very effort, this person next falls naturally into that previously mentioned satipaṭṭhāna. The Four Establishments of Mindfulness are completed. Why? Because that person is constantly examining his own mind. About the body that acts in accordance with that mind. The body and the mind act in connection with each other. The ordinary person is subservient to the body and disregards the mind. The Buddha, in accordance with the Dhamma teaching *manopubbaṅgamā dhammā*, shows that the mind is the forerunner. Now, in the book called the Dhammapada, shown as the beginning of many verses declared by the Buddha—as the door to that treasury of gems—is: *manopubbaṅgamā dhammā, manoseṭṭhā manomayā*—mind is the forerunner of all things, mind is supreme, they are mind-made. Everything is preceded by the mind. The mind is chief. Everything is made of the mind. No one can prove this to be false. Even a worldly scientist cannot prove this to be false. Such a wonderful teaching. That is why the Buddha gave the foremost place to the mind. *Cittena nīyati loko*—the Buddha declared. The entire world is led by the mind. Now, normally, is it not with the mind that people in the world think of these things? That scientist does those things in the laboratory with the mind. Therefore, it is with the mind that all of this is led. Going to the moon is also done with the mind. All of this is done with the mind. Some people might misunderstand these things and explain them in a distorted way. But what is here is that the mind is chief in everything. That statement made by the Buddha is always a truth.</w:t>
-      </w:r>
-    </w:p>
-    <w:p>
-      <w:r>
-        <w:rPr>
-          <w:rFonts w:ascii="Georgia" w:hAnsi="Georgia"/>
-          <w:b w:val="0"/>
-          <w:i w:val="0"/>
-          <w:sz w:val="24"/>
-        </w:rPr>
-        <w:t>*Cittena nīyati loko* (the world is led by the mind), that is indeed why the Buddha gives the foremost place to the mind itself.</w:t>
-      </w:r>
-    </w:p>
-    <w:p>
-      <w:r>
-        <w:rPr>
-          <w:rFonts w:ascii="Georgia" w:hAnsi="Georgia"/>
-          <w:b w:val="0"/>
-          <w:i w:val="0"/>
-          <w:sz w:val="24"/>
-        </w:rPr>
-        <w:t>If that correct vision called Right View has arisen within someone to any extent, the sequence of dhammas arising from there is called the Noble Eightfold Path. The Buddha has declared that this path is superior to all paths in the entire world. There are various kinds of wide paths, paths where one can travel in comfortable vehicles, various kinds of paths in the world. But the Buddha declares, *maggānaṭṭhaṅgiko seṭṭho*—the path consisting of eight factors is the best. In that way, if this mindfulness is completed through the Four Establishments of Mindfulness, concentration (*samādhi*) also grows naturally within such a person. By directing the mind to a single object, while that sentry applies mindfulness well to each thing, concentration arises within him, even if only for that brief moment. He can then maintain it for a long period. Indeed, it is through completing this Noble Eightfold Path that one can realize this noble Dhamma of Nibbāna, free oneself from all the suffering of saṁsāra, and find peace in that deathless supreme bliss of Nibbāna. Therefore, today is a valuable Poya day. The day the Buddha set the Wheel of Dhamma in motion (*Dhamma-cakka-pavattana*). Thus, one must endeavor to set this Wheel of Dhamma in motion within one's own mental continuum (*citta-santāna*) and free oneself from this mass of suffering. Today, then, on this valuable day, established in virtue (*sīla*)—or in a highly valuable virtue—you have heard this Dhamma in this manner, for about an hour. During this period, you may have been able to realize those previously mentioned dhammas to some extent, according to your store of merit (*puñña-shakti*) and store of wisdom (*ñāṇa-shakti*). To put it briefly, if this time had been spent on other things, worldly things, such a peaceful, pure collection of thoughts would not have arisen. Thus indeed, one must understand the value of the Dhamma as sandiṭṭhiko and akāliko.</w:t>
-      </w:r>
-    </w:p>
-    <w:p>
-      <w:r>
-        <w:rPr>
-          <w:rFonts w:ascii="Georgia" w:hAnsi="Georgia"/>
-          <w:b w:val="0"/>
-          <w:i w:val="0"/>
-          <w:sz w:val="24"/>
-        </w:rPr>
-        <w:t>Now then, this is a store of merit you have gathered by listening to the Dhamma for this long. As benefits, in the manner declared by the Buddha, the qualities of faith (*saddhā*), energy (*vīriya*), mindfulness (*sati*), concentration (*samādhi*), and wisdom (*paññā*) can be experienced by you at this very moment. Having sat in this posture during this time with a certain degree of faith, and with energy following that, and establishing mindfulness accordingly, you heard the Dhamma and experienced a certain concentration. Next, if some understanding of the Dhamma arose, wisdom is developed by that. When reflecting in this way, traveling along this path of Dhamma gradually, even little by little, one must firmly resolve to take the maximum benefit from this human life—the maximum benefit from this opportune moment (*khaṇa-sampatti*). Having firmly resolved thus, as the benefit of this vast store of merit gathered by listening to the Dhamma, one must wish: "May this give me the strength and power to realize the deathless supreme Nibbāna in this very life, as quickly as possible, through the paths and fruits of Stream-entry (*sotāpatti*), Once-returning (*sakadāgāmī*), Non-returning (*anāgāmī*), and Arahatship." Likewise, this store of merit gathered so far—gathered by both of us through this teaching of Dhamma and hearing of Dhamma—may the assembly of deities who protect the Dispensation, and whatever deities reside in this sacred place, joyfully rejoice in it! May everyone realize the noble deathless supreme Nibbāna through their own aspired Bodhi (Enlightenment)! May they provide protection to us and to the Dispensation! Thus indeed, one must share the merit with the deities. Likewise, one's departed relatives, including all beings from the Avici hell up to the Akanitha heaven who desire merit and desire Nibbāna—may they all rejoice in our merit of teaching and hearing the Dhamma! Having rejoiced, may they be freed from all suffering states, reach happy states, and by practicing Dhamma and meditation as quickly as possible, find peace in the noble deathless supreme Nibbāna! With this aspiration, recite these verses and transfer the merit.</w:t>
+        <w:t>Likewise, we must share this accumulated store of merit—the store of merit accumulated by both of us through preaching and listening to the Dhamma—with the devas. May the assembly of devas who protect the Dispensation, and whatever deities reside in this sacred place, joyfully appreciate these merits! May they all realize the supreme deathless Nibbāna through whichever of the three states of awakening (*bodhi*) they have aspired to! May they protect us and the Dispensation! In the same way, may all departed relatives, and all beings from Avīci up to Akaniṭṭha who desire merit and desire Nibbāna, appreciate this merit of our preaching and listening to the Dhamma! Having appreciated it, may they be freed from all suffering (*dukkha*) states and reach happy states, and practicing meditation as quickly as possible, find peace in the supreme deathless Nibbāna! With this aspiration, recite these verses to share the merit:</w:t>
       </w:r>
     </w:p>
     <w:p>

--- a/docx/sermon_003_ENGLISH.docx
+++ b/docx/sermon_003_ENGLISH.docx
@@ -3,22 +3,25 @@
 <w:document xmlns:wpc="http://schemas.microsoft.com/office/word/2010/wordprocessingCanvas" xmlns:mo="http://schemas.microsoft.com/office/mac/office/2008/main" xmlns:mc="http://schemas.openxmlformats.org/markup-compatibility/2006" xmlns:mv="urn:schemas-microsoft-com:mac:vml" xmlns:o="urn:schemas-microsoft-com:office:office" xmlns:r="http://schemas.openxmlformats.org/officeDocument/2006/relationships" xmlns:m="http://schemas.openxmlformats.org/officeDocument/2006/math" xmlns:v="urn:schemas-microsoft-com:vml" xmlns:wp14="http://schemas.microsoft.com/office/word/2010/wordprocessingDrawing" xmlns:wp="http://schemas.openxmlformats.org/drawingml/2006/wordprocessingDrawing" xmlns:w10="urn:schemas-microsoft-com:office:word" xmlns:w="http://schemas.openxmlformats.org/wordprocessingml/2006/main" xmlns:w14="http://schemas.microsoft.com/office/word/2010/wordml" xmlns:wpg="http://schemas.microsoft.com/office/word/2010/wordprocessingGroup" xmlns:wpi="http://schemas.microsoft.com/office/word/2010/wordprocessingInk" xmlns:wne="http://schemas.microsoft.com/office/word/2006/wordml" xmlns:wps="http://schemas.microsoft.com/office/word/2010/wordprocessingShape" mc:Ignorable="w14 wp14">
   <w:body>
     <w:p>
+      <w:pPr>
+        <w:pStyle w:val="Heading1"/>
+      </w:pPr>
+      <w:bookmarkStart w:id="5" w:name="_Toc242628786"/>
       <w:r>
         <w:rPr>
           <w:rFonts w:ascii="Georgia" w:hAnsi="Georgia"/>
           <w:b/>
-          <w:i w:val="0"/>
           <w:sz w:val="32"/>
         </w:rPr>
+        <w:lastRenderedPageBreak/>
         <w:t>Pahankanuwa Sermon #3</w:t>
       </w:r>
+      <w:bookmarkEnd w:id="5"/>
     </w:p>
     <w:p>
       <w:r>
         <w:rPr>
           <w:rFonts w:ascii="Georgia" w:hAnsi="Georgia"/>
-          <w:b w:val="0"/>
-          <w:i w:val="0"/>
           <w:sz w:val="22"/>
         </w:rPr>
         <w:t>English Translation</w:t>
@@ -28,8 +31,6 @@
       <w:r>
         <w:rPr>
           <w:rFonts w:ascii="Georgia" w:hAnsi="Georgia"/>
-          <w:b w:val="0"/>
-          <w:i w:val="0"/>
           <w:sz w:val="22"/>
         </w:rPr>
         <w:t>Translated from Sinhala</w:t>
@@ -40,9 +41,7 @@
         <w:rPr>
           <w:rFonts w:ascii="Georgia" w:hAnsi="Georgia"/>
           <w:b/>
-          <w:i w:val="0"/>
           <w:color w:val="000000"/>
-          <w:sz w:val="24"/>
         </w:rPr>
         <w:t>Author: Ven. Katukurunde Nanananda Thero</w:t>
       </w:r>
@@ -51,9 +50,6 @@
       <w:r>
         <w:rPr>
           <w:rFonts w:ascii="Georgia" w:hAnsi="Georgia"/>
-          <w:b w:val="0"/>
-          <w:i w:val="0"/>
-          <w:sz w:val="24"/>
         </w:rPr>
         <w:t>(Pahankaṇuwa Sinhala Audio Dhamma Sermon No. )</w:t>
       </w:r>
@@ -62,9 +58,6 @@
       <w:r>
         <w:rPr>
           <w:rFonts w:ascii="Georgia" w:hAnsi="Georgia"/>
-          <w:b w:val="0"/>
-          <w:i w:val="0"/>
-          <w:sz w:val="24"/>
         </w:rPr>
         <w:t>Namo tassa bhagavato arahato sammāsambuddhassa</w:t>
       </w:r>
@@ -73,9 +66,6 @@
       <w:r>
         <w:rPr>
           <w:rFonts w:ascii="Georgia" w:hAnsi="Georgia"/>
-          <w:b w:val="0"/>
-          <w:i w:val="0"/>
-          <w:sz w:val="24"/>
         </w:rPr>
         <w:t>(Homage to the Blessed One, the Worthy One, the Fully Self-Enlightened One)</w:t>
       </w:r>
@@ -85,7 +75,6 @@
         <w:rPr>
           <w:rFonts w:ascii="Georgia" w:hAnsi="Georgia"/>
           <w:b/>
-          <w:i w:val="0"/>
           <w:color w:val="000000"/>
           <w:sz w:val="22"/>
         </w:rPr>
@@ -96,7 +85,6 @@
       <w:r>
         <w:rPr>
           <w:rFonts w:ascii="Georgia" w:hAnsi="Georgia"/>
-          <w:b w:val="0"/>
           <w:i/>
           <w:color w:val="000000"/>
           <w:sz w:val="28"/>
@@ -108,7 +96,6 @@
       <w:r>
         <w:rPr>
           <w:rFonts w:ascii="Georgia" w:hAnsi="Georgia"/>
-          <w:b w:val="0"/>
           <w:i/>
           <w:color w:val="000000"/>
           <w:sz w:val="28"/>
@@ -120,7 +107,6 @@
       <w:r>
         <w:rPr>
           <w:rFonts w:ascii="Georgia" w:hAnsi="Georgia"/>
-          <w:b w:val="0"/>
           <w:i/>
           <w:color w:val="000000"/>
           <w:sz w:val="28"/>
@@ -132,7 +118,6 @@
       <w:r>
         <w:rPr>
           <w:rFonts w:ascii="Georgia" w:hAnsi="Georgia"/>
-          <w:b w:val="0"/>
           <w:i/>
           <w:color w:val="000000"/>
           <w:sz w:val="28"/>
@@ -144,7 +129,6 @@
       <w:r>
         <w:rPr>
           <w:rFonts w:ascii="Georgia" w:hAnsi="Georgia"/>
-          <w:b w:val="0"/>
           <w:i/>
           <w:color w:val="000000"/>
           <w:sz w:val="28"/>
@@ -156,7 +140,6 @@
       <w:r>
         <w:rPr>
           <w:rFonts w:ascii="Georgia" w:hAnsi="Georgia"/>
-          <w:b w:val="0"/>
           <w:i/>
           <w:color w:val="000000"/>
           <w:sz w:val="28"/>
@@ -169,7 +152,6 @@
         <w:rPr>
           <w:rFonts w:ascii="Georgia" w:hAnsi="Georgia"/>
           <w:b/>
-          <w:i w:val="0"/>
           <w:sz w:val="22"/>
         </w:rPr>
         <w:t>From:</w:t>
@@ -179,8 +161,6 @@
       <w:r>
         <w:rPr>
           <w:rFonts w:ascii="Georgia" w:hAnsi="Georgia"/>
-          <w:b w:val="0"/>
-          <w:i w:val="0"/>
           <w:sz w:val="28"/>
         </w:rPr>
         <w:t>Verse 315, from  the Nirayavagga (Chapter on Hell)  of the Dhammapada</w:t>
@@ -190,9 +170,6 @@
       <w:r>
         <w:rPr>
           <w:rFonts w:ascii="Georgia" w:hAnsi="Georgia"/>
-          <w:b w:val="0"/>
-          <w:i w:val="0"/>
-          <w:sz w:val="24"/>
         </w:rPr>
         <w:t>Dear Listeners,</w:t>
       </w:r>
@@ -201,20 +178,21 @@
       <w:r>
         <w:rPr>
           <w:rFonts w:ascii="Georgia" w:hAnsi="Georgia"/>
-          <w:b w:val="0"/>
-          <w:i w:val="0"/>
-          <w:sz w:val="24"/>
         </w:rPr>
-        <w:t>It was on an Esala full-moon poya day that the Supreme Buddha, the Teacher of the Three Worlds, first revealed to the world of devas and humans the path to Nibbāna—namely, the Four Noble Truths—which he discovered after practicing six years of austere practices. Therefore, today is an extremely valuable poya day. Viewed from another perspective, this can also be regarded as a day of great significance for the Dispensation (Sāsana). When considered as the poya day that marks the commencement of the rains retreat (*vassa*) for the Sangha, this Esala full-moon poya day is highly important. Now, the term used in ancient texts to refer to the Buddha's Dispensation is "Dhamma-Vinaya." "Dhamma-Vinaya" is applied to designate the Dispensation of the Teacher because both the Doctrine (Dhamma) and the Discipline (Vinaya) are relevant to it. When thinking of the rains retreat, this period is considered highly important from the side of the Discipline because it is specifically connected to a group of disciplinary rules of the Sangha. However, during the time of the Buddha, as we can see from ancient stories, the rains retreat was also regarded as an extremely valuable period from the side of the Dhamma, the aspect of the Doctrine. For there was a custom in the Buddha's day: when the Buddha was alive, the members of the Sangha would go to meet the Buddha before the rains retreat to obtain meditation subjects (*kammaṭṭhāna*). Then they would depart for a remote, secluded area, spend the retreat in a suitable place, meditate according to that meditation subject, and make every effort to realize Nibbāna within the rains retreat. They had a great desire to bring back that joyful news to the Buddha. Looked at in this way, the wise and far-sighted Sangha of that time considered the realization of Nibbāna as the noblest, highest meritorious deed—as the rains-retreat offering—to be accomplished during the rains retreat. If they strove as much as possible and aroused effort during those three months but were unable to realize Nibbāna, a certain sense of spiritual urgency (*saṃvega*) would arise within those monks. Because when they went to meet the Buddha again after the rains retreat, the question the Buddha would often ask—after first exchanging pleasantries and inquiring about their well-being in a friendly manner—was: "Monks, have you fulfilled the purpose of your ordination?" If they were unable to answer this properly, it would cause great dejection in the minds of those monks. To put it briefly, it would be like going to see the Buddha empty-handed. Therefore, the monks made great efforts to realize Nibbāna within the rains retreat. Now, the story that clarifies these matters is the one associated with the verse we have taken as our theme.</w:t>
+        <w:t xml:space="preserve">It was on an Esala full-moon poya day that the Supreme Buddha, the Teacher of the Three Worlds, first revealed to the world of devas and humans the path to Nibbāna—namely, the Four Noble Truths—which he discovered after practicing six years of austere practices. Therefore, today is an extremely valuable poya day. Viewed from another perspective, this can also be regarded as a day of great significance for the Dispensation (Sāsana). When considered as the poya day that marks the commencement of the rains retreat (*vassa*) for the Sangha, this Esala full-moon poya day is highly important. Now, the term used in ancient texts to refer to the Buddha's Dispensation is "Dhamma-Vinaya." "Dhamma-Vinaya" is applied to designate the Dispensation of the Teacher because both the Doctrine (Dhamma) and the Discipline (Vinaya) are relevant to it. When thinking of the rains retreat, this period is considered highly important from the side of the Discipline because it is specifically connected to a group of disciplinary rules of the Sangha. However, during the time of the Buddha, as we can see from ancient stories, the rains retreat was also regarded as an extremely valuable period from the side of the Dhamma, the aspect of the Doctrine. For there was a custom in the Buddha's day: when the Buddha was alive, the members of the Sangha would go to meet the Buddha before the rains </w:t>
+      </w:r>
+      <w:r>
+        <w:rPr>
+          <w:rFonts w:ascii="Georgia" w:hAnsi="Georgia"/>
+        </w:rPr>
+        <w:lastRenderedPageBreak/>
+        <w:t>retreat to obtain meditation subjects (*kammaṭṭhāna*). Then they would depart for a remote, secluded area, spend the retreat in a suitable place, meditate according to that meditation subject, and make every effort to realize Nibbāna within the rains retreat. They had a great desire to bring back that joyful news to the Buddha. Looked at in this way, the wise and far-sighted Sangha of that time considered the realization of Nibbāna as the noblest, highest meritorious deed—as the rains-retreat offering—to be accomplished during the rains retreat. If they strove as much as possible and aroused effort during those three months but were unable to realize Nibbāna, a certain sense of spiritual urgency (*saṃvega*) would arise within those monks. Because when they went to meet the Buddha again after the rains retreat, the question the Buddha would often ask—after first exchanging pleasantries and inquiring about their well-being in a friendly manner—was: "Monks, have you fulfilled the purpose of your ordination?" If they were unable to answer this properly, it would cause great dejection in the minds of those monks. To put it briefly, it would be like going to see the Buddha empty-handed. Therefore, the monks made great efforts to realize Nibbāna within the rains retreat. Now, the story that clarifies these matters is the one associated with the verse we have taken as our theme.</w:t>
       </w:r>
     </w:p>
     <w:p>
       <w:r>
         <w:rPr>
           <w:rFonts w:ascii="Georgia" w:hAnsi="Georgia"/>
-          <w:b w:val="0"/>
-          <w:i w:val="0"/>
-          <w:sz w:val="24"/>
         </w:rPr>
         <w:t>While the Buddha was residing at Jetavana monastery, a group of monks went to a remote border village—though we use the word "remote" (*piṭisara*), what is meant here is a village situated on the frontier—to spend the rains retreat. During the first month, those monks were able to carry out their meditation work well. They received good support and requisites from the lay supporters. However, in the second month, a band of thieves—a gang of robbers—raided the village and took the villagers captive. Thereafter, the villagers began to organize security measures. Fearing that the gang of thieves would return and attack them again, they started putting up defense systems. They erected various kinds of ramparts and fortifying walls, implementing certain defensive arrangements for their streets. Because of this, the monks experienced disturbances. Consequently, despite their efforts, these monks were unable to fulfill their intended goal. When these monks went to visit the Buddha after the rains retreat, the Buddha asked them, "How was it, monks? Did you spend the rains retreat comfortably and in peace?" Then those monks explained: "Venerable Sir, during the first month we lived well without any trouble. But afterwards, due to the situation that arose in the village when thieves raided, the villagers—our lay supporters—focused their minds on setting up security measures. Consequently, we faced various shortcomings, and we were unable to practice meditation properly during the rains retreat." They offered this as their excuse. At that moment, the Buddha said: "Monks, indeed that is so. A comfortable lodging is not something that is obtained every day. It is not something to be constantly expected. That is the normal course of things. But what should you have done? Just as those people protected their city, you should have protected yourselves. Just as those people were diligent in protecting their village, you too should have secured your own safety." Declaring thus, he spoke the verse we have taken as our theme:</w:t>
       </w:r>
@@ -223,9 +201,6 @@
       <w:r>
         <w:rPr>
           <w:rFonts w:ascii="Georgia" w:hAnsi="Georgia"/>
-          <w:b w:val="0"/>
-          <w:i w:val="0"/>
-          <w:sz w:val="24"/>
         </w:rPr>
         <w:t>*Nagaraṃ yathā paccantaṃ*</w:t>
       </w:r>
@@ -234,10 +209,8 @@
       <w:r>
         <w:rPr>
           <w:rFonts w:ascii="Georgia" w:hAnsi="Georgia"/>
-          <w:b w:val="0"/>
-          <w:i w:val="0"/>
-          <w:sz w:val="24"/>
         </w:rPr>
+        <w:lastRenderedPageBreak/>
         <w:t>*guttaṃ santarabāhiraṃ*</w:t>
       </w:r>
     </w:p>
@@ -245,9 +218,6 @@
       <w:r>
         <w:rPr>
           <w:rFonts w:ascii="Georgia" w:hAnsi="Georgia"/>
-          <w:b w:val="0"/>
-          <w:i w:val="0"/>
-          <w:sz w:val="24"/>
         </w:rPr>
         <w:t>*evaṃ gopetha attānaṃ*</w:t>
       </w:r>
@@ -256,9 +226,6 @@
       <w:r>
         <w:rPr>
           <w:rFonts w:ascii="Georgia" w:hAnsi="Georgia"/>
-          <w:b w:val="0"/>
-          <w:i w:val="0"/>
-          <w:sz w:val="24"/>
         </w:rPr>
         <w:t>*khaṇo ve mā upaccagā*</w:t>
       </w:r>
@@ -267,9 +234,6 @@
       <w:r>
         <w:rPr>
           <w:rFonts w:ascii="Georgia" w:hAnsi="Georgia"/>
-          <w:b w:val="0"/>
-          <w:i w:val="0"/>
-          <w:sz w:val="24"/>
         </w:rPr>
         <w:t>*khaṇātītā hi socanti*</w:t>
       </w:r>
@@ -278,9 +242,6 @@
       <w:r>
         <w:rPr>
           <w:rFonts w:ascii="Georgia" w:hAnsi="Georgia"/>
-          <w:b w:val="0"/>
-          <w:i w:val="0"/>
-          <w:sz w:val="24"/>
         </w:rPr>
         <w:t>*nirayamhi samappitā*</w:t>
       </w:r>
@@ -289,9 +250,6 @@
       <w:r>
         <w:rPr>
           <w:rFonts w:ascii="Georgia" w:hAnsi="Georgia"/>
-          <w:b w:val="0"/>
-          <w:i w:val="0"/>
-          <w:sz w:val="24"/>
         </w:rPr>
         <w:t>The meaning of this is: just as a city situated on a frontier is well-fortified internally and externally—inwardly and outwardly—meaning, just as a frontier city is well-guarded within and without, in the same manner, "*evaṃ gopetha attānaṃ*"—so should one guard oneself. "*Evaṃ gopetha attānaṃ - khaṇo ve mā upaccagā*"—the next phrase indicates that one must perform this task without delay: "*khaṇo ve mā upaccagā*"—do not let the moment pass you by. Do not allow the proper moment—the opportunity—to slip away. The next two lines express the danger (*ādīnava*) that arises from not properly following this advice: "*khaṇātītā hi socanti - nirayamhi samappitā*". If one allows the moment to pass, what happens to such people? "*Khaṇātītā hi socanti*"—they will have to weep, wail, regret, and sorrow. "*Nirayamhi samappitā*"—because they will have fallen into hell, and falling into hell, they will have to suffer. In this way, the Buddha uttered an instructive and admonishing verse. It is said that upon hearing this verse, those venerable monks attained Arahantship. Thus, when we reflect on this verse, we can see the profound Dhamma within it. Many times, when monks apply their minds to the Dhamma and meditation, putting effort into those tasks, the Buddha would preach such a verse of Dhamma as if to complete whatever was lacking in their efforts. Therefore, we can understand that even a single passage of Dhamma or a verse from the Buddha can help in the final consummation of the monks' endeavors, enabling them to complete their meditation subjects. This is probably why it is mentioned that the monks attained Arahantship upon hearing this very verse. Be that as it may, let us reflect on the depth of this Dhamma verse according to our own capacity.</w:t>
       </w:r>
@@ -300,31 +258,36 @@
       <w:r>
         <w:rPr>
           <w:rFonts w:ascii="Georgia" w:hAnsi="Georgia"/>
-          <w:b w:val="0"/>
-          <w:i w:val="0"/>
-          <w:sz w:val="24"/>
         </w:rPr>
-        <w:t>Now, this simile is highly apt. We employ similes on such occasions because they help the Dhamma point penetrate deep into the mind. "*Nagaraṃ yathā paccantaṃ - guttaṃ santarabāhiraṃ*"—we can understand that this simile is extremely relevant to our present times as well. Thus, what is spoken of here is the guarding of a frontier city, both from within and from without. Likewise, the monks are told, "*evaṃ gopetha attānaṃ*"—to secure self-protection in this manner. Even nowadays, "self-protection" (*ātmārakṣāva*) is a commonly used term. However, in modern times, when people speak of self-protection, they generally mean bodily protection—guarding the physical body. Employing bodyguards, they only protect the physical body. As for the mind, the attitude in the world is often that it does not matter if it is handed over to devils and Death (*Māra*). But when the Buddha spoke of self-protection here, he meant guarding the mind. For what we carry through this round of rebirths (*saṃsāra*) is this mind—the mental continuum. As for this body, this bodily cage, we leave it behind. Therefore, the Buddha gave prominence to guarding the mind. Here too, the meaning to be taken is not merely guarding the body, but guarding the mind. To guard the mind, a certain degree of concern for the body is indeed necessary. But what most people do is guard the body without any care for what happens to the mind. If we grasp this profound meaning as guarding one's own mind, let us next consider this security system—what is said here regarding protection.</w:t>
+        <w:t xml:space="preserve">Now, this simile is highly apt. We employ similes on such occasions because they help the Dhamma point penetrate deep into the mind. "*Nagaraṃ yathā paccantaṃ - guttaṃ santarabāhiraṃ*"—we can understand that this simile is extremely relevant to our present times as well. Thus, what is spoken of here is the guarding of a frontier city, both from within and from without. Likewise, the monks are told, "*evaṃ gopetha attānaṃ*"—to secure self-protection in this manner. Even nowadays, "self-protection" (*ātmārakṣāva*) is a commonly used term. However, in modern times, when people speak of self-protection, they generally mean bodily protection—guarding the physical body. Employing bodyguards, they only protect the physical body. As for the mind, the attitude in the world is often that it does not matter if it is handed over to devils and Death (*Māra*). But when the Buddha spoke of self-protection here, he meant guarding the mind. For what we carry through this round of rebirths (*saṃsāra*) is this mind—the mental continuum. As for this body, this bodily cage, we leave it behind. Therefore, the Buddha gave prominence to guarding </w:t>
+      </w:r>
+      <w:r>
+        <w:rPr>
+          <w:rFonts w:ascii="Georgia" w:hAnsi="Georgia"/>
+        </w:rPr>
+        <w:lastRenderedPageBreak/>
+        <w:t>the mind. Here too, the meaning to be taken is not merely guarding the body, but guarding the mind. To guard the mind, a certain degree of concern for the body is indeed necessary. But what most people do is guard the body without any care for what happens to the mind. If we grasp this profound meaning as guarding one's own mind, let us next consider this security system—what is said here regarding protection.</w:t>
       </w:r>
     </w:p>
     <w:p>
       <w:r>
         <w:rPr>
           <w:rFonts w:ascii="Georgia" w:hAnsi="Georgia"/>
-          <w:b w:val="0"/>
-          <w:i w:val="0"/>
-          <w:sz w:val="24"/>
         </w:rPr>
-        <w:t>If we reflect in accordance with the Dhamma, who is the security guard of the mind? It is mindfulness (*sati*). In the Dhamma, it is stated: "*sati ārakkhasārathī*"—mindfulness is the guarding charioteer. The task of taming the mind, of guarding the mind—that responsibility is borne by the sentry called mindfulness. Now, when this sentry of mindfulness is well-uniformed, we can understand it more broadly as mindfulness and situational awareness (*sati-sampajañña*). At times, wishing to render *sampajañña* into a Sinhala term, we have translated it as "awareness" (*dänuvatbava*). Or else, remaining mindful with clear comprehension; the clear comprehension that goes hand-in-hand with mindfulness. Thus, what is spoken of here is mindfulness coupled with awareness. Now, when security guards are deployed in the world, in a place like a city, protection is set up both inside and outside. In a city, there is usually an inner gate, an entrance gate, then the fortifying walls, ramparts, and so on. Externally, there are watchtowers, sentry boxes, and moats. In ancient times, various security measures—defensive arrangements—were put in place to protect cities. Even nowadays, a sentry is typically posted at a gate. When posting a sentry at a gate, that gate must be very narrow. If it is a large gate, the incoming crowd can rush in. In the same way, if we consider mindfulness (*sati*) from the perspective of the Dhamma—the word *sati* also carries the meaning of memory. However, when we speak of right mindfulness (*sammā-sati*) in the Dhamma, it refers to constantly established mindfulness. This is something relevant to the present moment. For if the mind starts running to the past or jumping to the future, that gate becomes wide. What, then, is the gate we have to guard? From the perspective of the Dhamma, it is the six sense-doors: the eye, ear, nose, tongue, body, and mind. Including the mind, these are the six sense-doors. The five external senses are the eye, ear, nose, tongue, and body; and then there is the mind, the mind-faculty. These six sense-doors are what must be guarded. While guarding these six doors, the army of Māra, the army of defilements—the enemy host—is constantly waiting to break in. The army waiting to invade consists of sense-objects. For the eye, they are visual forms; for the ear, sounds; for the nose, smells and fragrances. In this manner, the enemy forces that agitate the mind and lead it into attachments, attraction, delusion, and bewilderment are waiting to invade. And they arrive with extreme rapidity. In such a situation, when a large crowd arrives at the gate, they must first be told: "You must come in a queue." They must come in a queue, one after the other. Otherwise, this gate cannot be guarded. Making it a narrow gate in that manner is precisely the easiest way to keep the mind in the present. What is spoken of here is keeping the mind in the present without running to the past or leaping to the future, and directing mindfulness to each and every thing as it arrives. Along with that mindfulness, what does one do through mindfulness? A certain practical boundary is needed. Relying on that awareness, one applies attention. A certain attention (*manasikāra*), a reflection is applied.</w:t>
+        <w:t xml:space="preserve">If we reflect in accordance with the Dhamma, who is the security guard of the mind? It is mindfulness (*sati*). In the Dhamma, it is stated: "*sati ārakkhasārathī*"—mindfulness is the guarding charioteer. The task of taming the mind, of guarding the mind—that responsibility is borne by the sentry called mindfulness. Now, when this sentry of mindfulness is well-uniformed, we can understand it more broadly as mindfulness and situational awareness (*sati-sampajañña*). At times, wishing to render *sampajañña* into a Sinhala term, we have translated it as "awareness" (*dänuvatbava*). Or else, remaining mindful with clear comprehension; the clear comprehension that goes hand-in-hand with mindfulness. Thus, what is spoken of here is mindfulness coupled with awareness. Now, when security guards are deployed in the world, in a place like a city, protection is set up both inside and outside. In a city, there is usually an inner gate, an entrance gate, then the fortifying walls, ramparts, and so on. Externally, there are watchtowers, sentry boxes, and moats. In ancient times, various security measures—defensive arrangements—were put in place to protect cities. Even nowadays, a sentry is typically posted at a gate. When posting a sentry at a gate, that gate must be very narrow. If it is a large gate, the incoming crowd can rush in. In the same way, if we consider mindfulness (*sati*) from the perspective of the Dhamma—the word *sati* also carries the meaning of memory. However, when we speak of right mindfulness (*sammā-sati*) in the Dhamma, it refers to constantly established mindfulness. This is something relevant to the present moment. For if the mind starts running to the past or jumping to the future, that gate becomes wide. What, then, is the gate we have to guard? From the perspective of the Dhamma, it is the six sense-doors: the eye, ear, nose, tongue, body, and mind. Including the mind, these are the six sense-doors. The five external senses are the eye, ear, nose, tongue, and body; and then there is the mind, the mind-faculty. These six sense-doors are what must be guarded. While guarding these six doors, the army of Māra, the army of defilements—the enemy host—is constantly waiting to break in. The army waiting to invade consists of sense-objects. For the eye, they are visual forms; for the ear, sounds; for the nose, smells and fragrances. In this manner, the enemy forces that agitate the mind and lead it into attachments, attraction, delusion, and bewilderment are waiting to invade. And they arrive with extreme rapidity. In such a situation, when a large crowd arrives at the gate, they must first be told: "You must come in a queue." They must come in a queue, one after the other. Otherwise, this gate cannot be guarded. Making it a narrow gate in that manner is precisely the easiest way to keep the mind in the present. What is spoken of here is keeping the mind in the present without running to the past or leaping to the future, and directing mindfulness to each and every thing as it arrives. Along with </w:t>
+      </w:r>
+      <w:r>
+        <w:rPr>
+          <w:rFonts w:ascii="Georgia" w:hAnsi="Georgia"/>
+        </w:rPr>
+        <w:lastRenderedPageBreak/>
+        <w:t>that mindfulness, what does one do through mindfulness? A certain practical boundary is needed. Relying on that awareness, one applies attention. A certain attention (*manasikāra*), a reflection is applied.</w:t>
       </w:r>
     </w:p>
     <w:p>
       <w:r>
         <w:rPr>
           <w:rFonts w:ascii="Georgia" w:hAnsi="Georgia"/>
-          <w:b w:val="0"/>
-          <w:i w:val="0"/>
-          <w:sz w:val="24"/>
         </w:rPr>
         <w:t>Let us suppose there is a security guard: his duty is not to sleep. Remaining fully awake, he casts an inquiring eye on each person who arrives. This depends on his skill. It must be done very rapidly. He cannot hold up any single person for a long time there. They arrive, he subjects them to scrutiny, and if they are to be let in, he lets them in; if they are to be turned away, he turns them away. There are only these two options. Therefore, what is required here is skill; that reflection cannot be carried out at length. Today, as you lay devotees well know, at such checkpoints there is something called an identity card. Even if there were no identity cards in the past, there must have been some way of identifying people when they arrived. An identity card has a name and a photo (form). Thus, the person is identified by this name. This person arrives with a certain physical form corresponding to that identification. But what usually happens? If enemy forces or spies arrive, they come in disguise. Not in their true form. Therefore, they must be recognized. If the sentry is highly skilled, he will not allow them to engage in idle chatter; he will demand that they present their identity card and prove their eligibility to enter. In the same way, if we consider it from the perspective of the Dhamma, there is a general method for identifying these incoming objects—these enemy forces. It is called Name-and-Form (*Nāmarūpa*). They are identified by reflecting on them as Name-and-Form (*Nāmarūpa*). Let us say a visual object comes before us. Some form arrives. This is what happens to an insight meditator. The incoming form comes in disguise. We speak of color configurations—their colors, all kinds of colors, and various outlines. Because of this, the mind might become fixated. Without directing the mind to those details, one reflects: "This is just a form." Thus, no matter what kind of form arrives, the meditator reflects, "form, form" (*rūpaṃ, rūpaṃ*). He does not go any further than that. For the Buddha has pointed out that if one goes further, the mind cannot be restrained. It gets dragged into defilements. This is what is called grasping at signs (*nimitta*) and secondary features (*anuvyañjana*)—meaning, the sign and the other characteristics grasped in accordance with that sign. When that person sees a form—be it a person or an object—since a multitude of other thoughts, defiled thoughts, can invade concerning it, he briefly notes it as "form."</w:t>
       </w:r>
@@ -333,20 +296,21 @@
       <w:r>
         <w:rPr>
           <w:rFonts w:ascii="Georgia" w:hAnsi="Georgia"/>
-          <w:b w:val="0"/>
-          <w:i w:val="0"/>
-          <w:sz w:val="24"/>
         </w:rPr>
-        <w:t>Furthermore, what is relevant here, in brief, are the three characteristics: the characteristics of impermanence (*anicca*), suffering (*dukkha*), and not-self (*anattā*). It is by applying these three seals that every object is let through. Thus, what helps to stamp these three characteristics is nothing other than this recognition. Now, mental phenomena (*nāma-dhamma*) are shown in the Dhamma to consist of feeling (*vedanā*), perception (*saññā*), intention (*cetanā*), contact (*phassa*), and attention (*manasikāra*). Here, we are trying to align this with the Dhamma. Mental phenomena are generally things associated with the mind. So, the things associated with the mind are feelings (*vedanā*). A person recognizes something—even a small child who does not yet know how to speak recognizes things—through these very factors. Through experiencing something, or experiencing what is given to them, on the basis of the feeling (*vedanā*) therein. Or through a perception (*saññā*) of it. Then, the thoughts that arise regarding them, their contact (*phassa*), and how we attend to them. When viewed deeply in this manner, these are the mental phenomena that support insight (*vipassanā*). Next, when considering material phenomena (*rūpa-dhamma*), one does not think about those color configurations or color designs mentioned earlier. Of all the things that exist in the world, what are the primary elements out of which both our bodies and external things are made? Earth (*paṭhavī*), water (*āpo*), fire (*tejo*), and air (*vāyo*). Both this great earth and our bodies are made of the element of earth, which represents solidity. Then there is the element of water, representing the flowing nature of liquid. Then fire, representing heat; and air, representing wind. Our bodies and external things are composed of elements related to these four. For this reason, when reflecting in accordance with the Dhamma, the sentry of mindfulness must comprehend things in this manner through attention. One must not let the mind run after the various external signs of the incoming form, because if one does, defilements will flood in. If we take Name-and-Form (*Nāmarūpa*) in this way, this is the identity card. We let things pass by looking at this identity card. Now a sense-object has arrived; we do not cling to it; it is gone. It came and went, came and went. Through this, we understand impermanence (*anicca*)—the impermanent nature of each of these things, their nature of coming and going. This is how it is with the eye, ear, nose, and so forth. Now with a sound—when we hear a word, there is simultaneously a contact (*phassa*) at the ear. When a drum or a *rabāna* is struck, a resonance echoes for some time. When you strike something like a *rabāna*, a resonance naturally follows. In the same way, the thoughts that arise in the mind through words also produce a certain echo. That is how one is able to remember and recall. In this manner, we can understand regarding the ear. One can understand each of these senses in this way. Regarding the tongue, even a small child can understand it very easily. Thus, through all these senses, objects come flooding in, arriving with great speed. Now, the meditator identifies them with a certain degree of equanimity, in a manner that does not lead to being dragged along or trapped by attraction. Within that identification, within that reflection, wisdom (*paññā*) becomes active. Therefore, to realize Nibbāna, one must develop both mindfulness (*sati*) and wisdom. This wisdom is activated at that moment through that very reflection. That is, applying mindfulness, one identifies it. This must be done with extreme rapidity. The reason for this, as the Buddha has declared, is that the objects flooding into our senses in this world arrive at tremendous speed.</w:t>
+        <w:t xml:space="preserve">Furthermore, what is relevant here, in brief, are the three characteristics: the characteristics of impermanence (*anicca*), suffering (*dukkha*), and not-self (*anattā*). It is by applying these three seals that every object is let through. Thus, what helps to stamp these three characteristics is nothing other than this recognition. Now, mental phenomena (*nāma-dhamma*) are shown in the Dhamma to consist of feeling (*vedanā*), perception (*saññā*), intention (*cetanā*), contact (*phassa*), and attention (*manasikāra*). Here, we are trying to align this with the Dhamma. Mental phenomena are generally things associated with the mind. So, the things associated with the mind are feelings (*vedanā*). A person recognizes something—even a small child who does not yet know how to speak recognizes things—through </w:t>
+      </w:r>
+      <w:r>
+        <w:rPr>
+          <w:rFonts w:ascii="Georgia" w:hAnsi="Georgia"/>
+        </w:rPr>
+        <w:lastRenderedPageBreak/>
+        <w:t>these very factors. Through experiencing something, or experiencing what is given to them, on the basis of the feeling (*vedanā*) therein. Or through a perception (*saññā*) of it. Then, the thoughts that arise regarding them, their contact (*phassa*), and how we attend to them. When viewed deeply in this manner, these are the mental phenomena that support insight (*vipassanā*). Next, when considering material phenomena (*rūpa-dhamma*), one does not think about those color configurations or color designs mentioned earlier. Of all the things that exist in the world, what are the primary elements out of which both our bodies and external things are made? Earth (*paṭhavī*), water (*āpo*), fire (*tejo*), and air (*vāyo*). Both this great earth and our bodies are made of the element of earth, which represents solidity. Then there is the element of water, representing the flowing nature of liquid. Then fire, representing heat; and air, representing wind. Our bodies and external things are composed of elements related to these four. For this reason, when reflecting in accordance with the Dhamma, the sentry of mindfulness must comprehend things in this manner through attention. One must not let the mind run after the various external signs of the incoming form, because if one does, defilements will flood in. If we take Name-and-Form (*Nāmarūpa*) in this way, this is the identity card. We let things pass by looking at this identity card. Now a sense-object has arrived; we do not cling to it; it is gone. It came and went, came and went. Through this, we understand impermanence (*anicca*)—the impermanent nature of each of these things, their nature of coming and going. This is how it is with the eye, ear, nose, and so forth. Now with a sound—when we hear a word, there is simultaneously a contact (*phassa*) at the ear. When a drum or a *rabāna* is struck, a resonance echoes for some time. When you strike something like a *rabāna*, a resonance naturally follows. In the same way, the thoughts that arise in the mind through words also produce a certain echo. That is how one is able to remember and recall. In this manner, we can understand regarding the ear. One can understand each of these senses in this way. Regarding the tongue, even a small child can understand it very easily. Thus, through all these senses, objects come flooding in, arriving with great speed. Now, the meditator identifies them with a certain degree of equanimity, in a manner that does not lead to being dragged along or trapped by attraction. Within that identification, within that reflection, wisdom (*paññā*) becomes active. Therefore, to realize Nibbāna, one must develop both mindfulness (*sati*) and wisdom. This wisdom is activated at that moment through that very reflection. That is, applying mindfulness, one identifies it. This must be done with extreme rapidity. The reason for this, as the Buddha has declared, is that the objects flooding into our senses in this world arrive at tremendous speed.</w:t>
       </w:r>
     </w:p>
     <w:p>
       <w:r>
         <w:rPr>
           <w:rFonts w:ascii="Georgia" w:hAnsi="Georgia"/>
-          <w:b w:val="0"/>
-          <w:i w:val="0"/>
-          <w:sz w:val="24"/>
         </w:rPr>
         <w:t>On one occasion, the Buddha declared to the young Brahmin Ajitha:</w:t>
       </w:r>
@@ -355,9 +319,6 @@
       <w:r>
         <w:rPr>
           <w:rFonts w:ascii="Georgia" w:hAnsi="Georgia"/>
-          <w:b w:val="0"/>
-          <w:i w:val="0"/>
-          <w:sz w:val="24"/>
         </w:rPr>
         <w:t>*Yāni sotāni lokasmiṃ*</w:t>
       </w:r>
@@ -366,9 +327,6 @@
       <w:r>
         <w:rPr>
           <w:rFonts w:ascii="Georgia" w:hAnsi="Georgia"/>
-          <w:b w:val="0"/>
-          <w:i w:val="0"/>
-          <w:sz w:val="24"/>
         </w:rPr>
         <w:t>*sati tesaṃ nivāraṇaṃ*</w:t>
       </w:r>
@@ -377,9 +335,6 @@
       <w:r>
         <w:rPr>
           <w:rFonts w:ascii="Georgia" w:hAnsi="Georgia"/>
-          <w:b w:val="0"/>
-          <w:i w:val="0"/>
-          <w:sz w:val="24"/>
         </w:rPr>
         <w:t>*sotānaṃ saṃvaraṃ brūmi*</w:t>
       </w:r>
@@ -388,10 +343,8 @@
       <w:r>
         <w:rPr>
           <w:rFonts w:ascii="Georgia" w:hAnsi="Georgia"/>
-          <w:b w:val="0"/>
-          <w:i w:val="0"/>
-          <w:sz w:val="24"/>
         </w:rPr>
+        <w:lastRenderedPageBreak/>
         <w:t>*paññāy'ete pidhīyare*</w:t>
       </w:r>
     </w:p>
@@ -399,9 +352,6 @@
       <w:r>
         <w:rPr>
           <w:rFonts w:ascii="Georgia" w:hAnsi="Georgia"/>
-          <w:b w:val="0"/>
-          <w:i w:val="0"/>
-          <w:sz w:val="24"/>
         </w:rPr>
         <w:t>(Sutta Nipāta, Verse 1039)</w:t>
       </w:r>
@@ -410,9 +360,6 @@
       <w:r>
         <w:rPr>
           <w:rFonts w:ascii="Georgia" w:hAnsi="Georgia"/>
-          <w:b w:val="0"/>
-          <w:i w:val="0"/>
-          <w:sz w:val="24"/>
         </w:rPr>
         <w:t>Whatever streams there are in the world, mindfulness is their barrier. I call mindfulness the restraint of the streams. "*Paññāy'ete pidhīyare*"—but it is by wisdom that they are completely shut off, that these streams can be fully closed. So, with this mindfulness—just as with a rapidly flowing river, one cannot build a dam all at once; one has to employ some means to temporarily hold back the rushing water. It is like the security guard stopping the invading crowd, telling them, "Hold on a moment." Then they are subjected to examination. Through this examination, the true nature of the person is understood. If it is a defiled object, it is pushed away completely. In this manner, even with water, it is only after the dam is built that the work is complete. Wisdom is the dam—wisdom, deep understanding, comprehension of the Dhamma, the true nature of things.</w:t>
       </w:r>
@@ -421,9 +368,6 @@
       <w:r>
         <w:rPr>
           <w:rFonts w:ascii="Georgia" w:hAnsi="Georgia"/>
-          <w:b w:val="0"/>
-          <w:i w:val="0"/>
-          <w:sz w:val="24"/>
         </w:rPr>
         <w:t>Thus, what we have here is a matter directly relevant to meditation. It is by understanding this that the monks must have attained Arahantship. So, what is spoken of here is guarding the mind; the mind is the city. It is said to have six gates. Apart from the mind itself, which refers to the thoughts that enter it, there are the other external objects: forms, sounds, smells, tastes, and touch (*phassa*). When these come flooding in, one must apply mindfulness—mindfulness coupled with awareness—and reflect on each one. This reflection must be done with extreme rapidity. It is not about uttering long sentences. If it is a form, one notes "form, form" twice. If it is a sound, "sound, sound." In that way, the mind is given the designation "smell, smell," "taste, taste." Through this designating, it is understood, and the matter is ended there. This is the kind of discipline that one adopts in meditation, in insight meditation. This is the meaning that the Buddha has expressed in this verse. In short, what is spoken of here is Nibbāna—the factors that support Nibbāna. That is why, next, the Buddha says: "*khaṇo ve mā upaccagā*"—"do not let this opportunity to realize Nibbāna pass you by."</w:t>
       </w:r>
@@ -432,31 +376,36 @@
       <w:r>
         <w:rPr>
           <w:rFonts w:ascii="Georgia" w:hAnsi="Georgia"/>
-          <w:b w:val="0"/>
-          <w:i w:val="0"/>
-          <w:sz w:val="24"/>
         </w:rPr>
-        <w:t>This "moment"—the opportune moment (*khaṇa-sampatti*)—is described in the Dhamma in this way: the Buddha has stated that a human birth obtained during the period of a Buddha's appearance—that entire life—should be regarded as a single "moment." The Buddha said: "Monks, the people of the world often say, 'The world is bound to the moment, the world is bound to the moment' (*khaṇakicco loko*). They say that this world is a place where tasks must be done on time, on the instant. But what the right moment is, and what the wrong moment is, the world does not know." Then the Buddha declares: "Monks, now a Buddha has appeared in the world and is preaching the Dhamma. Yet, a certain person is born in hell. In that case, even though a Buddha has appeared, one does not get the opportunity to realize Nibbāna. That is what is called an inopportune moment." That is, the Buddha points out eight inopportune moments when the timing is wrong—moments that are not the right opportunity. Showing these eight, he states that one who is free from these eight obtains the opportune moment during the period of a Buddha's appearance. So, as mentioned first, a Buddha has appeared and preaches the Dhamma, but this unfortunate person is born in hell. Then it is impossible to benefit from this Dhamma and bring suffering (*dukkha*) to an end. That is the first. Next, it is stated—and it is the same: a Buddha has appeared and preaches the Dhamma, but that person is born in the realm of departed spirits (*peta-loka*). Third, a Buddha has appeared and preaches the Dhamma, but this person is an animal, born in the animal realm. In such a situation, too, it is impossible to travel along the path to Nibbāna and be freed from the suffering (*dukkha*) of saṃsāra. Likewise, a Buddha has appeared and preaches the Dhamma, but a person is born in a very long-lived class of devas—in a celestial realm. While indulged in the pleasures of that heaven, they do not get the chance to practice the holy life (*brahmacariya*) in the Dispensation, develop the three characteristics—the three characteristics of impermanence (*anicca*), suffering (*dukkha*), and not-self (*anattā*)—and bring the suffering (*dukkha*) of saṃsāra to an end. It is difficult because of the sensual pleasures and various other reasons in those realms. The human world is indeed the best place for realizing Nibbāna. Furthermore, a Buddha has appeared and preaches the Dhamma, but a person is born in a remote border region. Generally, it is said that Buddhas are born in the Middle Country (*Majjhima-desa*) of India (*Jambudīpa*). Therefore, one born in that Middle Country has obtained a fortunate birth. That is to say, during the time of the Buddha, there was a situation in that region where one could hear the Dhamma and live in accordance with it. If, in such a time, a person is born in an extremely remote region, where one does not even get to hear the Dhamma, and where the fourfold assembly—monks, nuns, laymen, and laywomen—does not visit, then such a person cannot benefit from this Dhamma. Thus, that opportunity is not a proper one; it is an unfortunate time. Next, a Buddha has appeared and preaches the Dhamma, and a person is indeed born in the Middle Country, residing in that very region. However, that person holds wrong views. He is blinded by strong wrong views. Such a person cannot benefit from the Dhamma. That opportunity is indeed an unfortunate one. Next, it is shown: a Buddha has appeared and preaches the Dhamma, but this person cannot understand anything that is explained. He lacks wisdom. That is, his wisdom is immature. Such a person cannot benefit from the Dhamma. Thus, that opportunity is also an unfortunate one. Finally, in the last instance, a person is highly wise, is born in the Middle Country of India, and all other conditions are complete, but a Buddha has not appeared, and the Dhamma is not preached. That is the eighth instance.</w:t>
+        <w:t xml:space="preserve">This "moment"—the opportune moment (*khaṇa-sampatti*)—is described in the Dhamma in this way: the Buddha has stated that a human birth obtained during the period of a Buddha's appearance—that entire life—should be regarded as a single "moment." The Buddha said: "Monks, the people of the world often say, 'The world is bound to the moment, the world is bound to the moment' (*khaṇakicco loko*). They say that this world is a place where tasks must be done on time, on the instant. But what the right moment is, and what the wrong moment is, the world does not know." Then the Buddha declares: "Monks, now a Buddha has appeared in the world and is preaching the Dhamma. Yet, a certain person is born in hell. In that case, even though a Buddha has appeared, one does not get the opportunity to realize Nibbāna. That is what is called an inopportune moment." That is, the Buddha points out eight inopportune moments when the timing is wrong—moments that are not the right opportunity. Showing these eight, he states that one who is free from these eight obtains the opportune moment during the period of a Buddha's appearance. So, as </w:t>
+      </w:r>
+      <w:r>
+        <w:rPr>
+          <w:rFonts w:ascii="Georgia" w:hAnsi="Georgia"/>
+        </w:rPr>
+        <w:lastRenderedPageBreak/>
+        <w:t>mentioned first, a Buddha has appeared and preaches the Dhamma, but this unfortunate person is born in hell. Then it is impossible to benefit from this Dhamma and bring suffering (*dukkha*) to an end. That is the first. Next, it is stated—and it is the same: a Buddha has appeared and preaches the Dhamma, but that person is born in the realm of departed spirits (*peta-loka*). Third, a Buddha has appeared and preaches the Dhamma, but this person is an animal, born in the animal realm. In such a situation, too, it is impossible to travel along the path to Nibbāna and be freed from the suffering (*dukkha*) of saṃsāra. Likewise, a Buddha has appeared and preaches the Dhamma, but a person is born in a very long-lived class of devas—in a celestial realm. While indulged in the pleasures of that heaven, they do not get the chance to practice the holy life (*brahmacariya*) in the Dispensation, develop the three characteristics—the three characteristics of impermanence (*anicca*), suffering (*dukkha*), and not-self (*anattā*)—and bring the suffering (*dukkha*) of saṃsāra to an end. It is difficult because of the sensual pleasures and various other reasons in those realms. The human world is indeed the best place for realizing Nibbāna. Furthermore, a Buddha has appeared and preaches the Dhamma, but a person is born in a remote border region. Generally, it is said that Buddhas are born in the Middle Country (*Majjhima-desa*) of India (*Jambudīpa*). Therefore, one born in that Middle Country has obtained a fortunate birth. That is to say, during the time of the Buddha, there was a situation in that region where one could hear the Dhamma and live in accordance with it. If, in such a time, a person is born in an extremely remote region, where one does not even get to hear the Dhamma, and where the fourfold assembly—monks, nuns, laymen, and laywomen—does not visit, then such a person cannot benefit from this Dhamma. Thus, that opportunity is not a proper one; it is an unfortunate time. Next, a Buddha has appeared and preaches the Dhamma, and a person is indeed born in the Middle Country, residing in that very region. However, that person holds wrong views. He is blinded by strong wrong views. Such a person cannot benefit from the Dhamma. That opportunity is indeed an unfortunate one. Next, it is shown: a Buddha has appeared and preaches the Dhamma, but this person cannot understand anything that is explained. He lacks wisdom. That is, his wisdom is immature. Such a person cannot benefit from the Dhamma. Thus, that opportunity is also an unfortunate one. Finally, in the last instance, a person is highly wise, is born in the Middle Country of India, and all other conditions are complete, but a Buddha has not appeared, and the Dhamma is not preached. That is the eighth instance.</w:t>
       </w:r>
     </w:p>
     <w:p>
       <w:r>
         <w:rPr>
           <w:rFonts w:ascii="Georgia" w:hAnsi="Georgia"/>
-          <w:b w:val="0"/>
-          <w:i w:val="0"/>
-          <w:sz w:val="24"/>
         </w:rPr>
-        <w:t>In this way, the Buddha declares that there are eight inopportune moments. If, escaping these eight inopportune moments during the period of a Buddha's appearance, a person obtains a birth in a suitable region where they can hear the Dhamma and live in accordance with it, without any sensory impairments and possessing wisdom—that, the Buddha declares, is an extremely rare moment, a precious opportunity. Therefore, you should think of yourselves as having obtained such a noble opportunity. It is this opportune moment that the Buddha urges us not to waste. If that moment is missed, if that opportunity is lost, the Buddha gives a simile: it is just like a merchant who gets an opportunity to buy goods at a cheap price, but fails to take advantage of it and later regrets it. In the same way, one will have to regret if, during a time when one can benefit from the Dhamma—an extremely rare opportunity obtained in this unimaginably long saṃsāra—one fails to make use of it. What is meant by "making use of it"? It is realizing Nibbāna, bringing the suffering (*dukkha*) of saṃsāra to an end. At the very least, as mentioned, it is obtaining a supramundane state by attaining the path of Stream-entry (*sotāpatti-magga*), which helps one escape the lower realms. This is how we have to understand this verse.</w:t>
+        <w:t xml:space="preserve">In this way, the Buddha declares that there are eight inopportune moments. If, escaping these eight inopportune moments during the period of a Buddha's appearance, a person obtains a birth in a suitable region where they can hear the Dhamma and live in accordance with it, without any sensory impairments and possessing wisdom—that, the Buddha declares, is an extremely rare moment, a precious opportunity. Therefore, you should think of yourselves as having obtained such a noble opportunity. It is this opportune moment that the Buddha urges us not to waste. If that moment is missed, if that opportunity is lost, the Buddha gives a </w:t>
+      </w:r>
+      <w:r>
+        <w:rPr>
+          <w:rFonts w:ascii="Georgia" w:hAnsi="Georgia"/>
+        </w:rPr>
+        <w:lastRenderedPageBreak/>
+        <w:t>simile: it is just like a merchant who gets an opportunity to buy goods at a cheap price, but fails to take advantage of it and later regrets it. In the same way, one will have to regret if, during a time when one can benefit from the Dhamma—an extremely rare opportunity obtained in this unimaginably long saṃsāra—one fails to make use of it. What is meant by "making use of it"? It is realizing Nibbāna, bringing the suffering (*dukkha*) of saṃsāra to an end. At the very least, as mentioned, it is obtaining a supramundane state by attaining the path of Stream-entry (*sotāpatti-magga*), which helps one escape the lower realms. This is how we have to understand this verse.</w:t>
       </w:r>
     </w:p>
     <w:p>
       <w:r>
         <w:rPr>
           <w:rFonts w:ascii="Georgia" w:hAnsi="Georgia"/>
-          <w:b w:val="0"/>
-          <w:i w:val="0"/>
-          <w:sz w:val="24"/>
         </w:rPr>
         <w:t>That is why: "*khaṇātītā hi socanti, nirayamhi samappitā*"—if that noble moment is allowed to pass, what happens to that person is that they fall into hell, suffering and sorrowing. Indeed, as we said before, people nowadays make so many efforts to protect the body, but because they are not concerned with guarding the mind, during this brief lifespan, after setting up various security systems, they sometimes meet their death at the hands of those very guards. In the end, where do they go and take birth? In the realms of departed spirits, the realms of *yakkhas*, in woeful states, or in hell. We hear various stories of people being born in such places. It is in such an extremely unfortunate era that we live. But you, devout lay followers who reflect wisely, must always bear in mind the Buddha's advice: what is meant here by self-protection is guarding the mind. Guarding the mind means applying mindfulness to those doors—the six doors connected to the mind—and assigning the duty belonging to the sentry in a manner appropriate to one's meditation. Regarding the awareness called *sampajañña* that goes hand-in-hand with mindfulness, it is presented in four ways in the Dhamma. A person practicing a meditation subject has to apply that awareness in accordance with their meditation subject. That is to say, when a sense-object arrives, they have to consider: "Is this object helpful to the meditation subject I am practicing? Is it useful? Is it purposeful?" Next, they must also consider: "Is it suitable (*sappāya*) for my meditation? Is it appropriate? Is it fit?" Moreover, they must examine whether they can maintain their meditation subject at all times through every such object. Lastly, they must acquire the ability to look at that object without being deluded by it. Reflecting deeply in this way, just as that security guard maintains a high degree of awareness in fulfilling his assigned duty and responsibility, the meditator, the person dedicated to meditation, guards their own meditation subject. The meditation subject is the only thing one has to guard. It is through maintaining those meditation subjects that one is able to realize Nibbāna. This is why *sampajañña*—awareness or clear comprehension—must be understood in a very broad sense.</w:t>
       </w:r>
@@ -465,20 +414,21 @@
       <w:r>
         <w:rPr>
           <w:rFonts w:ascii="Georgia" w:hAnsi="Georgia"/>
-          <w:b w:val="0"/>
-          <w:i w:val="0"/>
-          <w:sz w:val="24"/>
         </w:rPr>
-        <w:t>Thus, the objects that help in guarding mindfulness in this manner are what the Buddha has declared as the Four Establishments of Mindfulness (*satipaṭṭhāna*). That is, we are not talking about other things or external things here. One establishes mindfulness on the very body received—this body. Next, on feelings (*vedanā*). Next, on the mind—understanding the nature of the mind in its various states. Next, on the thoughts that enter the mind. These can be taken generally as: body, feelings (*vedanā*), mind, and thoughts. Establishing mindfulness on these means constantly living in the present moment. Usually, people live either in the future or in the past. Thinking about what is to be done in the future, or thinking about what has happened in the past, people generally live with a dead past and an unborn future. The Buddha has given the advice to remove this tendency and to strive, as far as possible, to live in the present.</w:t>
+        <w:t xml:space="preserve">Thus, the objects that help in guarding mindfulness in this manner are what the Buddha has declared as the Four Establishments of Mindfulness (*satipaṭṭhāna*). That is, we are not talking about other things or external things here. One establishes mindfulness on the very body received—this body. Next, on feelings (*vedanā*). Next, on the mind—understanding the nature of the mind in its various states. Next, on the thoughts that enter the mind. These can be taken generally as: body, feelings </w:t>
+      </w:r>
+      <w:r>
+        <w:rPr>
+          <w:rFonts w:ascii="Georgia" w:hAnsi="Georgia"/>
+        </w:rPr>
+        <w:lastRenderedPageBreak/>
+        <w:t>(*vedanā*), mind, and thoughts. Establishing mindfulness on these means constantly living in the present moment. Usually, people live either in the future or in the past. Thinking about what is to be done in the future, or thinking about what has happened in the past, people generally live with a dead past and an unborn future. The Buddha has given the advice to remove this tendency and to strive, as far as possible, to live in the present.</w:t>
       </w:r>
     </w:p>
     <w:p>
       <w:r>
         <w:rPr>
           <w:rFonts w:ascii="Georgia" w:hAnsi="Georgia"/>
-          <w:b w:val="0"/>
-          <w:i w:val="0"/>
-          <w:sz w:val="24"/>
         </w:rPr>
         <w:t>Here too, we can think of that sentry. If that sentry starts running after a person who has already passed his guard post, he will not be able to perform the duty belonging to his office. By directing full attention within a brief moment and inspecting them, he understands the situation and lets that person go. He then stands ready for the next person. A skilled and clever sentry is always ready for whoever arrives. In the same way, one who has well-established mindfulness understands each and every incoming object in its true nature—in its true nature as impermanent (*anicca*), suffering (*dukkha*), and not-self (*anattā*)—and lets them go. Why does he let them go? Because they are things that have the nature of constantly coming and going, things of an impermanent nature. Understanding the impermanent as impermanent—this is indeed through direct experience. By practicing mindfulness in this way, that wisdom gradually develops. Wisdom means understanding. It is by understanding, on this basis, that everything existing in the entire world is of an impermanent nature that one is able to realize Nibbāna. For there exist perverted views in the world. These are called *vipallāsa*—four perverted views are spoken of: taking the impermanent (*anicca*) as permanent; taking the foul (*asubha*) as beautiful; taking what is characterized by suffering (*dukkha*) as pleasant; and taking what is not-self (*anattā*) as self. It is within these four perverted views that the world lives. The Buddha declares that it is because of these four perverted qualities called *vipallāsa* that beings wander long in this saṃsāra. The path of living in accordance with wisdom—by turning away from this perverted state, turning away from delusion, from bewilderment, and from ignorance—is what is called the Four Establishments of Mindfulness (*satipaṭṭhāna*).</w:t>
       </w:r>
@@ -487,9 +437,6 @@
       <w:r>
         <w:rPr>
           <w:rFonts w:ascii="Georgia" w:hAnsi="Georgia"/>
-          <w:b w:val="0"/>
-          <w:i w:val="0"/>
-          <w:sz w:val="24"/>
         </w:rPr>
         <w:t>This is not something that costs much. It costs nothing at all. However, one has to make a certain sacrifice. Regarding the things that the world—or rather, the pompous, ostentatious world—usually thinks of as important and valuable, and regarding the values one personally attributes to them, one must reconsider them and arrive at a Dhamma-compliant conclusion concerning them, as well as about the way one's life is being spent. Now, even though the Buddha described this lifespan as a single moment, people generally divide this life, this one brief moment, and set aside a portion, saying, "This is the final part of my life." They think that activities like listening to sermons, meditating, and keeping precepts are for the final stage of life. But the Buddha constantly reminds us of diligence (*appamāda*), and of the fact that the time of death is uncertain. On one occasion, to arouse spiritual urgency, the Buddha spoke a certain verse:</w:t>
       </w:r>
@@ -498,9 +445,6 @@
       <w:r>
         <w:rPr>
           <w:rFonts w:ascii="Georgia" w:hAnsi="Georgia"/>
-          <w:b w:val="0"/>
-          <w:i w:val="0"/>
-          <w:sz w:val="24"/>
         </w:rPr>
         <w:t>*Ajjeva kiccamātappaṃ*</w:t>
       </w:r>
@@ -509,10 +453,8 @@
       <w:r>
         <w:rPr>
           <w:rFonts w:ascii="Georgia" w:hAnsi="Georgia"/>
-          <w:b w:val="0"/>
-          <w:i w:val="0"/>
-          <w:sz w:val="24"/>
         </w:rPr>
+        <w:lastRenderedPageBreak/>
         <w:t>*ko jaññā maraṇaṃ suve*</w:t>
       </w:r>
     </w:p>
@@ -520,9 +462,6 @@
       <w:r>
         <w:rPr>
           <w:rFonts w:ascii="Georgia" w:hAnsi="Georgia"/>
-          <w:b w:val="0"/>
-          <w:i w:val="0"/>
-          <w:sz w:val="24"/>
         </w:rPr>
         <w:t>*na hi no saṅgaraṃ tena*</w:t>
       </w:r>
@@ -531,9 +470,6 @@
       <w:r>
         <w:rPr>
           <w:rFonts w:ascii="Georgia" w:hAnsi="Georgia"/>
-          <w:b w:val="0"/>
-          <w:i w:val="0"/>
-          <w:sz w:val="24"/>
         </w:rPr>
         <w:t>*mahāsenena maccunā*</w:t>
       </w:r>
@@ -542,9 +478,6 @@
       <w:r>
         <w:rPr>
           <w:rFonts w:ascii="Georgia" w:hAnsi="Georgia"/>
-          <w:b w:val="0"/>
-          <w:i w:val="0"/>
-          <w:sz w:val="24"/>
         </w:rPr>
         <w:t>—*Bhaddekaratta Sutta, Majjhima Nikāya*</w:t>
       </w:r>
@@ -553,9 +486,6 @@
       <w:r>
         <w:rPr>
           <w:rFonts w:ascii="Georgia" w:hAnsi="Georgia"/>
-          <w:b w:val="0"/>
-          <w:i w:val="0"/>
-          <w:sz w:val="24"/>
         </w:rPr>
         <w:t>Strive today itself; who knows if death will come tomorrow? For there is no bargaining with Death (*Maccu*) and his great army. One cannot enter into a treaty with Death (*Māra*) and his great host, can one? One cannot say, "Give me a little time until I am free from my children, until I retire from my job, because I couldn't perform other meritorious deeds—meaning, I couldn't practice meditation, I couldn't set aside time." One cannot make a contract with Death (*Māra*) in that way. That is the reality that prevails in the world. Therefore, a wise human being who is born during the period of a Buddha's appearance in this long saṃsāra, in a region where they can hear the Dhamma and live in accordance with it, must regard this entire life as a single moment.</w:t>
       </w:r>
@@ -564,20 +494,21 @@
       <w:r>
         <w:rPr>
           <w:rFonts w:ascii="Georgia" w:hAnsi="Georgia"/>
-          <w:b w:val="0"/>
-          <w:i w:val="0"/>
-          <w:sz w:val="24"/>
         </w:rPr>
-        <w:t>So that moment—that is precisely why the Buddha said the world states, "The world is bound to the moment, the world is bound to the moment." Everyone says that this world is a place where one works on time. Even today, in a city, we hear this all the time. In offices and other places. Where worldly work is done, the talk is always of efficiency and promptness. When traveling in vehicles, there too, the talk is of promptness. Yet, when it comes to the journey of the Dhamma, the journey in the Dispensation, or meditation, there is no such urgency. Such is the state of affairs in the world. The Buddha's vision is quite different. In short, to establish that mindfulness, we may sometimes have to perform even our daily activities slowly. Diligence (*appamāda*) in the Dhamma means bringing forth mindfulness regarding these very activities. Thus, to bring forth mindfulness, especially in the beginning, one may have to carry out one's postures and activities slowly, like a sick person. Why? Because sense-objects flood in with great rapidity. When these are brought through a narrow gate and made to pass one by one, managing them is easy. For this reason, performing everything slowly, one must gradually gain a deep understanding of them. But if we look at the life stories of those wealthy people holding high positions who are deemed "successful" in daily life, that is not how they have spent their lives. Clinging to a vast array of tasks, losing sleep, and committing various offenses, they have simply accumulated wealth. Yet, the Dhamma does not speak of such things. Leaving behind that vast accumulation of wealth, turning toward a simpler attire, and living by the principle of "simple living and high thinking," one should—even with difficulty—observe the precepts on a poya day or a holiday. Setting aside time for that, one must personally test the truth of the Dhamma proclaimed by the Buddha. One must personally put it into practice. If one spends even a single day in that manner, one can gain an entirely different experience compared to the experiences gathered over a whole lifetime. That is why the Buddha declared this Dhamma as "*paccattaṃ veditabbo viññūhi*"—to be personally realized by the wise.</w:t>
+        <w:t xml:space="preserve">So that moment—that is precisely why the Buddha said the world states, "The world is bound to the moment, the world is bound to the moment." Everyone says that this world is a place where one works on time. Even today, in a city, we hear this all the time. In offices and other places. Where worldly work is done, the talk is always of efficiency and promptness. When traveling in vehicles, there too, the talk is of promptness. Yet, when it comes to the journey of the Dhamma, the journey in the Dispensation, or meditation, there is no such urgency. Such is the state of affairs in the world. The Buddha's vision is quite different. In short, to establish that mindfulness, we may sometimes have to perform even our daily activities slowly. Diligence (*appamāda*) in the Dhamma means bringing forth mindfulness regarding these very activities. Thus, to bring forth mindfulness, especially in the beginning, one may have to carry out one's postures and activities slowly, like a sick person. Why? Because sense-objects flood in with great rapidity. When these are brought through a narrow gate and made to pass one by one, managing them is easy. For this reason, performing everything slowly, one must gradually gain a deep understanding of them. But if we look at the life stories of those wealthy people holding high positions who are deemed "successful" in daily life, that is not how they have spent their lives. Clinging to a vast array of tasks, losing sleep, and committing various offenses, they have simply accumulated wealth. Yet, the Dhamma does not speak of such things. Leaving behind that vast accumulation of wealth, turning toward a simpler attire, and living by the principle of "simple living and high thinking," one should—even with difficulty—observe the precepts on a poya day or a holiday. Setting aside time for that, one must personally test the truth of the Dhamma proclaimed by the Buddha. One must personally put it into practice. If one spends even a single day in that manner, one can gain an entirely different experience compared to the experiences gathered over a whole lifetime. That is why </w:t>
+      </w:r>
+      <w:r>
+        <w:rPr>
+          <w:rFonts w:ascii="Georgia" w:hAnsi="Georgia"/>
+        </w:rPr>
+        <w:lastRenderedPageBreak/>
+        <w:t>the Buddha declared this Dhamma as "*paccattaṃ veditabbo viññūhi*"—to be personally realized by the wise.</w:t>
       </w:r>
     </w:p>
     <w:p>
       <w:r>
         <w:rPr>
           <w:rFonts w:ascii="Georgia" w:hAnsi="Georgia"/>
-          <w:b w:val="0"/>
-          <w:i w:val="0"/>
-          <w:sz w:val="24"/>
         </w:rPr>
         <w:t>You lay devotees often hear and recite the six qualities describing this Dhamma. "*Svākkhāto*"—well-proclaimed is the Dhamma. Why is it said to be well-proclaimed? This Dhamma is said to be properly proclaimed not merely because the Buddha's Dhamma is sweet, nor only because those words and that teaching are perfectly complete, but because in a deep sense, it is "well-proclaimed" (*svākkhāto*) because one can obtain the results by practicing it. "*Durakkhāta*" means poorly proclaimed. The Buddha stated that in a poorly proclaimed Dhamma, dispensation, or religion, it is the lazy person who lives in comfort. But in a well-proclaimed (*svākkhāta*) Dhamma, one that is properly preached, the Buddha declares that it is the energetic person who lives in comfort. This is a profound idea. That is to say, in a teaching preached in a wrong manner, with wrong views, if a person lives properly according to it, he goes to hell. Therefore, the lazy person lives in comfort there. However, in this well-proclaimed Dhamma, it is the energetic person who can live in comfort, who lives happily. The lazy person lives in misery. The person who does not perform today itself what ought to be done—that task mentioned earlier—will regret it. They will suffer in this life, and they will suffer on their deathbed. Then, in an even more terrifying manner, as expressed by "*nirayamhi samappitā*", they will fall into hell and have to suffer. Furthermore, they will have to seek the help of living relatives, visible or invisible, in various ways. It is because such a state of affairs exists in saṃsāra, in the world, that the Buddha delivered these teachings on many occasions. Such is the quality of "well-proclaimed" (*svākkhāto*) in this Dhamma.</w:t>
       </w:r>
@@ -586,31 +517,43 @@
       <w:r>
         <w:rPr>
           <w:rFonts w:ascii="Georgia" w:hAnsi="Georgia"/>
-          <w:b w:val="0"/>
-          <w:i w:val="0"/>
-          <w:sz w:val="24"/>
         </w:rPr>
-        <w:t>"*Sandiṭṭhika*" means that by practicing this Dhamma, one can personally experience and test its efficacy in this very life, in a directly visible manner. The Nibbāna spoken of in the Buddha's Dhamma is not something to be obtained only in a future world. In almost all other teachings, the ultimate goal, the highest attainment, is presented as a state to be reached only after death. Our Buddha alone declared that in this very life—"*diṭṭhe'va dhamme*" means in this present life—the bliss of Nibbāna can be realized, and the ending of the suffering (*dukkha*) of saṃsāra can be accomplished right here. Thus, in that higher sense, it is not only the realization of the paths and fruits of Stream-entry and so forth; even in daily life, as we mentioned earlier, a person who sets aside even a single day, performing movements slowly, maintaining a suitable meditation subject, and testing the truth of those teachings in accordance with that meditation subject, can develop faith (*saddhā*) in the Buddha in a single day. This is not a faith found merely in books, but one arising from within oneself, thinking: "The Buddha has indeed preached such a Dhamma!" That is *sandiṭṭhika* (directly visible). Next, "*akālika*" means that this Dhamma has the nature of yielding results without delay. It is not like a gift that is awarded. In some worldly matters, when someone achieves a certain status, they are given a prize; one has to present one's credentials and wait until the prize is awarded. There is no such thing here. The result comes immediately upon the fulfillment of these conditions. The Buddha demonstrated this in both very simple and very profound ways. He explained it in a simple way when a certain Brahmin asked. He inquired: "Venerable Sir, what is the meaning of *sandiṭṭhika*, *akālika*, and *ehipassika*?" The Buddha explained it to him in a way that he could understand, even from his perspective as a Brahmin. "Now, Brahmin, let us say you have greed (*lobha*) regarding something. If, by putting in some effort and understanding the value of generosity, you remove that greed—at that very moment, do you not realize, 'Because of that greed, I suffered so much; now, because I have given up that greed, I have received this much peace'? That is what is meant by *sandiṭṭhika* and *akālika*. The result is obtained right there; there is no need to wait. It is the same with hatred (*dosa*). Now, you get angry with someone; you arouse hatred. When that hatred arises, your face changes completely, becomes distorted, and you suffer a certain pain and dejection because of that hatred. If you remove that hatred through thoughts of loving-kindness (*mettā*) and compassion (*karuṇā*), at that moment a great peace is obtained. You experience it right there. It is the same with delusion (*moha*). If, when delusion arises, you act with established mindfulness, and perform the reflection properly at that moment, the benefit of that wisdom is present right there. This is how it is in a general sense." When viewed in a deep sense, simultaneously with the fulfillment of the Noble Eightfold Path, the fruit of Stream-entry is attained. The Buddha does not have to come and say, "Here, I grant you Stream-entry." There is no such thing. It is declared there that it is inherent in the Dhamma itself, obtained by practicing the Dhamma. "*Akālika*"—it yields results without delay.</w:t>
+        <w:t xml:space="preserve">"*Sandiṭṭhika*" means that by practicing this Dhamma, one can personally experience and test its efficacy in this very life, in a directly visible manner. The Nibbāna spoken of in the Buddha's Dhamma is not something to be obtained only in a future world. In almost all other teachings, the ultimate goal, the highest attainment, is presented as a state to be reached only after death. Our Buddha alone declared that in this very life—"*diṭṭhe'va dhamme*" means in this present life—the bliss of Nibbāna can be realized, and the ending of the suffering (*dukkha*) of saṃsāra can be accomplished right here. Thus, in that higher sense, it is not only the realization of the paths and fruits of Stream-entry and so forth; even in daily life, as we mentioned earlier, a person who sets aside even a single day, performing movements slowly, maintaining a suitable meditation subject, and testing the truth of those teachings in accordance with that meditation subject, can develop faith (*saddhā*) in the Buddha in a single day. This is not a faith found merely in books, but one arising from within oneself, thinking: "The Buddha has indeed preached such a Dhamma!" That is *sandiṭṭhika* (directly visible). Next, "*akālika*" means that this Dhamma has the nature of yielding results without delay. It is not like a gift that is awarded. In some worldly matters, when someone achieves a certain status, they are given a prize; one has to present one's credentials and wait until the prize is awarded. There is no such thing here. The result comes immediately upon the fulfillment of these conditions. The Buddha demonstrated this in both very simple </w:t>
+      </w:r>
+      <w:r>
+        <w:rPr>
+          <w:rFonts w:ascii="Georgia" w:hAnsi="Georgia"/>
+        </w:rPr>
+        <w:lastRenderedPageBreak/>
+        <w:t>and very profound ways. He explained it in a simple way when a certain Brahmin asked. He inquired: "Venerable Sir, what is the meaning of *sandiṭṭhika*, *akālika*, and *ehipassika*?" The Buddha explained it to him in a way that he could understand, even from his perspective as a Brahmin. "Now, Brahmin, let us say you have greed (*lobha*) regarding something. If, by putting in some effort and understanding the value of generosity, you remove that greed—at that very moment, do you not realize, 'Because of that greed, I suffered so much; now, because I have given up that greed, I have received this much peace'? That is what is meant by *sandiṭṭhika* and *akālika*. The result is obtained right there; there is no need to wait. It is the same with hatred (*dosa*). Now, you get angry with someone; you arouse hatred. When that hatred arises, your face changes completely, becomes distorted, and you suffer a certain pain and dejection because of that hatred. If you remove that hatred through thoughts of loving-kindness (*mettā*) and compassion (*karuṇā*), at that moment a great peace is obtained. You experience it right there. It is the same with delusion (*moha*). If, when delusion arises, you act with established mindfulness, and perform the reflection properly at that moment, the benefit of that wisdom is present right there. This is how it is in a general sense." When viewed in a deep sense, simultaneously with the fulfillment of the Noble Eightfold Path, the fruit of Stream-entry is attained. The Buddha does not have to come and say, "Here, I grant you Stream-entry." There is no such thing. It is declared there that it is inherent in the Dhamma itself, obtained by practicing the Dhamma. "*Akālika*"—it yields results without delay.</w:t>
       </w:r>
     </w:p>
     <w:p>
       <w:r>
         <w:rPr>
           <w:rFonts w:ascii="Georgia" w:hAnsi="Georgia"/>
-          <w:b w:val="0"/>
-          <w:i w:val="0"/>
-          <w:sz w:val="24"/>
         </w:rPr>
-        <w:t>"*Ehipassiko*" means "come and see." It invites one to come and look. It is not the Buddha who says "come and see," but the Dhamma itself. This Dhamma cries out, "Put me into practice and see." Thus, it is the Dhamma that is *ehipassiko* here. "Come and see"—"Come and look, practice and see." It makes an invitation in this manner. "*Opanayiko*" means that the nature of this Dhamma is such that one factor leads to another in a wonderful manner, in accordance with the law of cause and effect. Now, anyone can understand this easily. If a person who held wrong views listens to the Dhamma from the Buddha to develop right view, understands good arguments, understands wholesome and unwholesome actions, and gains some understanding of the Four Noble Truths—at that point, right view (*sammā-diṭṭhi*) arises in that person to a certain extent. Along with that right view, wholesome thoughts arise in him: "Renunciation is good; leaving behind (*nekkhamma*) is good; non-harming is good; loving-kindness is good." In that direction, thoughts of loving-kindness, wholesome thoughts of that nature, arise. That is right intention (*sammā-saṅkappa*). This is why the Buddha declares: "*sammādiṭṭhissa sammāsaṅkappo pahoti*"—in one of right view, right intention, wholesome thoughts, arise naturally, effortlessly, and spontaneously. In that way, instead of remaining bound by stinginess in the household life, ordination—that renunciation (*nekkhamma*)—is seen as something highly valuable. Likewise, turning away from violence and maintaining thoughts of non-harming and compassion is seen as highly valuable. Turning away from hatred, thoughts of loving-kindness. In this way, through thoughts, that person reaps benefits at that very moment. Here lies "*opanayiko*"—it leads from one stage to another. In one of right view, right intention arises. In one of right intention, appropriate, wholesome speech issues from the mouth. Truthful speech, speech that unites others, gentle speech, and speech in accordance with the Dhamma issue from his mouth. Thus, "*sammāsaṅkappassa sammāvācā pahoti*"—in one of right intention, of wholesome thoughts and aspirations, wholesome speech issues forth precisely because of those wholesome thoughts. Next, "*sammāvācassa sammākammanto pahoti*"—the person who purifies their speech thinks: "I maintain thoughts of renunciation, loving-kindness, and non-harming in this way. That is how I purify my thoughts, and that is how I purify my speech. Therefore, actions like killing living beings, stealing, and sexual misconduct are not fitting for me." Thus, he naturally abstains from them as well. Thereafter, it is not merely a matter of doing this for a day or two, but one shapes one's livelihood—one's lifestyle—according to it, even if some sacrifice is required. Thinking, "These are not things to be observed occasionally only on poya days. I must align my entire livelihood, my whole way of life, with this path," that person makes an effort and refines his right livelihood (*sammā-ājīva*)—a proper way of living. And the person who has established a proper way of living, through his endeavors, next exerts right effort (*sammā-vāyāma*). True effort does not mean engaging in some physical labor until one sweats profusely. What is true energy? It is remaining highly attentive to the mind, preventing unwholesome states that are about to arise, abandoning unwholesome states that have already arisen, bringing forth wholesome states, and consolidating those wholesome states that have arisen within oneself. This is the fourfold effort. This is the energy that arises in a person who makes a certain sacrifice in their livelihood to establish a righteous way of living. Then, through that very effort, as he applies it, he naturally falls into the aforementioned establishments of mindfulness (*satipaṭṭhāna*); the Four Establishments of Mindfulness are fulfilled. For that person is constantly attentive to his own mind, and to the body that acts in accordance with that mind. The body and the mind function in connection with each other. The ordinary person is subordinated to the body and ignores the mind. The Buddha shows that the mind is the forerunner, in accordance with the Dhamma: "*mano pubbaṅgamā dhammā*." Now, in the book called the Dhammapada, presented as the opening for many verses proclaimed by the Buddha, as the door to that treasury of gems, is: "*Mano pubbaṅgamā dhammā, mano seṭṭhā manomayā*"—mind is the forerunner of all things, mind is supreme, they are mind-made. No one can disprove this. Not even a worldly scientist can disprove this. Such is this wonderful teaching. For this reason, the Buddha gave priority to the mind. The Buddha declared: "*cittena nīyati loko*"—the world is led by the mind. It is through the mind that the world thinks about these things. The scientist does his work in the laboratory with the mind. Thus, everything is led by the mind. Even going to the moon is done by the mind. Everything is done by the mind. Some people might misunderstand these things and interpret them in a perverted way. But what is present here is that the mind is primary in everything. That statement made by the Buddha is eternally true: "*cittena nīyati loko*." That is why the Buddha gives priority to the mind.</w:t>
+        <w:t xml:space="preserve">"*Ehipassiko*" means "come and see." It invites one to come and look. It is not the Buddha who says "come and see," but the Dhamma itself. This Dhamma cries out, "Put me into practice and see." Thus, it is the Dhamma that is *ehipassiko* here. "Come and see"—"Come and look, practice and see." It makes an invitation in this manner. "*Opanayiko*" means that the nature of this Dhamma is such that one factor leads to another in a wonderful manner, in accordance with the law of cause and effect. Now, anyone can understand this easily. If a person who held wrong views listens to the Dhamma from the Buddha to develop right view, understands good arguments, understands wholesome and unwholesome actions, and gains some understanding of the Four Noble Truths—at that point, right view (*sammā-diṭṭhi*) arises in that person to a certain extent. Along with that right view, wholesome thoughts arise in him: "Renunciation is good; leaving behind (*nekkhamma*) is good; non-harming is good; loving-kindness is good." In that direction, thoughts of loving-kindness, wholesome thoughts of that nature, arise. That is right intention (*sammā-saṅkappa*). This is why the Buddha declares: "*sammādiṭṭhissa sammāsaṅkappo pahoti*"—in one of right view, right intention, wholesome thoughts, arise naturally, effortlessly, and spontaneously. In that way, instead of remaining bound by stinginess in the household life, ordination—that renunciation (*nekkhamma*)—is seen as something highly valuable. Likewise, turning away from violence and maintaining thoughts of non-harming and compassion is seen as highly valuable. Turning away from hatred, thoughts of loving-kindness. In this way, </w:t>
+      </w:r>
+      <w:r>
+        <w:rPr>
+          <w:rFonts w:ascii="Georgia" w:hAnsi="Georgia"/>
+        </w:rPr>
+        <w:lastRenderedPageBreak/>
+        <w:t xml:space="preserve">through thoughts, that person reaps benefits at that very moment. Here lies "*opanayiko*"—it leads from one stage to another. In one of right view, right intention arises. In one of right intention, appropriate, wholesome speech issues from the mouth. Truthful speech, speech that unites others, gentle speech, and speech in accordance with the Dhamma issue from his mouth. Thus, "*sammāsaṅkappassa sammāvācā pahoti*"—in one of right intention, of wholesome thoughts and aspirations, wholesome speech issues forth precisely because of those wholesome thoughts. Next, "*sammāvācassa sammākammanto pahoti*"—the person who purifies their speech thinks: "I maintain thoughts of renunciation, loving-kindness, and non-harming in this way. That is how I purify my thoughts, and that is how I purify my speech. Therefore, actions like killing living beings, stealing, and sexual misconduct are not fitting for me." Thus, he naturally abstains from them as well. Thereafter, it is not merely a matter of doing this for a day or two, but one shapes one's livelihood—one's lifestyle—according to it, even if some sacrifice is required. Thinking, "These are not things to be observed occasionally only on poya days. I must align my entire livelihood, my whole way of life, with this path," that person makes an effort and refines his right livelihood (*sammā-ājīva*)—a proper way of living. And the person who has established a proper way of living, through his endeavors, next exerts right effort (*sammā-vāyāma*). True effort does not mean engaging in some physical labor until one sweats profusely. What is true energy? It is remaining highly attentive to the mind, preventing unwholesome states that are about to arise, abandoning unwholesome states that have already arisen, bringing forth wholesome states, and consolidating those wholesome states that have arisen within oneself. This is the fourfold effort. This is the energy that arises in a person who makes a certain sacrifice in their livelihood to establish a righteous way of living. Then, through that very effort, as he applies it, he naturally falls into the aforementioned establishments of mindfulness (*satipaṭṭhāna*); the Four Establishments of Mindfulness are fulfilled. For that person is constantly attentive to his own mind, and to the body that acts in accordance with that mind. The body and the mind function in connection with each other. The ordinary person is subordinated to the body and ignores the mind. The Buddha shows that the mind is the forerunner, in accordance with the Dhamma: "*mano pubbaṅgamā dhammā*." Now, in the book called the Dhammapada, presented as the opening for many verses proclaimed by the Buddha, as the door to that treasury of gems, is: "*Mano pubbaṅgamā dhammā, mano seṭṭhā manomayā*"—mind is the forerunner of all things, mind is supreme, they are mind-made. No one can disprove this. Not even a worldly scientist can disprove this. Such is this wonderful teaching. For this reason, the Buddha gave priority to the mind. The Buddha declared: "*cittena nīyati loko*"—the world is led by the mind. It is through the mind that the world thinks about these things. The scientist does his work in the laboratory with the mind. Thus, everything is led by the mind. Even going to the moon is done by the mind. Everything is done by the mind. Some people might misunderstand these things and interpret them in a perverted way. But what is present here is that the mind is primary in everything. </w:t>
+      </w:r>
+      <w:r>
+        <w:rPr>
+          <w:rFonts w:ascii="Georgia" w:hAnsi="Georgia"/>
+        </w:rPr>
+        <w:lastRenderedPageBreak/>
+        <w:t>That statement made by the Buddha is eternally true: "*cittena nīyati loko*." That is why the Buddha gives priority to the mind.</w:t>
       </w:r>
     </w:p>
     <w:p>
       <w:r>
         <w:rPr>
           <w:rFonts w:ascii="Georgia" w:hAnsi="Georgia"/>
-          <w:b w:val="0"/>
-          <w:i w:val="0"/>
-          <w:sz w:val="24"/>
         </w:rPr>
         <w:t>If that proper vision called right view arises in one, the lineage of Dhamma factors arising from there is what is called the Noble Eightfold Path. The Buddha has declared that this practice is superior to all other paths in the entire world. There are all kinds of broad paths in the world, paths where one can travel in comfortable vehicles, various kinds of paths. However, the Buddha declares: "*maggānaṭṭhaṅgiko seṭṭho*"—the path with eight factors is the best. In that way, when this mindfulness is fulfilled through the Four Establishments of Mindfulness, concentration (*samādhi*) naturally grows within such a person. By applying the mind to a single object, just as that sentry applies mindfulness well to each arrival, a certain concentration arises within him, even if only for a brief moment. Thereafter, he is able to sustain it for a longer duration. It is through the fulfillment of this Noble Eightfold Path that one can realize this noble Dhamma of Nibbāna, be freed from all the suffering (*dukkha*) of saṃsāra, and find peace in the deathless bliss of Nibbāna.</w:t>
       </w:r>
@@ -619,9 +562,6 @@
       <w:r>
         <w:rPr>
           <w:rFonts w:ascii="Georgia" w:hAnsi="Georgia"/>
-          <w:b w:val="0"/>
-          <w:i w:val="0"/>
-          <w:sz w:val="24"/>
         </w:rPr>
         <w:t>Therefore, today is a very valuable poya day. It is the day the Buddha set the Wheel of Dhamma in motion. Thus, we must strive to set this Wheel of Dhamma in motion within our own mental continuums to escape from this aforementioned mass of suffering (*dukkha*). Today, on this precious day, you have established yourselves in your respective precepts, or in a noble virtue, and have listened to the Dhamma in this manner for about an hour. During this time, you may have been able to realize those aforementioned Dhamma principles to some extent, according to your own store of merit and capacity of wisdom. In short, had you spent this time on other things, on worldly matters, such a peaceful and pure group of thoughts would not have arisen. The value of the Dhamma, in terms of being *sandiṭṭhika* and *akālika*, must be understood accordingly.</w:t>
       </w:r>
@@ -630,9 +570,6 @@
       <w:r>
         <w:rPr>
           <w:rFonts w:ascii="Georgia" w:hAnsi="Georgia"/>
-          <w:b w:val="0"/>
-          <w:i w:val="0"/>
-          <w:sz w:val="24"/>
         </w:rPr>
         <w:t>Now, by listening to the Dhamma for this long, you lay devotees have gathered a great store of merit. As a benefit, you can realize at this very moment those qualities declared by the Buddha: faith (*saddhā*), energy (*viriya*), mindfulness (*sati*), concentration (*samādhi*), and wisdom (*paññā*). With a certain measure of faith, followed by corresponding energy, you have remained in this posture during this time, established mindfulness accordingly, listened to the Dhamma, and experienced a certain degree of concentration. If a certain understanding of the Dhamma has arisen, wisdom has developed through it. Reflecting in this way, you must firmly resolve to travel along this path of Dhamma, gradually, step by step, and derive the maximum benefit possible from this human life—the maximum benefit from this opportune moment. Making such a resolution, you should aspire: "By the power of the great merits accumulated through listening to the Dhamma, may I gain the strength and power to realize the deathless supreme Nibbāna in this very life, as quickly as possible, through the paths and fruits of Stream-entry, Once-returning, Non-returning, and Arahantship."</w:t>
       </w:r>
@@ -641,10 +578,8 @@
       <w:r>
         <w:rPr>
           <w:rFonts w:ascii="Georgia" w:hAnsi="Georgia"/>
-          <w:b w:val="0"/>
-          <w:i w:val="0"/>
-          <w:sz w:val="24"/>
         </w:rPr>
+        <w:lastRenderedPageBreak/>
         <w:t>Likewise, we must share this accumulated store of merit—the store of merit accumulated by both of us through preaching and listening to the Dhamma—with the devas. May the assembly of devas who protect the Dispensation, and whatever deities reside in this sacred place, joyfully appreciate these merits! May they all realize the supreme deathless Nibbāna through whichever of the three states of awakening (*bodhi*) they have aspired to! May they protect us and the Dispensation! In the same way, may all departed relatives, and all beings from Avīci up to Akaniṭṭha who desire merit and desire Nibbāna, appreciate this merit of our preaching and listening to the Dhamma! Having appreciated it, may they be freed from all suffering (*dukkha*) states and reach happy states, and practicing meditation as quickly as possible, find peace in the supreme deathless Nibbāna! With this aspiration, recite these verses to share the merit:</w:t>
       </w:r>
     </w:p>
@@ -652,19 +587,10 @@
       <w:r>
         <w:rPr>
           <w:rFonts w:ascii="Georgia" w:hAnsi="Georgia"/>
-          <w:b w:val="0"/>
-          <w:i w:val="0"/>
-          <w:sz w:val="24"/>
         </w:rPr>
         <w:t>“*Ettāvatā ca amhehi.........*”</w:t>
       </w:r>
     </w:p>
-    <w:sectPr>
-      <w:pgSz w:w="12240" w:h="15840"/>
-      <w:pgMar w:top="1440" w:right="1800" w:bottom="1440" w:left="1800" w:header="720" w:footer="720" w:gutter="0"/>
-      <w:cols w:space="720"/>
-      <w:docGrid w:linePitch="360"/>
-    </w:sectPr>
   </w:body>
 </w:document>
 </file>

--- a/docx/sermon_003_ENGLISH.docx
+++ b/docx/sermon_003_ENGLISH.docx
@@ -3,25 +3,22 @@
 <w:document xmlns:wpc="http://schemas.microsoft.com/office/word/2010/wordprocessingCanvas" xmlns:mo="http://schemas.microsoft.com/office/mac/office/2008/main" xmlns:mc="http://schemas.openxmlformats.org/markup-compatibility/2006" xmlns:mv="urn:schemas-microsoft-com:mac:vml" xmlns:o="urn:schemas-microsoft-com:office:office" xmlns:r="http://schemas.openxmlformats.org/officeDocument/2006/relationships" xmlns:m="http://schemas.openxmlformats.org/officeDocument/2006/math" xmlns:v="urn:schemas-microsoft-com:vml" xmlns:wp14="http://schemas.microsoft.com/office/word/2010/wordprocessingDrawing" xmlns:wp="http://schemas.openxmlformats.org/drawingml/2006/wordprocessingDrawing" xmlns:w10="urn:schemas-microsoft-com:office:word" xmlns:w="http://schemas.openxmlformats.org/wordprocessingml/2006/main" xmlns:w14="http://schemas.microsoft.com/office/word/2010/wordml" xmlns:wpg="http://schemas.microsoft.com/office/word/2010/wordprocessingGroup" xmlns:wpi="http://schemas.microsoft.com/office/word/2010/wordprocessingInk" xmlns:wne="http://schemas.microsoft.com/office/word/2006/wordml" xmlns:wps="http://schemas.microsoft.com/office/word/2010/wordprocessingShape" mc:Ignorable="w14 wp14">
   <w:body>
     <w:p>
-      <w:pPr>
-        <w:pStyle w:val="Heading1"/>
-      </w:pPr>
-      <w:bookmarkStart w:id="5" w:name="_Toc242628786"/>
       <w:r>
         <w:rPr>
           <w:rFonts w:ascii="Georgia" w:hAnsi="Georgia"/>
           <w:b/>
+          <w:i w:val="0"/>
           <w:sz w:val="32"/>
         </w:rPr>
-        <w:lastRenderedPageBreak/>
         <w:t>Pahankanuwa Sermon #3</w:t>
       </w:r>
-      <w:bookmarkEnd w:id="5"/>
     </w:p>
     <w:p>
       <w:r>
         <w:rPr>
           <w:rFonts w:ascii="Georgia" w:hAnsi="Georgia"/>
+          <w:b w:val="0"/>
+          <w:i w:val="0"/>
           <w:sz w:val="22"/>
         </w:rPr>
         <w:t>English Translation</w:t>
@@ -31,6 +28,8 @@
       <w:r>
         <w:rPr>
           <w:rFonts w:ascii="Georgia" w:hAnsi="Georgia"/>
+          <w:b w:val="0"/>
+          <w:i w:val="0"/>
           <w:sz w:val="22"/>
         </w:rPr>
         <w:t>Translated from Sinhala</w:t>
@@ -41,7 +40,9 @@
         <w:rPr>
           <w:rFonts w:ascii="Georgia" w:hAnsi="Georgia"/>
           <w:b/>
+          <w:i w:val="0"/>
           <w:color w:val="000000"/>
+          <w:sz w:val="24"/>
         </w:rPr>
         <w:t>Author: Ven. Katukurunde Nanananda Thero</w:t>
       </w:r>
@@ -50,6 +51,9 @@
       <w:r>
         <w:rPr>
           <w:rFonts w:ascii="Georgia" w:hAnsi="Georgia"/>
+          <w:b w:val="0"/>
+          <w:i w:val="0"/>
+          <w:sz w:val="24"/>
         </w:rPr>
         <w:t>(Pahankaṇuwa Sinhala Audio Dhamma Sermon No. )</w:t>
       </w:r>
@@ -58,6 +62,9 @@
       <w:r>
         <w:rPr>
           <w:rFonts w:ascii="Georgia" w:hAnsi="Georgia"/>
+          <w:b w:val="0"/>
+          <w:i w:val="0"/>
+          <w:sz w:val="24"/>
         </w:rPr>
         <w:t>Namo tassa bhagavato arahato sammāsambuddhassa</w:t>
       </w:r>
@@ -66,6 +73,9 @@
       <w:r>
         <w:rPr>
           <w:rFonts w:ascii="Georgia" w:hAnsi="Georgia"/>
+          <w:b w:val="0"/>
+          <w:i w:val="0"/>
+          <w:sz w:val="24"/>
         </w:rPr>
         <w:t>(Homage to the Blessed One, the Worthy One, the Fully Self-Enlightened One)</w:t>
       </w:r>
@@ -75,6 +85,7 @@
         <w:rPr>
           <w:rFonts w:ascii="Georgia" w:hAnsi="Georgia"/>
           <w:b/>
+          <w:i w:val="0"/>
           <w:color w:val="000000"/>
           <w:sz w:val="22"/>
         </w:rPr>
@@ -85,6 +96,7 @@
       <w:r>
         <w:rPr>
           <w:rFonts w:ascii="Georgia" w:hAnsi="Georgia"/>
+          <w:b w:val="0"/>
           <w:i/>
           <w:color w:val="000000"/>
           <w:sz w:val="28"/>
@@ -96,6 +108,7 @@
       <w:r>
         <w:rPr>
           <w:rFonts w:ascii="Georgia" w:hAnsi="Georgia"/>
+          <w:b w:val="0"/>
           <w:i/>
           <w:color w:val="000000"/>
           <w:sz w:val="28"/>
@@ -107,6 +120,7 @@
       <w:r>
         <w:rPr>
           <w:rFonts w:ascii="Georgia" w:hAnsi="Georgia"/>
+          <w:b w:val="0"/>
           <w:i/>
           <w:color w:val="000000"/>
           <w:sz w:val="28"/>
@@ -118,6 +132,7 @@
       <w:r>
         <w:rPr>
           <w:rFonts w:ascii="Georgia" w:hAnsi="Georgia"/>
+          <w:b w:val="0"/>
           <w:i/>
           <w:color w:val="000000"/>
           <w:sz w:val="28"/>
@@ -129,6 +144,7 @@
       <w:r>
         <w:rPr>
           <w:rFonts w:ascii="Georgia" w:hAnsi="Georgia"/>
+          <w:b w:val="0"/>
           <w:i/>
           <w:color w:val="000000"/>
           <w:sz w:val="28"/>
@@ -140,6 +156,7 @@
       <w:r>
         <w:rPr>
           <w:rFonts w:ascii="Georgia" w:hAnsi="Georgia"/>
+          <w:b w:val="0"/>
           <w:i/>
           <w:color w:val="000000"/>
           <w:sz w:val="28"/>
@@ -152,6 +169,7 @@
         <w:rPr>
           <w:rFonts w:ascii="Georgia" w:hAnsi="Georgia"/>
           <w:b/>
+          <w:i w:val="0"/>
           <w:sz w:val="22"/>
         </w:rPr>
         <w:t>From:</w:t>
@@ -161,6 +179,8 @@
       <w:r>
         <w:rPr>
           <w:rFonts w:ascii="Georgia" w:hAnsi="Georgia"/>
+          <w:b w:val="0"/>
+          <w:i w:val="0"/>
           <w:sz w:val="28"/>
         </w:rPr>
         <w:t>Verse 315, from  the Nirayavagga (Chapter on Hell)  of the Dhammapada</w:t>
@@ -170,6 +190,9 @@
       <w:r>
         <w:rPr>
           <w:rFonts w:ascii="Georgia" w:hAnsi="Georgia"/>
+          <w:b w:val="0"/>
+          <w:i w:val="0"/>
+          <w:sz w:val="24"/>
         </w:rPr>
         <w:t>Dear Listeners,</w:t>
       </w:r>
@@ -178,21 +201,20 @@
       <w:r>
         <w:rPr>
           <w:rFonts w:ascii="Georgia" w:hAnsi="Georgia"/>
+          <w:b w:val="0"/>
+          <w:i w:val="0"/>
+          <w:sz w:val="24"/>
         </w:rPr>
-        <w:t xml:space="preserve">It was on an Esala full-moon poya day that the Supreme Buddha, the Teacher of the Three Worlds, first revealed to the world of devas and humans the path to Nibbāna—namely, the Four Noble Truths—which he discovered after practicing six years of austere practices. Therefore, today is an extremely valuable poya day. Viewed from another perspective, this can also be regarded as a day of great significance for the Dispensation (Sāsana). When considered as the poya day that marks the commencement of the rains retreat (*vassa*) for the Sangha, this Esala full-moon poya day is highly important. Now, the term used in ancient texts to refer to the Buddha's Dispensation is "Dhamma-Vinaya." "Dhamma-Vinaya" is applied to designate the Dispensation of the Teacher because both the Doctrine (Dhamma) and the Discipline (Vinaya) are relevant to it. When thinking of the rains retreat, this period is considered highly important from the side of the Discipline because it is specifically connected to a group of disciplinary rules of the Sangha. However, during the time of the Buddha, as we can see from ancient stories, the rains retreat was also regarded as an extremely valuable period from the side of the Dhamma, the aspect of the Doctrine. For there was a custom in the Buddha's day: when the Buddha was alive, the members of the Sangha would go to meet the Buddha before the rains </w:t>
-      </w:r>
-      <w:r>
-        <w:rPr>
-          <w:rFonts w:ascii="Georgia" w:hAnsi="Georgia"/>
-        </w:rPr>
-        <w:lastRenderedPageBreak/>
-        <w:t>retreat to obtain meditation subjects (*kammaṭṭhāna*). Then they would depart for a remote, secluded area, spend the retreat in a suitable place, meditate according to that meditation subject, and make every effort to realize Nibbāna within the rains retreat. They had a great desire to bring back that joyful news to the Buddha. Looked at in this way, the wise and far-sighted Sangha of that time considered the realization of Nibbāna as the noblest, highest meritorious deed—as the rains-retreat offering—to be accomplished during the rains retreat. If they strove as much as possible and aroused effort during those three months but were unable to realize Nibbāna, a certain sense of spiritual urgency (*saṃvega*) would arise within those monks. Because when they went to meet the Buddha again after the rains retreat, the question the Buddha would often ask—after first exchanging pleasantries and inquiring about their well-being in a friendly manner—was: "Monks, have you fulfilled the purpose of your ordination?" If they were unable to answer this properly, it would cause great dejection in the minds of those monks. To put it briefly, it would be like going to see the Buddha empty-handed. Therefore, the monks made great efforts to realize Nibbāna within the rains retreat. Now, the story that clarifies these matters is the one associated with the verse we have taken as our theme.</w:t>
+        <w:t>It was on an Esala full-moon poya day that the Supreme Buddha, the Teacher of the Three Worlds, first revealed to the world of devas and humans the path to Nibbāna—namely, the Four Noble Truths—which he discovered after practicing six years of austere practices. Therefore, today is an extremely valuable poya day. Viewed from another perspective, this can also be regarded as a day of great significance for the Dispensation (Sāsana). When considered as the poya day that marks the commencement of the rains retreat (*vassa*) for the Sangha, this Esala full-moon poya day is highly important. Now, the term used in ancient texts to refer to the Buddha's Dispensation is "Dhamma-Vinaya." "Dhamma-Vinaya" is applied to designate the Dispensation of the Teacher because both the Doctrine (Dhamma) and the Discipline (Vinaya) are relevant to it. When thinking of the rains retreat, this period is considered highly important from the side of the Discipline because it is specifically connected to a group of disciplinary rules of the Sangha. However, during the time of the Buddha, as we can see from ancient stories, the rains retreat was also regarded as an extremely valuable period from the side of the Dhamma, the aspect of the Doctrine. For there was a custom in the Buddha's day: when the Buddha was alive, the members of the Sangha would go to meet the Buddha before the rains retreat to obtain meditation subjects (*kammaṭṭhāna*). Then they would depart for a remote, secluded area, spend the retreat in a suitable place, meditate according to that meditation subject, and make every effort to realize Nibbāna within the rains retreat. They had a great desire to bring back that joyful news to the Buddha. Looked at in this way, the wise and far-sighted Sangha of that time considered the realization of Nibbāna as the noblest, highest meritorious deed—as the rains-retreat offering—to be accomplished during the rains retreat. If they strove as much as possible and aroused effort during those three months but were unable to realize Nibbāna, a certain sense of spiritual urgency (*saṃvega*) would arise within those monks. Because when they went to meet the Buddha again after the rains retreat, the question the Buddha would often ask—after first exchanging pleasantries and inquiring about their well-being in a friendly manner—was: "Monks, have you fulfilled the purpose of your ordination?" If they were unable to answer this properly, it would cause great dejection in the minds of those monks. To put it briefly, it would be like going to see the Buddha empty-handed. Therefore, the monks made great efforts to realize Nibbāna within the rains retreat. Now, the story that clarifies these matters is the one associated with the verse we have taken as our theme.</w:t>
       </w:r>
     </w:p>
     <w:p>
       <w:r>
         <w:rPr>
           <w:rFonts w:ascii="Georgia" w:hAnsi="Georgia"/>
+          <w:b w:val="0"/>
+          <w:i w:val="0"/>
+          <w:sz w:val="24"/>
         </w:rPr>
         <w:t>While the Buddha was residing at Jetavana monastery, a group of monks went to a remote border village—though we use the word "remote" (*piṭisara*), what is meant here is a village situated on the frontier—to spend the rains retreat. During the first month, those monks were able to carry out their meditation work well. They received good support and requisites from the lay supporters. However, in the second month, a band of thieves—a gang of robbers—raided the village and took the villagers captive. Thereafter, the villagers began to organize security measures. Fearing that the gang of thieves would return and attack them again, they started putting up defense systems. They erected various kinds of ramparts and fortifying walls, implementing certain defensive arrangements for their streets. Because of this, the monks experienced disturbances. Consequently, despite their efforts, these monks were unable to fulfill their intended goal. When these monks went to visit the Buddha after the rains retreat, the Buddha asked them, "How was it, monks? Did you spend the rains retreat comfortably and in peace?" Then those monks explained: "Venerable Sir, during the first month we lived well without any trouble. But afterwards, due to the situation that arose in the village when thieves raided, the villagers—our lay supporters—focused their minds on setting up security measures. Consequently, we faced various shortcomings, and we were unable to practice meditation properly during the rains retreat." They offered this as their excuse. At that moment, the Buddha said: "Monks, indeed that is so. A comfortable lodging is not something that is obtained every day. It is not something to be constantly expected. That is the normal course of things. But what should you have done? Just as those people protected their city, you should have protected yourselves. Just as those people were diligent in protecting their village, you too should have secured your own safety." Declaring thus, he spoke the verse we have taken as our theme:</w:t>
       </w:r>
@@ -201,6 +223,9 @@
       <w:r>
         <w:rPr>
           <w:rFonts w:ascii="Georgia" w:hAnsi="Georgia"/>
+          <w:b w:val="0"/>
+          <w:i w:val="0"/>
+          <w:sz w:val="24"/>
         </w:rPr>
         <w:t>*Nagaraṃ yathā paccantaṃ*</w:t>
       </w:r>
@@ -209,8 +234,10 @@
       <w:r>
         <w:rPr>
           <w:rFonts w:ascii="Georgia" w:hAnsi="Georgia"/>
+          <w:b w:val="0"/>
+          <w:i w:val="0"/>
+          <w:sz w:val="24"/>
         </w:rPr>
-        <w:lastRenderedPageBreak/>
         <w:t>*guttaṃ santarabāhiraṃ*</w:t>
       </w:r>
     </w:p>
@@ -218,6 +245,9 @@
       <w:r>
         <w:rPr>
           <w:rFonts w:ascii="Georgia" w:hAnsi="Georgia"/>
+          <w:b w:val="0"/>
+          <w:i w:val="0"/>
+          <w:sz w:val="24"/>
         </w:rPr>
         <w:t>*evaṃ gopetha attānaṃ*</w:t>
       </w:r>
@@ -226,6 +256,9 @@
       <w:r>
         <w:rPr>
           <w:rFonts w:ascii="Georgia" w:hAnsi="Georgia"/>
+          <w:b w:val="0"/>
+          <w:i w:val="0"/>
+          <w:sz w:val="24"/>
         </w:rPr>
         <w:t>*khaṇo ve mā upaccagā*</w:t>
       </w:r>
@@ -234,6 +267,9 @@
       <w:r>
         <w:rPr>
           <w:rFonts w:ascii="Georgia" w:hAnsi="Georgia"/>
+          <w:b w:val="0"/>
+          <w:i w:val="0"/>
+          <w:sz w:val="24"/>
         </w:rPr>
         <w:t>*khaṇātītā hi socanti*</w:t>
       </w:r>
@@ -242,6 +278,9 @@
       <w:r>
         <w:rPr>
           <w:rFonts w:ascii="Georgia" w:hAnsi="Georgia"/>
+          <w:b w:val="0"/>
+          <w:i w:val="0"/>
+          <w:sz w:val="24"/>
         </w:rPr>
         <w:t>*nirayamhi samappitā*</w:t>
       </w:r>
@@ -250,6 +289,9 @@
       <w:r>
         <w:rPr>
           <w:rFonts w:ascii="Georgia" w:hAnsi="Georgia"/>
+          <w:b w:val="0"/>
+          <w:i w:val="0"/>
+          <w:sz w:val="24"/>
         </w:rPr>
         <w:t>The meaning of this is: just as a city situated on a frontier is well-fortified internally and externally—inwardly and outwardly—meaning, just as a frontier city is well-guarded within and without, in the same manner, "*evaṃ gopetha attānaṃ*"—so should one guard oneself. "*Evaṃ gopetha attānaṃ - khaṇo ve mā upaccagā*"—the next phrase indicates that one must perform this task without delay: "*khaṇo ve mā upaccagā*"—do not let the moment pass you by. Do not allow the proper moment—the opportunity—to slip away. The next two lines express the danger (*ādīnava*) that arises from not properly following this advice: "*khaṇātītā hi socanti - nirayamhi samappitā*". If one allows the moment to pass, what happens to such people? "*Khaṇātītā hi socanti*"—they will have to weep, wail, regret, and sorrow. "*Nirayamhi samappitā*"—because they will have fallen into hell, and falling into hell, they will have to suffer. In this way, the Buddha uttered an instructive and admonishing verse. It is said that upon hearing this verse, those venerable monks attained Arahantship. Thus, when we reflect on this verse, we can see the profound Dhamma within it. Many times, when monks apply their minds to the Dhamma and meditation, putting effort into those tasks, the Buddha would preach such a verse of Dhamma as if to complete whatever was lacking in their efforts. Therefore, we can understand that even a single passage of Dhamma or a verse from the Buddha can help in the final consummation of the monks' endeavors, enabling them to complete their meditation subjects. This is probably why it is mentioned that the monks attained Arahantship upon hearing this very verse. Be that as it may, let us reflect on the depth of this Dhamma verse according to our own capacity.</w:t>
       </w:r>
@@ -258,36 +300,31 @@
       <w:r>
         <w:rPr>
           <w:rFonts w:ascii="Georgia" w:hAnsi="Georgia"/>
+          <w:b w:val="0"/>
+          <w:i w:val="0"/>
+          <w:sz w:val="24"/>
         </w:rPr>
-        <w:t xml:space="preserve">Now, this simile is highly apt. We employ similes on such occasions because they help the Dhamma point penetrate deep into the mind. "*Nagaraṃ yathā paccantaṃ - guttaṃ santarabāhiraṃ*"—we can understand that this simile is extremely relevant to our present times as well. Thus, what is spoken of here is the guarding of a frontier city, both from within and from without. Likewise, the monks are told, "*evaṃ gopetha attānaṃ*"—to secure self-protection in this manner. Even nowadays, "self-protection" (*ātmārakṣāva*) is a commonly used term. However, in modern times, when people speak of self-protection, they generally mean bodily protection—guarding the physical body. Employing bodyguards, they only protect the physical body. As for the mind, the attitude in the world is often that it does not matter if it is handed over to devils and Death (*Māra*). But when the Buddha spoke of self-protection here, he meant guarding the mind. For what we carry through this round of rebirths (*saṃsāra*) is this mind—the mental continuum. As for this body, this bodily cage, we leave it behind. Therefore, the Buddha gave prominence to guarding </w:t>
-      </w:r>
-      <w:r>
-        <w:rPr>
-          <w:rFonts w:ascii="Georgia" w:hAnsi="Georgia"/>
-        </w:rPr>
-        <w:lastRenderedPageBreak/>
-        <w:t>the mind. Here too, the meaning to be taken is not merely guarding the body, but guarding the mind. To guard the mind, a certain degree of concern for the body is indeed necessary. But what most people do is guard the body without any care for what happens to the mind. If we grasp this profound meaning as guarding one's own mind, let us next consider this security system—what is said here regarding protection.</w:t>
+        <w:t>Now, this simile is highly apt. We employ similes on such occasions because they help the Dhamma point penetrate deep into the mind. "*Nagaraṃ yathā paccantaṃ - guttaṃ santarabāhiraṃ*"—we can understand that this simile is extremely relevant to our present times as well. Thus, what is spoken of here is the guarding of a frontier city, both from within and from without. Likewise, the monks are told, "*evaṃ gopetha attānaṃ*"—to secure self-protection in this manner. Even nowadays, "self-protection" (*ātmārakṣāva*) is a commonly used term. However, in modern times, when people speak of self-protection, they generally mean bodily protection—guarding the physical body. Employing bodyguards, they only protect the physical body. As for the mind, the attitude in the world is often that it does not matter if it is handed over to devils and Death (*Māra*). But when the Buddha spoke of self-protection here, he meant guarding the mind. For what we carry through this round of rebirths (*saṃsāra*) is this mind—the mental continuum. As for this body, this bodily cage, we leave it behind. Therefore, the Buddha gave prominence to guarding the mind. Here too, the meaning to be taken is not merely guarding the body, but guarding the mind. To guard the mind, a certain degree of concern for the body is indeed necessary. But what most people do is guard the body without any care for what happens to the mind. If we grasp this profound meaning as guarding one's own mind, let us next consider this security system—what is said here regarding protection.</w:t>
       </w:r>
     </w:p>
     <w:p>
       <w:r>
         <w:rPr>
           <w:rFonts w:ascii="Georgia" w:hAnsi="Georgia"/>
+          <w:b w:val="0"/>
+          <w:i w:val="0"/>
+          <w:sz w:val="24"/>
         </w:rPr>
-        <w:t xml:space="preserve">If we reflect in accordance with the Dhamma, who is the security guard of the mind? It is mindfulness (*sati*). In the Dhamma, it is stated: "*sati ārakkhasārathī*"—mindfulness is the guarding charioteer. The task of taming the mind, of guarding the mind—that responsibility is borne by the sentry called mindfulness. Now, when this sentry of mindfulness is well-uniformed, we can understand it more broadly as mindfulness and situational awareness (*sati-sampajañña*). At times, wishing to render *sampajañña* into a Sinhala term, we have translated it as "awareness" (*dänuvatbava*). Or else, remaining mindful with clear comprehension; the clear comprehension that goes hand-in-hand with mindfulness. Thus, what is spoken of here is mindfulness coupled with awareness. Now, when security guards are deployed in the world, in a place like a city, protection is set up both inside and outside. In a city, there is usually an inner gate, an entrance gate, then the fortifying walls, ramparts, and so on. Externally, there are watchtowers, sentry boxes, and moats. In ancient times, various security measures—defensive arrangements—were put in place to protect cities. Even nowadays, a sentry is typically posted at a gate. When posting a sentry at a gate, that gate must be very narrow. If it is a large gate, the incoming crowd can rush in. In the same way, if we consider mindfulness (*sati*) from the perspective of the Dhamma—the word *sati* also carries the meaning of memory. However, when we speak of right mindfulness (*sammā-sati*) in the Dhamma, it refers to constantly established mindfulness. This is something relevant to the present moment. For if the mind starts running to the past or jumping to the future, that gate becomes wide. What, then, is the gate we have to guard? From the perspective of the Dhamma, it is the six sense-doors: the eye, ear, nose, tongue, body, and mind. Including the mind, these are the six sense-doors. The five external senses are the eye, ear, nose, tongue, and body; and then there is the mind, the mind-faculty. These six sense-doors are what must be guarded. While guarding these six doors, the army of Māra, the army of defilements—the enemy host—is constantly waiting to break in. The army waiting to invade consists of sense-objects. For the eye, they are visual forms; for the ear, sounds; for the nose, smells and fragrances. In this manner, the enemy forces that agitate the mind and lead it into attachments, attraction, delusion, and bewilderment are waiting to invade. And they arrive with extreme rapidity. In such a situation, when a large crowd arrives at the gate, they must first be told: "You must come in a queue." They must come in a queue, one after the other. Otherwise, this gate cannot be guarded. Making it a narrow gate in that manner is precisely the easiest way to keep the mind in the present. What is spoken of here is keeping the mind in the present without running to the past or leaping to the future, and directing mindfulness to each and every thing as it arrives. Along with </w:t>
-      </w:r>
-      <w:r>
-        <w:rPr>
-          <w:rFonts w:ascii="Georgia" w:hAnsi="Georgia"/>
-        </w:rPr>
-        <w:lastRenderedPageBreak/>
-        <w:t>that mindfulness, what does one do through mindfulness? A certain practical boundary is needed. Relying on that awareness, one applies attention. A certain attention (*manasikāra*), a reflection is applied.</w:t>
+        <w:t>If we reflect in accordance with the Dhamma, who is the security guard of the mind? It is mindfulness (*sati*). In the Dhamma, it is stated: "*sati ārakkhasārathī*"—mindfulness is the guarding charioteer. The task of taming the mind, of guarding the mind—that responsibility is borne by the sentry called mindfulness. Now, when this sentry of mindfulness is well-uniformed, we can understand it more broadly as mindfulness and situational awareness (*sati-sampajañña*). At times, wishing to render *sampajañña* into a Sinhala term, we have translated it as "awareness" (*dänuvatbava*). Or else, remaining mindful with clear comprehension; the clear comprehension that goes hand-in-hand with mindfulness. Thus, what is spoken of here is mindfulness coupled with awareness. Now, when security guards are deployed in the world, in a place like a city, protection is set up both inside and outside. In a city, there is usually an inner gate, an entrance gate, then the fortifying walls, ramparts, and so on. Externally, there are watchtowers, sentry boxes, and moats. In ancient times, various security measures—defensive arrangements—were put in place to protect cities. Even nowadays, a sentry is typically posted at a gate. When posting a sentry at a gate, that gate must be very narrow. If it is a large gate, the incoming crowd can rush in. In the same way, if we consider mindfulness (*sati*) from the perspective of the Dhamma—the word *sati* also carries the meaning of memory. However, when we speak of right mindfulness (*sammā-sati*) in the Dhamma, it refers to constantly established mindfulness. This is something relevant to the present moment. For if the mind starts running to the past or jumping to the future, that gate becomes wide. What, then, is the gate we have to guard? From the perspective of the Dhamma, it is the six sense-doors: the eye, ear, nose, tongue, body, and mind. Including the mind, these are the six sense-doors. The five external senses are the eye, ear, nose, tongue, and body; and then there is the mind, the mind-faculty. These six sense-doors are what must be guarded. While guarding these six doors, the army of Māra, the army of defilements—the enemy host—is constantly waiting to break in. The army waiting to invade consists of sense-objects. For the eye, they are visual forms; for the ear, sounds; for the nose, smells and fragrances. In this manner, the enemy forces that agitate the mind and lead it into attachments, attraction, delusion, and bewilderment are waiting to invade. And they arrive with extreme rapidity. In such a situation, when a large crowd arrives at the gate, they must first be told: "You must come in a queue." They must come in a queue, one after the other. Otherwise, this gate cannot be guarded. Making it a narrow gate in that manner is precisely the easiest way to keep the mind in the present. What is spoken of here is keeping the mind in the present without running to the past or leaping to the future, and directing mindfulness to each and every thing as it arrives. Along with that mindfulness, what does one do through mindfulness? A certain practical boundary is needed. Relying on that awareness, one applies attention. A certain attention (*manasikāra*), a reflection is applied.</w:t>
       </w:r>
     </w:p>
     <w:p>
       <w:r>
         <w:rPr>
           <w:rFonts w:ascii="Georgia" w:hAnsi="Georgia"/>
+          <w:b w:val="0"/>
+          <w:i w:val="0"/>
+          <w:sz w:val="24"/>
         </w:rPr>
         <w:t>Let us suppose there is a security guard: his duty is not to sleep. Remaining fully awake, he casts an inquiring eye on each person who arrives. This depends on his skill. It must be done very rapidly. He cannot hold up any single person for a long time there. They arrive, he subjects them to scrutiny, and if they are to be let in, he lets them in; if they are to be turned away, he turns them away. There are only these two options. Therefore, what is required here is skill; that reflection cannot be carried out at length. Today, as you lay devotees well know, at such checkpoints there is something called an identity card. Even if there were no identity cards in the past, there must have been some way of identifying people when they arrived. An identity card has a name and a photo (form). Thus, the person is identified by this name. This person arrives with a certain physical form corresponding to that identification. But what usually happens? If enemy forces or spies arrive, they come in disguise. Not in their true form. Therefore, they must be recognized. If the sentry is highly skilled, he will not allow them to engage in idle chatter; he will demand that they present their identity card and prove their eligibility to enter. In the same way, if we consider it from the perspective of the Dhamma, there is a general method for identifying these incoming objects—these enemy forces. It is called Name-and-Form (*Nāmarūpa*). They are identified by reflecting on them as Name-and-Form (*Nāmarūpa*). Let us say a visual object comes before us. Some form arrives. This is what happens to an insight meditator. The incoming form comes in disguise. We speak of color configurations—their colors, all kinds of colors, and various outlines. Because of this, the mind might become fixated. Without directing the mind to those details, one reflects: "This is just a form." Thus, no matter what kind of form arrives, the meditator reflects, "form, form" (*rūpaṃ, rūpaṃ*). He does not go any further than that. For the Buddha has pointed out that if one goes further, the mind cannot be restrained. It gets dragged into defilements. This is what is called grasping at signs (*nimitta*) and secondary features (*anuvyañjana*)—meaning, the sign and the other characteristics grasped in accordance with that sign. When that person sees a form—be it a person or an object—since a multitude of other thoughts, defiled thoughts, can invade concerning it, he briefly notes it as "form."</w:t>
       </w:r>
@@ -296,21 +333,20 @@
       <w:r>
         <w:rPr>
           <w:rFonts w:ascii="Georgia" w:hAnsi="Georgia"/>
+          <w:b w:val="0"/>
+          <w:i w:val="0"/>
+          <w:sz w:val="24"/>
         </w:rPr>
-        <w:t xml:space="preserve">Furthermore, what is relevant here, in brief, are the three characteristics: the characteristics of impermanence (*anicca*), suffering (*dukkha*), and not-self (*anattā*). It is by applying these three seals that every object is let through. Thus, what helps to stamp these three characteristics is nothing other than this recognition. Now, mental phenomena (*nāma-dhamma*) are shown in the Dhamma to consist of feeling (*vedanā*), perception (*saññā*), intention (*cetanā*), contact (*phassa*), and attention (*manasikāra*). Here, we are trying to align this with the Dhamma. Mental phenomena are generally things associated with the mind. So, the things associated with the mind are feelings (*vedanā*). A person recognizes something—even a small child who does not yet know how to speak recognizes things—through </w:t>
-      </w:r>
-      <w:r>
-        <w:rPr>
-          <w:rFonts w:ascii="Georgia" w:hAnsi="Georgia"/>
-        </w:rPr>
-        <w:lastRenderedPageBreak/>
-        <w:t>these very factors. Through experiencing something, or experiencing what is given to them, on the basis of the feeling (*vedanā*) therein. Or through a perception (*saññā*) of it. Then, the thoughts that arise regarding them, their contact (*phassa*), and how we attend to them. When viewed deeply in this manner, these are the mental phenomena that support insight (*vipassanā*). Next, when considering material phenomena (*rūpa-dhamma*), one does not think about those color configurations or color designs mentioned earlier. Of all the things that exist in the world, what are the primary elements out of which both our bodies and external things are made? Earth (*paṭhavī*), water (*āpo*), fire (*tejo*), and air (*vāyo*). Both this great earth and our bodies are made of the element of earth, which represents solidity. Then there is the element of water, representing the flowing nature of liquid. Then fire, representing heat; and air, representing wind. Our bodies and external things are composed of elements related to these four. For this reason, when reflecting in accordance with the Dhamma, the sentry of mindfulness must comprehend things in this manner through attention. One must not let the mind run after the various external signs of the incoming form, because if one does, defilements will flood in. If we take Name-and-Form (*Nāmarūpa*) in this way, this is the identity card. We let things pass by looking at this identity card. Now a sense-object has arrived; we do not cling to it; it is gone. It came and went, came and went. Through this, we understand impermanence (*anicca*)—the impermanent nature of each of these things, their nature of coming and going. This is how it is with the eye, ear, nose, and so forth. Now with a sound—when we hear a word, there is simultaneously a contact (*phassa*) at the ear. When a drum or a *rabāna* is struck, a resonance echoes for some time. When you strike something like a *rabāna*, a resonance naturally follows. In the same way, the thoughts that arise in the mind through words also produce a certain echo. That is how one is able to remember and recall. In this manner, we can understand regarding the ear. One can understand each of these senses in this way. Regarding the tongue, even a small child can understand it very easily. Thus, through all these senses, objects come flooding in, arriving with great speed. Now, the meditator identifies them with a certain degree of equanimity, in a manner that does not lead to being dragged along or trapped by attraction. Within that identification, within that reflection, wisdom (*paññā*) becomes active. Therefore, to realize Nibbāna, one must develop both mindfulness (*sati*) and wisdom. This wisdom is activated at that moment through that very reflection. That is, applying mindfulness, one identifies it. This must be done with extreme rapidity. The reason for this, as the Buddha has declared, is that the objects flooding into our senses in this world arrive at tremendous speed.</w:t>
+        <w:t>Furthermore, what is relevant here, in brief, are the three characteristics: the characteristics of impermanence (*anicca*), suffering (*dukkha*), and not-self (*anattā*). It is by applying these three seals that every object is let through. Thus, what helps to stamp these three characteristics is nothing other than this recognition. Now, mental phenomena (*nāma-dhamma*) are shown in the Dhamma to consist of feeling (*vedanā*), perception (*saññā*), intention (*cetanā*), contact (*phassa*), and attention (*manasikāra*). Here, we are trying to align this with the Dhamma. Mental phenomena are generally things associated with the mind. So, the things associated with the mind are feelings (*vedanā*). A person recognizes something—even a small child who does not yet know how to speak recognizes things—through these very factors. Through experiencing something, or experiencing what is given to them, on the basis of the feeling (*vedanā*) therein. Or through a perception (*saññā*) of it. Then, the thoughts that arise regarding them, their contact (*phassa*), and how we attend to them. When viewed deeply in this manner, these are the mental phenomena that support insight (*vipassanā*). Next, when considering material phenomena (*rūpa-dhamma*), one does not think about those color configurations or color designs mentioned earlier. Of all the things that exist in the world, what are the primary elements out of which both our bodies and external things are made? Earth (*paṭhavī*), water (*āpo*), fire (*tejo*), and air (*vāyo*). Both this great earth and our bodies are made of the element of earth, which represents solidity. Then there is the element of water, representing the flowing nature of liquid. Then fire, representing heat; and air, representing wind. Our bodies and external things are composed of elements related to these four. For this reason, when reflecting in accordance with the Dhamma, the sentry of mindfulness must comprehend things in this manner through attention. One must not let the mind run after the various external signs of the incoming form, because if one does, defilements will flood in. If we take Name-and-Form (*Nāmarūpa*) in this way, this is the identity card. We let things pass by looking at this identity card. Now a sense-object has arrived; we do not cling to it; it is gone. It came and went, came and went. Through this, we understand impermanence (*anicca*)—the impermanent nature of each of these things, their nature of coming and going. This is how it is with the eye, ear, nose, and so forth. Now with a sound—when we hear a word, there is simultaneously a contact (*phassa*) at the ear. When a drum or a *rabāna* is struck, a resonance echoes for some time. When you strike something like a *rabāna*, a resonance naturally follows. In the same way, the thoughts that arise in the mind through words also produce a certain echo. That is how one is able to remember and recall. In this manner, we can understand regarding the ear. One can understand each of these senses in this way. Regarding the tongue, even a small child can understand it very easily. Thus, through all these senses, objects come flooding in, arriving with great speed. Now, the meditator identifies them with a certain degree of equanimity, in a manner that does not lead to being dragged along or trapped by attraction. Within that identification, within that reflection, wisdom (*paññā*) becomes active. Therefore, to realize Nibbāna, one must develop both mindfulness (*sati*) and wisdom. This wisdom is activated at that moment through that very reflection. That is, applying mindfulness, one identifies it. This must be done with extreme rapidity. The reason for this, as the Buddha has declared, is that the objects flooding into our senses in this world arrive at tremendous speed.</w:t>
       </w:r>
     </w:p>
     <w:p>
       <w:r>
         <w:rPr>
           <w:rFonts w:ascii="Georgia" w:hAnsi="Georgia"/>
+          <w:b w:val="0"/>
+          <w:i w:val="0"/>
+          <w:sz w:val="24"/>
         </w:rPr>
         <w:t>On one occasion, the Buddha declared to the young Brahmin Ajitha:</w:t>
       </w:r>
@@ -319,6 +355,9 @@
       <w:r>
         <w:rPr>
           <w:rFonts w:ascii="Georgia" w:hAnsi="Georgia"/>
+          <w:b w:val="0"/>
+          <w:i w:val="0"/>
+          <w:sz w:val="24"/>
         </w:rPr>
         <w:t>*Yāni sotāni lokasmiṃ*</w:t>
       </w:r>
@@ -327,6 +366,9 @@
       <w:r>
         <w:rPr>
           <w:rFonts w:ascii="Georgia" w:hAnsi="Georgia"/>
+          <w:b w:val="0"/>
+          <w:i w:val="0"/>
+          <w:sz w:val="24"/>
         </w:rPr>
         <w:t>*sati tesaṃ nivāraṇaṃ*</w:t>
       </w:r>
@@ -335,6 +377,9 @@
       <w:r>
         <w:rPr>
           <w:rFonts w:ascii="Georgia" w:hAnsi="Georgia"/>
+          <w:b w:val="0"/>
+          <w:i w:val="0"/>
+          <w:sz w:val="24"/>
         </w:rPr>
         <w:t>*sotānaṃ saṃvaraṃ brūmi*</w:t>
       </w:r>
@@ -343,8 +388,10 @@
       <w:r>
         <w:rPr>
           <w:rFonts w:ascii="Georgia" w:hAnsi="Georgia"/>
+          <w:b w:val="0"/>
+          <w:i w:val="0"/>
+          <w:sz w:val="24"/>
         </w:rPr>
-        <w:lastRenderedPageBreak/>
         <w:t>*paññāy'ete pidhīyare*</w:t>
       </w:r>
     </w:p>
@@ -352,6 +399,9 @@
       <w:r>
         <w:rPr>
           <w:rFonts w:ascii="Georgia" w:hAnsi="Georgia"/>
+          <w:b w:val="0"/>
+          <w:i w:val="0"/>
+          <w:sz w:val="24"/>
         </w:rPr>
         <w:t>(Sutta Nipāta, Verse 1039)</w:t>
       </w:r>
@@ -360,6 +410,9 @@
       <w:r>
         <w:rPr>
           <w:rFonts w:ascii="Georgia" w:hAnsi="Georgia"/>
+          <w:b w:val="0"/>
+          <w:i w:val="0"/>
+          <w:sz w:val="24"/>
         </w:rPr>
         <w:t>Whatever streams there are in the world, mindfulness is their barrier. I call mindfulness the restraint of the streams. "*Paññāy'ete pidhīyare*"—but it is by wisdom that they are completely shut off, that these streams can be fully closed. So, with this mindfulness—just as with a rapidly flowing river, one cannot build a dam all at once; one has to employ some means to temporarily hold back the rushing water. It is like the security guard stopping the invading crowd, telling them, "Hold on a moment." Then they are subjected to examination. Through this examination, the true nature of the person is understood. If it is a defiled object, it is pushed away completely. In this manner, even with water, it is only after the dam is built that the work is complete. Wisdom is the dam—wisdom, deep understanding, comprehension of the Dhamma, the true nature of things.</w:t>
       </w:r>
@@ -368,6 +421,9 @@
       <w:r>
         <w:rPr>
           <w:rFonts w:ascii="Georgia" w:hAnsi="Georgia"/>
+          <w:b w:val="0"/>
+          <w:i w:val="0"/>
+          <w:sz w:val="24"/>
         </w:rPr>
         <w:t>Thus, what we have here is a matter directly relevant to meditation. It is by understanding this that the monks must have attained Arahantship. So, what is spoken of here is guarding the mind; the mind is the city. It is said to have six gates. Apart from the mind itself, which refers to the thoughts that enter it, there are the other external objects: forms, sounds, smells, tastes, and touch (*phassa*). When these come flooding in, one must apply mindfulness—mindfulness coupled with awareness—and reflect on each one. This reflection must be done with extreme rapidity. It is not about uttering long sentences. If it is a form, one notes "form, form" twice. If it is a sound, "sound, sound." In that way, the mind is given the designation "smell, smell," "taste, taste." Through this designating, it is understood, and the matter is ended there. This is the kind of discipline that one adopts in meditation, in insight meditation. This is the meaning that the Buddha has expressed in this verse. In short, what is spoken of here is Nibbāna—the factors that support Nibbāna. That is why, next, the Buddha says: "*khaṇo ve mā upaccagā*"—"do not let this opportunity to realize Nibbāna pass you by."</w:t>
       </w:r>
@@ -376,36 +432,31 @@
       <w:r>
         <w:rPr>
           <w:rFonts w:ascii="Georgia" w:hAnsi="Georgia"/>
+          <w:b w:val="0"/>
+          <w:i w:val="0"/>
+          <w:sz w:val="24"/>
         </w:rPr>
-        <w:t xml:space="preserve">This "moment"—the opportune moment (*khaṇa-sampatti*)—is described in the Dhamma in this way: the Buddha has stated that a human birth obtained during the period of a Buddha's appearance—that entire life—should be regarded as a single "moment." The Buddha said: "Monks, the people of the world often say, 'The world is bound to the moment, the world is bound to the moment' (*khaṇakicco loko*). They say that this world is a place where tasks must be done on time, on the instant. But what the right moment is, and what the wrong moment is, the world does not know." Then the Buddha declares: "Monks, now a Buddha has appeared in the world and is preaching the Dhamma. Yet, a certain person is born in hell. In that case, even though a Buddha has appeared, one does not get the opportunity to realize Nibbāna. That is what is called an inopportune moment." That is, the Buddha points out eight inopportune moments when the timing is wrong—moments that are not the right opportunity. Showing these eight, he states that one who is free from these eight obtains the opportune moment during the period of a Buddha's appearance. So, as </w:t>
-      </w:r>
-      <w:r>
-        <w:rPr>
-          <w:rFonts w:ascii="Georgia" w:hAnsi="Georgia"/>
-        </w:rPr>
-        <w:lastRenderedPageBreak/>
-        <w:t>mentioned first, a Buddha has appeared and preaches the Dhamma, but this unfortunate person is born in hell. Then it is impossible to benefit from this Dhamma and bring suffering (*dukkha*) to an end. That is the first. Next, it is stated—and it is the same: a Buddha has appeared and preaches the Dhamma, but that person is born in the realm of departed spirits (*peta-loka*). Third, a Buddha has appeared and preaches the Dhamma, but this person is an animal, born in the animal realm. In such a situation, too, it is impossible to travel along the path to Nibbāna and be freed from the suffering (*dukkha*) of saṃsāra. Likewise, a Buddha has appeared and preaches the Dhamma, but a person is born in a very long-lived class of devas—in a celestial realm. While indulged in the pleasures of that heaven, they do not get the chance to practice the holy life (*brahmacariya*) in the Dispensation, develop the three characteristics—the three characteristics of impermanence (*anicca*), suffering (*dukkha*), and not-self (*anattā*)—and bring the suffering (*dukkha*) of saṃsāra to an end. It is difficult because of the sensual pleasures and various other reasons in those realms. The human world is indeed the best place for realizing Nibbāna. Furthermore, a Buddha has appeared and preaches the Dhamma, but a person is born in a remote border region. Generally, it is said that Buddhas are born in the Middle Country (*Majjhima-desa*) of India (*Jambudīpa*). Therefore, one born in that Middle Country has obtained a fortunate birth. That is to say, during the time of the Buddha, there was a situation in that region where one could hear the Dhamma and live in accordance with it. If, in such a time, a person is born in an extremely remote region, where one does not even get to hear the Dhamma, and where the fourfold assembly—monks, nuns, laymen, and laywomen—does not visit, then such a person cannot benefit from this Dhamma. Thus, that opportunity is not a proper one; it is an unfortunate time. Next, a Buddha has appeared and preaches the Dhamma, and a person is indeed born in the Middle Country, residing in that very region. However, that person holds wrong views. He is blinded by strong wrong views. Such a person cannot benefit from the Dhamma. That opportunity is indeed an unfortunate one. Next, it is shown: a Buddha has appeared and preaches the Dhamma, but this person cannot understand anything that is explained. He lacks wisdom. That is, his wisdom is immature. Such a person cannot benefit from the Dhamma. Thus, that opportunity is also an unfortunate one. Finally, in the last instance, a person is highly wise, is born in the Middle Country of India, and all other conditions are complete, but a Buddha has not appeared, and the Dhamma is not preached. That is the eighth instance.</w:t>
+        <w:t>This "moment"—the opportune moment (*khaṇa-sampatti*)—is described in the Dhamma in this way: the Buddha has stated that a human birth obtained during the period of a Buddha's appearance—that entire life—should be regarded as a single "moment." The Buddha said: "Monks, the people of the world often say, 'The world is bound to the moment, the world is bound to the moment' (*khaṇakicco loko*). They say that this world is a place where tasks must be done on time, on the instant. But what the right moment is, and what the wrong moment is, the world does not know." Then the Buddha declares: "Monks, now a Buddha has appeared in the world and is preaching the Dhamma. Yet, a certain person is born in hell. In that case, even though a Buddha has appeared, one does not get the opportunity to realize Nibbāna. That is what is called an inopportune moment." That is, the Buddha points out eight inopportune moments when the timing is wrong—moments that are not the right opportunity. Showing these eight, he states that one who is free from these eight obtains the opportune moment during the period of a Buddha's appearance. So, as mentioned first, a Buddha has appeared and preaches the Dhamma, but this unfortunate person is born in hell. Then it is impossible to benefit from this Dhamma and bring suffering (*dukkha*) to an end. That is the first. Next, it is stated—and it is the same: a Buddha has appeared and preaches the Dhamma, but that person is born in the realm of departed spirits (*peta-loka*). Third, a Buddha has appeared and preaches the Dhamma, but this person is an animal, born in the animal realm. In such a situation, too, it is impossible to travel along the path to Nibbāna and be freed from the suffering (*dukkha*) of saṃsāra. Likewise, a Buddha has appeared and preaches the Dhamma, but a person is born in a very long-lived class of devas—in a celestial realm. While indulged in the pleasures of that heaven, they do not get the chance to practice the holy life (*brahmacariya*) in the Dispensation, develop the three characteristics—the three characteristics of impermanence (*anicca*), suffering (*dukkha*), and not-self (*anattā*)—and bring the suffering (*dukkha*) of saṃsāra to an end. It is difficult because of the sensual pleasures and various other reasons in those realms. The human world is indeed the best place for realizing Nibbāna. Furthermore, a Buddha has appeared and preaches the Dhamma, but a person is born in a remote border region. Generally, it is said that Buddhas are born in the Middle Country (*Majjhima-desa*) of India (*Jambudīpa*). Therefore, one born in that Middle Country has obtained a fortunate birth. That is to say, during the time of the Buddha, there was a situation in that region where one could hear the Dhamma and live in accordance with it. If, in such a time, a person is born in an extremely remote region, where one does not even get to hear the Dhamma, and where the fourfold assembly—monks, nuns, laymen, and laywomen—does not visit, then such a person cannot benefit from this Dhamma. Thus, that opportunity is not a proper one; it is an unfortunate time. Next, a Buddha has appeared and preaches the Dhamma, and a person is indeed born in the Middle Country, residing in that very region. However, that person holds wrong views. He is blinded by strong wrong views. Such a person cannot benefit from the Dhamma. That opportunity is indeed an unfortunate one. Next, it is shown: a Buddha has appeared and preaches the Dhamma, but this person cannot understand anything that is explained. He lacks wisdom. That is, his wisdom is immature. Such a person cannot benefit from the Dhamma. Thus, that opportunity is also an unfortunate one. Finally, in the last instance, a person is highly wise, is born in the Middle Country of India, and all other conditions are complete, but a Buddha has not appeared, and the Dhamma is not preached. That is the eighth instance.</w:t>
       </w:r>
     </w:p>
     <w:p>
       <w:r>
         <w:rPr>
           <w:rFonts w:ascii="Georgia" w:hAnsi="Georgia"/>
+          <w:b w:val="0"/>
+          <w:i w:val="0"/>
+          <w:sz w:val="24"/>
         </w:rPr>
-        <w:t xml:space="preserve">In this way, the Buddha declares that there are eight inopportune moments. If, escaping these eight inopportune moments during the period of a Buddha's appearance, a person obtains a birth in a suitable region where they can hear the Dhamma and live in accordance with it, without any sensory impairments and possessing wisdom—that, the Buddha declares, is an extremely rare moment, a precious opportunity. Therefore, you should think of yourselves as having obtained such a noble opportunity. It is this opportune moment that the Buddha urges us not to waste. If that moment is missed, if that opportunity is lost, the Buddha gives a </w:t>
-      </w:r>
-      <w:r>
-        <w:rPr>
-          <w:rFonts w:ascii="Georgia" w:hAnsi="Georgia"/>
-        </w:rPr>
-        <w:lastRenderedPageBreak/>
-        <w:t>simile: it is just like a merchant who gets an opportunity to buy goods at a cheap price, but fails to take advantage of it and later regrets it. In the same way, one will have to regret if, during a time when one can benefit from the Dhamma—an extremely rare opportunity obtained in this unimaginably long saṃsāra—one fails to make use of it. What is meant by "making use of it"? It is realizing Nibbāna, bringing the suffering (*dukkha*) of saṃsāra to an end. At the very least, as mentioned, it is obtaining a supramundane state by attaining the path of Stream-entry (*sotāpatti-magga*), which helps one escape the lower realms. This is how we have to understand this verse.</w:t>
+        <w:t>In this way, the Buddha declares that there are eight inopportune moments. If, escaping these eight inopportune moments during the period of a Buddha's appearance, a person obtains a birth in a suitable region where they can hear the Dhamma and live in accordance with it, without any sensory impairments and possessing wisdom—that, the Buddha declares, is an extremely rare moment, a precious opportunity. Therefore, you should think of yourselves as having obtained such a noble opportunity. It is this opportune moment that the Buddha urges us not to waste. If that moment is missed, if that opportunity is lost, the Buddha gives a simile: it is just like a merchant who gets an opportunity to buy goods at a cheap price, but fails to take advantage of it and later regrets it. In the same way, one will have to regret if, during a time when one can benefit from the Dhamma—an extremely rare opportunity obtained in this unimaginably long saṃsāra—one fails to make use of it. What is meant by "making use of it"? It is realizing Nibbāna, bringing the suffering (*dukkha*) of saṃsāra to an end. At the very least, as mentioned, it is obtaining a supramundane state by attaining the path of Stream-entry (*sotāpatti-magga*), which helps one escape the lower realms. This is how we have to understand this verse.</w:t>
       </w:r>
     </w:p>
     <w:p>
       <w:r>
         <w:rPr>
           <w:rFonts w:ascii="Georgia" w:hAnsi="Georgia"/>
+          <w:b w:val="0"/>
+          <w:i w:val="0"/>
+          <w:sz w:val="24"/>
         </w:rPr>
         <w:t>That is why: "*khaṇātītā hi socanti, nirayamhi samappitā*"—if that noble moment is allowed to pass, what happens to that person is that they fall into hell, suffering and sorrowing. Indeed, as we said before, people nowadays make so many efforts to protect the body, but because they are not concerned with guarding the mind, during this brief lifespan, after setting up various security systems, they sometimes meet their death at the hands of those very guards. In the end, where do they go and take birth? In the realms of departed spirits, the realms of *yakkhas*, in woeful states, or in hell. We hear various stories of people being born in such places. It is in such an extremely unfortunate era that we live. But you, devout lay followers who reflect wisely, must always bear in mind the Buddha's advice: what is meant here by self-protection is guarding the mind. Guarding the mind means applying mindfulness to those doors—the six doors connected to the mind—and assigning the duty belonging to the sentry in a manner appropriate to one's meditation. Regarding the awareness called *sampajañña* that goes hand-in-hand with mindfulness, it is presented in four ways in the Dhamma. A person practicing a meditation subject has to apply that awareness in accordance with their meditation subject. That is to say, when a sense-object arrives, they have to consider: "Is this object helpful to the meditation subject I am practicing? Is it useful? Is it purposeful?" Next, they must also consider: "Is it suitable (*sappāya*) for my meditation? Is it appropriate? Is it fit?" Moreover, they must examine whether they can maintain their meditation subject at all times through every such object. Lastly, they must acquire the ability to look at that object without being deluded by it. Reflecting deeply in this way, just as that security guard maintains a high degree of awareness in fulfilling his assigned duty and responsibility, the meditator, the person dedicated to meditation, guards their own meditation subject. The meditation subject is the only thing one has to guard. It is through maintaining those meditation subjects that one is able to realize Nibbāna. This is why *sampajañña*—awareness or clear comprehension—must be understood in a very broad sense.</w:t>
       </w:r>
@@ -414,21 +465,20 @@
       <w:r>
         <w:rPr>
           <w:rFonts w:ascii="Georgia" w:hAnsi="Georgia"/>
+          <w:b w:val="0"/>
+          <w:i w:val="0"/>
+          <w:sz w:val="24"/>
         </w:rPr>
-        <w:t xml:space="preserve">Thus, the objects that help in guarding mindfulness in this manner are what the Buddha has declared as the Four Establishments of Mindfulness (*satipaṭṭhāna*). That is, we are not talking about other things or external things here. One establishes mindfulness on the very body received—this body. Next, on feelings (*vedanā*). Next, on the mind—understanding the nature of the mind in its various states. Next, on the thoughts that enter the mind. These can be taken generally as: body, feelings </w:t>
-      </w:r>
-      <w:r>
-        <w:rPr>
-          <w:rFonts w:ascii="Georgia" w:hAnsi="Georgia"/>
-        </w:rPr>
-        <w:lastRenderedPageBreak/>
-        <w:t>(*vedanā*), mind, and thoughts. Establishing mindfulness on these means constantly living in the present moment. Usually, people live either in the future or in the past. Thinking about what is to be done in the future, or thinking about what has happened in the past, people generally live with a dead past and an unborn future. The Buddha has given the advice to remove this tendency and to strive, as far as possible, to live in the present.</w:t>
+        <w:t>Thus, the objects that help in guarding mindfulness in this manner are what the Buddha has declared as the Four Establishments of Mindfulness (*satipaṭṭhāna*). That is, we are not talking about other things or external things here. One establishes mindfulness on the very body received—this body. Next, on feelings (*vedanā*). Next, on the mind—understanding the nature of the mind in its various states. Next, on the thoughts that enter the mind. These can be taken generally as: body, feelings (*vedanā*), mind, and thoughts. Establishing mindfulness on these means constantly living in the present moment. Usually, people live either in the future or in the past. Thinking about what is to be done in the future, or thinking about what has happened in the past, people generally live with a dead past and an unborn future. The Buddha has given the advice to remove this tendency and to strive, as far as possible, to live in the present.</w:t>
       </w:r>
     </w:p>
     <w:p>
       <w:r>
         <w:rPr>
           <w:rFonts w:ascii="Georgia" w:hAnsi="Georgia"/>
+          <w:b w:val="0"/>
+          <w:i w:val="0"/>
+          <w:sz w:val="24"/>
         </w:rPr>
         <w:t>Here too, we can think of that sentry. If that sentry starts running after a person who has already passed his guard post, he will not be able to perform the duty belonging to his office. By directing full attention within a brief moment and inspecting them, he understands the situation and lets that person go. He then stands ready for the next person. A skilled and clever sentry is always ready for whoever arrives. In the same way, one who has well-established mindfulness understands each and every incoming object in its true nature—in its true nature as impermanent (*anicca*), suffering (*dukkha*), and not-self (*anattā*)—and lets them go. Why does he let them go? Because they are things that have the nature of constantly coming and going, things of an impermanent nature. Understanding the impermanent as impermanent—this is indeed through direct experience. By practicing mindfulness in this way, that wisdom gradually develops. Wisdom means understanding. It is by understanding, on this basis, that everything existing in the entire world is of an impermanent nature that one is able to realize Nibbāna. For there exist perverted views in the world. These are called *vipallāsa*—four perverted views are spoken of: taking the impermanent (*anicca*) as permanent; taking the foul (*asubha*) as beautiful; taking what is characterized by suffering (*dukkha*) as pleasant; and taking what is not-self (*anattā*) as self. It is within these four perverted views that the world lives. The Buddha declares that it is because of these four perverted qualities called *vipallāsa* that beings wander long in this saṃsāra. The path of living in accordance with wisdom—by turning away from this perverted state, turning away from delusion, from bewilderment, and from ignorance—is what is called the Four Establishments of Mindfulness (*satipaṭṭhāna*).</w:t>
       </w:r>
@@ -437,6 +487,9 @@
       <w:r>
         <w:rPr>
           <w:rFonts w:ascii="Georgia" w:hAnsi="Georgia"/>
+          <w:b w:val="0"/>
+          <w:i w:val="0"/>
+          <w:sz w:val="24"/>
         </w:rPr>
         <w:t>This is not something that costs much. It costs nothing at all. However, one has to make a certain sacrifice. Regarding the things that the world—or rather, the pompous, ostentatious world—usually thinks of as important and valuable, and regarding the values one personally attributes to them, one must reconsider them and arrive at a Dhamma-compliant conclusion concerning them, as well as about the way one's life is being spent. Now, even though the Buddha described this lifespan as a single moment, people generally divide this life, this one brief moment, and set aside a portion, saying, "This is the final part of my life." They think that activities like listening to sermons, meditating, and keeping precepts are for the final stage of life. But the Buddha constantly reminds us of diligence (*appamāda*), and of the fact that the time of death is uncertain. On one occasion, to arouse spiritual urgency, the Buddha spoke a certain verse:</w:t>
       </w:r>
@@ -445,6 +498,9 @@
       <w:r>
         <w:rPr>
           <w:rFonts w:ascii="Georgia" w:hAnsi="Georgia"/>
+          <w:b w:val="0"/>
+          <w:i w:val="0"/>
+          <w:sz w:val="24"/>
         </w:rPr>
         <w:t>*Ajjeva kiccamātappaṃ*</w:t>
       </w:r>
@@ -453,8 +509,10 @@
       <w:r>
         <w:rPr>
           <w:rFonts w:ascii="Georgia" w:hAnsi="Georgia"/>
+          <w:b w:val="0"/>
+          <w:i w:val="0"/>
+          <w:sz w:val="24"/>
         </w:rPr>
-        <w:lastRenderedPageBreak/>
         <w:t>*ko jaññā maraṇaṃ suve*</w:t>
       </w:r>
     </w:p>
@@ -462,6 +520,9 @@
       <w:r>
         <w:rPr>
           <w:rFonts w:ascii="Georgia" w:hAnsi="Georgia"/>
+          <w:b w:val="0"/>
+          <w:i w:val="0"/>
+          <w:sz w:val="24"/>
         </w:rPr>
         <w:t>*na hi no saṅgaraṃ tena*</w:t>
       </w:r>
@@ -470,6 +531,9 @@
       <w:r>
         <w:rPr>
           <w:rFonts w:ascii="Georgia" w:hAnsi="Georgia"/>
+          <w:b w:val="0"/>
+          <w:i w:val="0"/>
+          <w:sz w:val="24"/>
         </w:rPr>
         <w:t>*mahāsenena maccunā*</w:t>
       </w:r>
@@ -478,6 +542,9 @@
       <w:r>
         <w:rPr>
           <w:rFonts w:ascii="Georgia" w:hAnsi="Georgia"/>
+          <w:b w:val="0"/>
+          <w:i w:val="0"/>
+          <w:sz w:val="24"/>
         </w:rPr>
         <w:t>—*Bhaddekaratta Sutta, Majjhima Nikāya*</w:t>
       </w:r>
@@ -486,6 +553,9 @@
       <w:r>
         <w:rPr>
           <w:rFonts w:ascii="Georgia" w:hAnsi="Georgia"/>
+          <w:b w:val="0"/>
+          <w:i w:val="0"/>
+          <w:sz w:val="24"/>
         </w:rPr>
         <w:t>Strive today itself; who knows if death will come tomorrow? For there is no bargaining with Death (*Maccu*) and his great army. One cannot enter into a treaty with Death (*Māra*) and his great host, can one? One cannot say, "Give me a little time until I am free from my children, until I retire from my job, because I couldn't perform other meritorious deeds—meaning, I couldn't practice meditation, I couldn't set aside time." One cannot make a contract with Death (*Māra*) in that way. That is the reality that prevails in the world. Therefore, a wise human being who is born during the period of a Buddha's appearance in this long saṃsāra, in a region where they can hear the Dhamma and live in accordance with it, must regard this entire life as a single moment.</w:t>
       </w:r>
@@ -494,21 +564,20 @@
       <w:r>
         <w:rPr>
           <w:rFonts w:ascii="Georgia" w:hAnsi="Georgia"/>
+          <w:b w:val="0"/>
+          <w:i w:val="0"/>
+          <w:sz w:val="24"/>
         </w:rPr>
-        <w:t xml:space="preserve">So that moment—that is precisely why the Buddha said the world states, "The world is bound to the moment, the world is bound to the moment." Everyone says that this world is a place where one works on time. Even today, in a city, we hear this all the time. In offices and other places. Where worldly work is done, the talk is always of efficiency and promptness. When traveling in vehicles, there too, the talk is of promptness. Yet, when it comes to the journey of the Dhamma, the journey in the Dispensation, or meditation, there is no such urgency. Such is the state of affairs in the world. The Buddha's vision is quite different. In short, to establish that mindfulness, we may sometimes have to perform even our daily activities slowly. Diligence (*appamāda*) in the Dhamma means bringing forth mindfulness regarding these very activities. Thus, to bring forth mindfulness, especially in the beginning, one may have to carry out one's postures and activities slowly, like a sick person. Why? Because sense-objects flood in with great rapidity. When these are brought through a narrow gate and made to pass one by one, managing them is easy. For this reason, performing everything slowly, one must gradually gain a deep understanding of them. But if we look at the life stories of those wealthy people holding high positions who are deemed "successful" in daily life, that is not how they have spent their lives. Clinging to a vast array of tasks, losing sleep, and committing various offenses, they have simply accumulated wealth. Yet, the Dhamma does not speak of such things. Leaving behind that vast accumulation of wealth, turning toward a simpler attire, and living by the principle of "simple living and high thinking," one should—even with difficulty—observe the precepts on a poya day or a holiday. Setting aside time for that, one must personally test the truth of the Dhamma proclaimed by the Buddha. One must personally put it into practice. If one spends even a single day in that manner, one can gain an entirely different experience compared to the experiences gathered over a whole lifetime. That is why </w:t>
-      </w:r>
-      <w:r>
-        <w:rPr>
-          <w:rFonts w:ascii="Georgia" w:hAnsi="Georgia"/>
-        </w:rPr>
-        <w:lastRenderedPageBreak/>
-        <w:t>the Buddha declared this Dhamma as "*paccattaṃ veditabbo viññūhi*"—to be personally realized by the wise.</w:t>
+        <w:t>So that moment—that is precisely why the Buddha said the world states, "The world is bound to the moment, the world is bound to the moment." Everyone says that this world is a place where one works on time. Even today, in a city, we hear this all the time. In offices and other places. Where worldly work is done, the talk is always of efficiency and promptness. When traveling in vehicles, there too, the talk is of promptness. Yet, when it comes to the journey of the Dhamma, the journey in the Dispensation, or meditation, there is no such urgency. Such is the state of affairs in the world. The Buddha's vision is quite different. In short, to establish that mindfulness, we may sometimes have to perform even our daily activities slowly. Diligence (*appamāda*) in the Dhamma means bringing forth mindfulness regarding these very activities. Thus, to bring forth mindfulness, especially in the beginning, one may have to carry out one's postures and activities slowly, like a sick person. Why? Because sense-objects flood in with great rapidity. When these are brought through a narrow gate and made to pass one by one, managing them is easy. For this reason, performing everything slowly, one must gradually gain a deep understanding of them. But if we look at the life stories of those wealthy people holding high positions who are deemed "successful" in daily life, that is not how they have spent their lives. Clinging to a vast array of tasks, losing sleep, and committing various offenses, they have simply accumulated wealth. Yet, the Dhamma does not speak of such things. Leaving behind that vast accumulation of wealth, turning toward a simpler attire, and living by the principle of "simple living and high thinking," one should—even with difficulty—observe the precepts on a poya day or a holiday. Setting aside time for that, one must personally test the truth of the Dhamma proclaimed by the Buddha. One must personally put it into practice. If one spends even a single day in that manner, one can gain an entirely different experience compared to the experiences gathered over a whole lifetime. That is why the Buddha declared this Dhamma as "*paccattaṃ veditabbo viññūhi*"—to be personally realized by the wise.</w:t>
       </w:r>
     </w:p>
     <w:p>
       <w:r>
         <w:rPr>
           <w:rFonts w:ascii="Georgia" w:hAnsi="Georgia"/>
+          <w:b w:val="0"/>
+          <w:i w:val="0"/>
+          <w:sz w:val="24"/>
         </w:rPr>
         <w:t>You lay devotees often hear and recite the six qualities describing this Dhamma. "*Svākkhāto*"—well-proclaimed is the Dhamma. Why is it said to be well-proclaimed? This Dhamma is said to be properly proclaimed not merely because the Buddha's Dhamma is sweet, nor only because those words and that teaching are perfectly complete, but because in a deep sense, it is "well-proclaimed" (*svākkhāto*) because one can obtain the results by practicing it. "*Durakkhāta*" means poorly proclaimed. The Buddha stated that in a poorly proclaimed Dhamma, dispensation, or religion, it is the lazy person who lives in comfort. But in a well-proclaimed (*svākkhāta*) Dhamma, one that is properly preached, the Buddha declares that it is the energetic person who lives in comfort. This is a profound idea. That is to say, in a teaching preached in a wrong manner, with wrong views, if a person lives properly according to it, he goes to hell. Therefore, the lazy person lives in comfort there. However, in this well-proclaimed Dhamma, it is the energetic person who can live in comfort, who lives happily. The lazy person lives in misery. The person who does not perform today itself what ought to be done—that task mentioned earlier—will regret it. They will suffer in this life, and they will suffer on their deathbed. Then, in an even more terrifying manner, as expressed by "*nirayamhi samappitā*", they will fall into hell and have to suffer. Furthermore, they will have to seek the help of living relatives, visible or invisible, in various ways. It is because such a state of affairs exists in saṃsāra, in the world, that the Buddha delivered these teachings on many occasions. Such is the quality of "well-proclaimed" (*svākkhāto*) in this Dhamma.</w:t>
       </w:r>
@@ -517,43 +586,31 @@
       <w:r>
         <w:rPr>
           <w:rFonts w:ascii="Georgia" w:hAnsi="Georgia"/>
+          <w:b w:val="0"/>
+          <w:i w:val="0"/>
+          <w:sz w:val="24"/>
         </w:rPr>
-        <w:t xml:space="preserve">"*Sandiṭṭhika*" means that by practicing this Dhamma, one can personally experience and test its efficacy in this very life, in a directly visible manner. The Nibbāna spoken of in the Buddha's Dhamma is not something to be obtained only in a future world. In almost all other teachings, the ultimate goal, the highest attainment, is presented as a state to be reached only after death. Our Buddha alone declared that in this very life—"*diṭṭhe'va dhamme*" means in this present life—the bliss of Nibbāna can be realized, and the ending of the suffering (*dukkha*) of saṃsāra can be accomplished right here. Thus, in that higher sense, it is not only the realization of the paths and fruits of Stream-entry and so forth; even in daily life, as we mentioned earlier, a person who sets aside even a single day, performing movements slowly, maintaining a suitable meditation subject, and testing the truth of those teachings in accordance with that meditation subject, can develop faith (*saddhā*) in the Buddha in a single day. This is not a faith found merely in books, but one arising from within oneself, thinking: "The Buddha has indeed preached such a Dhamma!" That is *sandiṭṭhika* (directly visible). Next, "*akālika*" means that this Dhamma has the nature of yielding results without delay. It is not like a gift that is awarded. In some worldly matters, when someone achieves a certain status, they are given a prize; one has to present one's credentials and wait until the prize is awarded. There is no such thing here. The result comes immediately upon the fulfillment of these conditions. The Buddha demonstrated this in both very simple </w:t>
-      </w:r>
-      <w:r>
-        <w:rPr>
-          <w:rFonts w:ascii="Georgia" w:hAnsi="Georgia"/>
-        </w:rPr>
-        <w:lastRenderedPageBreak/>
-        <w:t>and very profound ways. He explained it in a simple way when a certain Brahmin asked. He inquired: "Venerable Sir, what is the meaning of *sandiṭṭhika*, *akālika*, and *ehipassika*?" The Buddha explained it to him in a way that he could understand, even from his perspective as a Brahmin. "Now, Brahmin, let us say you have greed (*lobha*) regarding something. If, by putting in some effort and understanding the value of generosity, you remove that greed—at that very moment, do you not realize, 'Because of that greed, I suffered so much; now, because I have given up that greed, I have received this much peace'? That is what is meant by *sandiṭṭhika* and *akālika*. The result is obtained right there; there is no need to wait. It is the same with hatred (*dosa*). Now, you get angry with someone; you arouse hatred. When that hatred arises, your face changes completely, becomes distorted, and you suffer a certain pain and dejection because of that hatred. If you remove that hatred through thoughts of loving-kindness (*mettā*) and compassion (*karuṇā*), at that moment a great peace is obtained. You experience it right there. It is the same with delusion (*moha*). If, when delusion arises, you act with established mindfulness, and perform the reflection properly at that moment, the benefit of that wisdom is present right there. This is how it is in a general sense." When viewed in a deep sense, simultaneously with the fulfillment of the Noble Eightfold Path, the fruit of Stream-entry is attained. The Buddha does not have to come and say, "Here, I grant you Stream-entry." There is no such thing. It is declared there that it is inherent in the Dhamma itself, obtained by practicing the Dhamma. "*Akālika*"—it yields results without delay.</w:t>
+        <w:t>"*Sandiṭṭhika*" means that by practicing this Dhamma, one can personally experience and test its efficacy in this very life, in a directly visible manner. The Nibbāna spoken of in the Buddha's Dhamma is not something to be obtained only in a future world. In almost all other teachings, the ultimate goal, the highest attainment, is presented as a state to be reached only after death. Our Buddha alone declared that in this very life—"*diṭṭhe'va dhamme*" means in this present life—the bliss of Nibbāna can be realized, and the ending of the suffering (*dukkha*) of saṃsāra can be accomplished right here. Thus, in that higher sense, it is not only the realization of the paths and fruits of Stream-entry and so forth; even in daily life, as we mentioned earlier, a person who sets aside even a single day, performing movements slowly, maintaining a suitable meditation subject, and testing the truth of those teachings in accordance with that meditation subject, can develop faith (*saddhā*) in the Buddha in a single day. This is not a faith found merely in books, but one arising from within oneself, thinking: "The Buddha has indeed preached such a Dhamma!" That is *sandiṭṭhika* (directly visible). Next, "*akālika*" means that this Dhamma has the nature of yielding results without delay. It is not like a gift that is awarded. In some worldly matters, when someone achieves a certain status, they are given a prize; one has to present one's credentials and wait until the prize is awarded. There is no such thing here. The result comes immediately upon the fulfillment of these conditions. The Buddha demonstrated this in both very simple and very profound ways. He explained it in a simple way when a certain Brahmin asked. He inquired: "Venerable Sir, what is the meaning of *sandiṭṭhika*, *akālika*, and *ehipassika*?" The Buddha explained it to him in a way that he could understand, even from his perspective as a Brahmin. "Now, Brahmin, let us say you have greed (*lobha*) regarding something. If, by putting in some effort and understanding the value of generosity, you remove that greed—at that very moment, do you not realize, 'Because of that greed, I suffered so much; now, because I have given up that greed, I have received this much peace'? That is what is meant by *sandiṭṭhika* and *akālika*. The result is obtained right there; there is no need to wait. It is the same with hatred (*dosa*). Now, you get angry with someone; you arouse hatred. When that hatred arises, your face changes completely, becomes distorted, and you suffer a certain pain and dejection because of that hatred. If you remove that hatred through thoughts of loving-kindness (*mettā*) and compassion (*karuṇā*), at that moment a great peace is obtained. You experience it right there. It is the same with delusion (*moha*). If, when delusion arises, you act with established mindfulness, and perform the reflection properly at that moment, the benefit of that wisdom is present right there. This is how it is in a general sense." When viewed in a deep sense, simultaneously with the fulfillment of the Noble Eightfold Path, the fruit of Stream-entry is attained. The Buddha does not have to come and say, "Here, I grant you Stream-entry." There is no such thing. It is declared there that it is inherent in the Dhamma itself, obtained by practicing the Dhamma. "*Akālika*"—it yields results without delay.</w:t>
       </w:r>
     </w:p>
     <w:p>
       <w:r>
         <w:rPr>
           <w:rFonts w:ascii="Georgia" w:hAnsi="Georgia"/>
+          <w:b w:val="0"/>
+          <w:i w:val="0"/>
+          <w:sz w:val="24"/>
         </w:rPr>
-        <w:t xml:space="preserve">"*Ehipassiko*" means "come and see." It invites one to come and look. It is not the Buddha who says "come and see," but the Dhamma itself. This Dhamma cries out, "Put me into practice and see." Thus, it is the Dhamma that is *ehipassiko* here. "Come and see"—"Come and look, practice and see." It makes an invitation in this manner. "*Opanayiko*" means that the nature of this Dhamma is such that one factor leads to another in a wonderful manner, in accordance with the law of cause and effect. Now, anyone can understand this easily. If a person who held wrong views listens to the Dhamma from the Buddha to develop right view, understands good arguments, understands wholesome and unwholesome actions, and gains some understanding of the Four Noble Truths—at that point, right view (*sammā-diṭṭhi*) arises in that person to a certain extent. Along with that right view, wholesome thoughts arise in him: "Renunciation is good; leaving behind (*nekkhamma*) is good; non-harming is good; loving-kindness is good." In that direction, thoughts of loving-kindness, wholesome thoughts of that nature, arise. That is right intention (*sammā-saṅkappa*). This is why the Buddha declares: "*sammādiṭṭhissa sammāsaṅkappo pahoti*"—in one of right view, right intention, wholesome thoughts, arise naturally, effortlessly, and spontaneously. In that way, instead of remaining bound by stinginess in the household life, ordination—that renunciation (*nekkhamma*)—is seen as something highly valuable. Likewise, turning away from violence and maintaining thoughts of non-harming and compassion is seen as highly valuable. Turning away from hatred, thoughts of loving-kindness. In this way, </w:t>
-      </w:r>
-      <w:r>
-        <w:rPr>
-          <w:rFonts w:ascii="Georgia" w:hAnsi="Georgia"/>
-        </w:rPr>
-        <w:lastRenderedPageBreak/>
-        <w:t xml:space="preserve">through thoughts, that person reaps benefits at that very moment. Here lies "*opanayiko*"—it leads from one stage to another. In one of right view, right intention arises. In one of right intention, appropriate, wholesome speech issues from the mouth. Truthful speech, speech that unites others, gentle speech, and speech in accordance with the Dhamma issue from his mouth. Thus, "*sammāsaṅkappassa sammāvācā pahoti*"—in one of right intention, of wholesome thoughts and aspirations, wholesome speech issues forth precisely because of those wholesome thoughts. Next, "*sammāvācassa sammākammanto pahoti*"—the person who purifies their speech thinks: "I maintain thoughts of renunciation, loving-kindness, and non-harming in this way. That is how I purify my thoughts, and that is how I purify my speech. Therefore, actions like killing living beings, stealing, and sexual misconduct are not fitting for me." Thus, he naturally abstains from them as well. Thereafter, it is not merely a matter of doing this for a day or two, but one shapes one's livelihood—one's lifestyle—according to it, even if some sacrifice is required. Thinking, "These are not things to be observed occasionally only on poya days. I must align my entire livelihood, my whole way of life, with this path," that person makes an effort and refines his right livelihood (*sammā-ājīva*)—a proper way of living. And the person who has established a proper way of living, through his endeavors, next exerts right effort (*sammā-vāyāma*). True effort does not mean engaging in some physical labor until one sweats profusely. What is true energy? It is remaining highly attentive to the mind, preventing unwholesome states that are about to arise, abandoning unwholesome states that have already arisen, bringing forth wholesome states, and consolidating those wholesome states that have arisen within oneself. This is the fourfold effort. This is the energy that arises in a person who makes a certain sacrifice in their livelihood to establish a righteous way of living. Then, through that very effort, as he applies it, he naturally falls into the aforementioned establishments of mindfulness (*satipaṭṭhāna*); the Four Establishments of Mindfulness are fulfilled. For that person is constantly attentive to his own mind, and to the body that acts in accordance with that mind. The body and the mind function in connection with each other. The ordinary person is subordinated to the body and ignores the mind. The Buddha shows that the mind is the forerunner, in accordance with the Dhamma: "*mano pubbaṅgamā dhammā*." Now, in the book called the Dhammapada, presented as the opening for many verses proclaimed by the Buddha, as the door to that treasury of gems, is: "*Mano pubbaṅgamā dhammā, mano seṭṭhā manomayā*"—mind is the forerunner of all things, mind is supreme, they are mind-made. No one can disprove this. Not even a worldly scientist can disprove this. Such is this wonderful teaching. For this reason, the Buddha gave priority to the mind. The Buddha declared: "*cittena nīyati loko*"—the world is led by the mind. It is through the mind that the world thinks about these things. The scientist does his work in the laboratory with the mind. Thus, everything is led by the mind. Even going to the moon is done by the mind. Everything is done by the mind. Some people might misunderstand these things and interpret them in a perverted way. But what is present here is that the mind is primary in everything. </w:t>
-      </w:r>
-      <w:r>
-        <w:rPr>
-          <w:rFonts w:ascii="Georgia" w:hAnsi="Georgia"/>
-        </w:rPr>
-        <w:lastRenderedPageBreak/>
-        <w:t>That statement made by the Buddha is eternally true: "*cittena nīyati loko*." That is why the Buddha gives priority to the mind.</w:t>
+        <w:t>"*Ehipassiko*" means "come and see." It invites one to come and look. It is not the Buddha who says "come and see," but the Dhamma itself. This Dhamma cries out, "Put me into practice and see." Thus, it is the Dhamma that is *ehipassiko* here. "Come and see"—"Come and look, practice and see." It makes an invitation in this manner. "*Opanayiko*" means that the nature of this Dhamma is such that one factor leads to another in a wonderful manner, in accordance with the law of cause and effect. Now, anyone can understand this easily. If a person who held wrong views listens to the Dhamma from the Buddha to develop right view, understands good arguments, understands wholesome and unwholesome actions, and gains some understanding of the Four Noble Truths—at that point, right view (*sammā-diṭṭhi*) arises in that person to a certain extent. Along with that right view, wholesome thoughts arise in him: "Renunciation is good; leaving behind (*nekkhamma*) is good; non-harming is good; loving-kindness is good." In that direction, thoughts of loving-kindness, wholesome thoughts of that nature, arise. That is right intention (*sammā-saṅkappa*). This is why the Buddha declares: "*sammādiṭṭhissa sammāsaṅkappo pahoti*"—in one of right view, right intention, wholesome thoughts, arise naturally, effortlessly, and spontaneously. In that way, instead of remaining bound by stinginess in the household life, ordination—that renunciation (*nekkhamma*)—is seen as something highly valuable. Likewise, turning away from violence and maintaining thoughts of non-harming and compassion is seen as highly valuable. Turning away from hatred, thoughts of loving-kindness. In this way, through thoughts, that person reaps benefits at that very moment. Here lies "*opanayiko*"—it leads from one stage to another. In one of right view, right intention arises. In one of right intention, appropriate, wholesome speech issues from the mouth. Truthful speech, speech that unites others, gentle speech, and speech in accordance with the Dhamma issue from his mouth. Thus, "*sammāsaṅkappassa sammāvācā pahoti*"—in one of right intention, of wholesome thoughts and aspirations, wholesome speech issues forth precisely because of those wholesome thoughts. Next, "*sammāvācassa sammākammanto pahoti*"—the person who purifies their speech thinks: "I maintain thoughts of renunciation, loving-kindness, and non-harming in this way. That is how I purify my thoughts, and that is how I purify my speech. Therefore, actions like killing living beings, stealing, and sexual misconduct are not fitting for me." Thus, he naturally abstains from them as well. Thereafter, it is not merely a matter of doing this for a day or two, but one shapes one's livelihood—one's lifestyle—according to it, even if some sacrifice is required. Thinking, "These are not things to be observed occasionally only on poya days. I must align my entire livelihood, my whole way of life, with this path," that person makes an effort and refines his right livelihood (*sammā-ājīva*)—a proper way of living. And the person who has established a proper way of living, through his endeavors, next exerts right effort (*sammā-vāyāma*). True effort does not mean engaging in some physical labor until one sweats profusely. What is true energy? It is remaining highly attentive to the mind, preventing unwholesome states that are about to arise, abandoning unwholesome states that have already arisen, bringing forth wholesome states, and consolidating those wholesome states that have arisen within oneself. This is the fourfold effort. This is the energy that arises in a person who makes a certain sacrifice in their livelihood to establish a righteous way of living. Then, through that very effort, as he applies it, he naturally falls into the aforementioned establishments of mindfulness (*satipaṭṭhāna*); the Four Establishments of Mindfulness are fulfilled. For that person is constantly attentive to his own mind, and to the body that acts in accordance with that mind. The body and the mind function in connection with each other. The ordinary person is subordinated to the body and ignores the mind. The Buddha shows that the mind is the forerunner, in accordance with the Dhamma: "*mano pubbaṅgamā dhammā*." Now, in the book called the Dhammapada, presented as the opening for many verses proclaimed by the Buddha, as the door to that treasury of gems, is: "*Mano pubbaṅgamā dhammā, mano seṭṭhā manomayā*"—mind is the forerunner of all things, mind is supreme, they are mind-made. No one can disprove this. Not even a worldly scientist can disprove this. Such is this wonderful teaching. For this reason, the Buddha gave priority to the mind. The Buddha declared: "*cittena nīyati loko*"—the world is led by the mind. It is through the mind that the world thinks about these things. The scientist does his work in the laboratory with the mind. Thus, everything is led by the mind. Even going to the moon is done by the mind. Everything is done by the mind. Some people might misunderstand these things and interpret them in a perverted way. But what is present here is that the mind is primary in everything. That statement made by the Buddha is eternally true: "*cittena nīyati loko*." That is why the Buddha gives priority to the mind.</w:t>
       </w:r>
     </w:p>
     <w:p>
       <w:r>
         <w:rPr>
           <w:rFonts w:ascii="Georgia" w:hAnsi="Georgia"/>
+          <w:b w:val="0"/>
+          <w:i w:val="0"/>
+          <w:sz w:val="24"/>
         </w:rPr>
         <w:t>If that proper vision called right view arises in one, the lineage of Dhamma factors arising from there is what is called the Noble Eightfold Path. The Buddha has declared that this practice is superior to all other paths in the entire world. There are all kinds of broad paths in the world, paths where one can travel in comfortable vehicles, various kinds of paths. However, the Buddha declares: "*maggānaṭṭhaṅgiko seṭṭho*"—the path with eight factors is the best. In that way, when this mindfulness is fulfilled through the Four Establishments of Mindfulness, concentration (*samādhi*) naturally grows within such a person. By applying the mind to a single object, just as that sentry applies mindfulness well to each arrival, a certain concentration arises within him, even if only for a brief moment. Thereafter, he is able to sustain it for a longer duration. It is through the fulfillment of this Noble Eightfold Path that one can realize this noble Dhamma of Nibbāna, be freed from all the suffering (*dukkha*) of saṃsāra, and find peace in the deathless bliss of Nibbāna.</w:t>
       </w:r>
@@ -562,6 +619,9 @@
       <w:r>
         <w:rPr>
           <w:rFonts w:ascii="Georgia" w:hAnsi="Georgia"/>
+          <w:b w:val="0"/>
+          <w:i w:val="0"/>
+          <w:sz w:val="24"/>
         </w:rPr>
         <w:t>Therefore, today is a very valuable poya day. It is the day the Buddha set the Wheel of Dhamma in motion. Thus, we must strive to set this Wheel of Dhamma in motion within our own mental continuums to escape from this aforementioned mass of suffering (*dukkha*). Today, on this precious day, you have established yourselves in your respective precepts, or in a noble virtue, and have listened to the Dhamma in this manner for about an hour. During this time, you may have been able to realize those aforementioned Dhamma principles to some extent, according to your own store of merit and capacity of wisdom. In short, had you spent this time on other things, on worldly matters, such a peaceful and pure group of thoughts would not have arisen. The value of the Dhamma, in terms of being *sandiṭṭhika* and *akālika*, must be understood accordingly.</w:t>
       </w:r>
@@ -570,6 +630,9 @@
       <w:r>
         <w:rPr>
           <w:rFonts w:ascii="Georgia" w:hAnsi="Georgia"/>
+          <w:b w:val="0"/>
+          <w:i w:val="0"/>
+          <w:sz w:val="24"/>
         </w:rPr>
         <w:t>Now, by listening to the Dhamma for this long, you lay devotees have gathered a great store of merit. As a benefit, you can realize at this very moment those qualities declared by the Buddha: faith (*saddhā*), energy (*viriya*), mindfulness (*sati*), concentration (*samādhi*), and wisdom (*paññā*). With a certain measure of faith, followed by corresponding energy, you have remained in this posture during this time, established mindfulness accordingly, listened to the Dhamma, and experienced a certain degree of concentration. If a certain understanding of the Dhamma has arisen, wisdom has developed through it. Reflecting in this way, you must firmly resolve to travel along this path of Dhamma, gradually, step by step, and derive the maximum benefit possible from this human life—the maximum benefit from this opportune moment. Making such a resolution, you should aspire: "By the power of the great merits accumulated through listening to the Dhamma, may I gain the strength and power to realize the deathless supreme Nibbāna in this very life, as quickly as possible, through the paths and fruits of Stream-entry, Once-returning, Non-returning, and Arahantship."</w:t>
       </w:r>
@@ -578,8 +641,10 @@
       <w:r>
         <w:rPr>
           <w:rFonts w:ascii="Georgia" w:hAnsi="Georgia"/>
+          <w:b w:val="0"/>
+          <w:i w:val="0"/>
+          <w:sz w:val="24"/>
         </w:rPr>
-        <w:lastRenderedPageBreak/>
         <w:t>Likewise, we must share this accumulated store of merit—the store of merit accumulated by both of us through preaching and listening to the Dhamma—with the devas. May the assembly of devas who protect the Dispensation, and whatever deities reside in this sacred place, joyfully appreciate these merits! May they all realize the supreme deathless Nibbāna through whichever of the three states of awakening (*bodhi*) they have aspired to! May they protect us and the Dispensation! In the same way, may all departed relatives, and all beings from Avīci up to Akaniṭṭha who desire merit and desire Nibbāna, appreciate this merit of our preaching and listening to the Dhamma! Having appreciated it, may they be freed from all suffering (*dukkha*) states and reach happy states, and practicing meditation as quickly as possible, find peace in the supreme deathless Nibbāna! With this aspiration, recite these verses to share the merit:</w:t>
       </w:r>
     </w:p>
@@ -587,10 +652,19 @@
       <w:r>
         <w:rPr>
           <w:rFonts w:ascii="Georgia" w:hAnsi="Georgia"/>
+          <w:b w:val="0"/>
+          <w:i w:val="0"/>
+          <w:sz w:val="24"/>
         </w:rPr>
         <w:t>“*Ettāvatā ca amhehi.........*”</w:t>
       </w:r>
     </w:p>
+    <w:sectPr>
+      <w:pgSz w:w="12240" w:h="15840"/>
+      <w:pgMar w:top="1440" w:right="1800" w:bottom="1440" w:left="1800" w:header="720" w:footer="720" w:gutter="0"/>
+      <w:cols w:space="720"/>
+      <w:docGrid w:linePitch="360"/>
+    </w:sectPr>
   </w:body>
 </w:document>
 </file>
